--- a/docs/parflm/Deep_Dive_into_the_PARFLM_Codebase.docx
+++ b/docs/parflm/Deep_Dive_into_the_PARFLM_Codebase.docx
@@ -51,13 +51,15 @@
       <w:pPr>
         <w:rPr>
           <w:rFonts w:ascii="Consolas" w:hAnsi="Consolas" w:cs="Consolas"/>
-          <w:sz w:val="17"/>
-          <w:szCs w:val="17"/>
-        </w:rPr>
-      </w:pPr>
-      <w:r>
-        <w:rPr>
-          <w:rFonts w:ascii="Consolas" w:hAnsi="Consolas" w:cs="Consolas"/>
+          <w:color w:val="538135" w:themeColor="accent6" w:themeShade="BF"/>
+          <w:sz w:val="17"/>
+          <w:szCs w:val="17"/>
+        </w:rPr>
+      </w:pPr>
+      <w:r>
+        <w:rPr>
+          <w:rFonts w:ascii="Consolas" w:hAnsi="Consolas" w:cs="Consolas"/>
+          <w:color w:val="538135" w:themeColor="accent6" w:themeShade="BF"/>
           <w:sz w:val="17"/>
           <w:szCs w:val="17"/>
         </w:rPr>
@@ -68,13 +70,15 @@
       <w:pPr>
         <w:rPr>
           <w:rFonts w:ascii="Consolas" w:hAnsi="Consolas" w:cs="Consolas"/>
-          <w:sz w:val="17"/>
-          <w:szCs w:val="17"/>
-        </w:rPr>
-      </w:pPr>
-      <w:r>
-        <w:rPr>
-          <w:rFonts w:ascii="Consolas" w:hAnsi="Consolas" w:cs="Consolas"/>
+          <w:color w:val="538135" w:themeColor="accent6" w:themeShade="BF"/>
+          <w:sz w:val="17"/>
+          <w:szCs w:val="17"/>
+        </w:rPr>
+      </w:pPr>
+      <w:r>
+        <w:rPr>
+          <w:rFonts w:ascii="Consolas" w:hAnsi="Consolas" w:cs="Consolas"/>
+          <w:color w:val="538135" w:themeColor="accent6" w:themeShade="BF"/>
           <w:sz w:val="17"/>
           <w:szCs w:val="17"/>
         </w:rPr>
@@ -85,22 +89,25 @@
       <w:pPr>
         <w:rPr>
           <w:rFonts w:ascii="Consolas" w:hAnsi="Consolas" w:cs="Consolas"/>
-          <w:sz w:val="17"/>
-          <w:szCs w:val="17"/>
-        </w:rPr>
-      </w:pPr>
-    </w:p>
-    <w:p>
-      <w:pPr>
-        <w:rPr>
-          <w:rFonts w:ascii="Consolas" w:hAnsi="Consolas" w:cs="Consolas"/>
-          <w:sz w:val="17"/>
-          <w:szCs w:val="17"/>
-        </w:rPr>
-      </w:pPr>
-      <w:r>
-        <w:rPr>
-          <w:rFonts w:ascii="Consolas" w:hAnsi="Consolas" w:cs="Consolas"/>
+          <w:color w:val="538135" w:themeColor="accent6" w:themeShade="BF"/>
+          <w:sz w:val="17"/>
+          <w:szCs w:val="17"/>
+        </w:rPr>
+      </w:pPr>
+    </w:p>
+    <w:p>
+      <w:pPr>
+        <w:rPr>
+          <w:rFonts w:ascii="Consolas" w:hAnsi="Consolas" w:cs="Consolas"/>
+          <w:color w:val="538135" w:themeColor="accent6" w:themeShade="BF"/>
+          <w:sz w:val="17"/>
+          <w:szCs w:val="17"/>
+        </w:rPr>
+      </w:pPr>
+      <w:r>
+        <w:rPr>
+          <w:rFonts w:ascii="Consolas" w:hAnsi="Consolas" w:cs="Consolas"/>
+          <w:color w:val="538135" w:themeColor="accent6" w:themeShade="BF"/>
           <w:sz w:val="17"/>
           <w:szCs w:val="17"/>
         </w:rPr>
@@ -111,22 +118,25 @@
       <w:pPr>
         <w:rPr>
           <w:rFonts w:ascii="Consolas" w:hAnsi="Consolas" w:cs="Consolas"/>
-          <w:sz w:val="17"/>
-          <w:szCs w:val="17"/>
-        </w:rPr>
-      </w:pPr>
-    </w:p>
-    <w:p>
-      <w:pPr>
-        <w:rPr>
-          <w:rFonts w:ascii="Consolas" w:hAnsi="Consolas" w:cs="Consolas"/>
-          <w:sz w:val="17"/>
-          <w:szCs w:val="17"/>
-        </w:rPr>
-      </w:pPr>
-      <w:r>
-        <w:rPr>
-          <w:rFonts w:ascii="Consolas" w:hAnsi="Consolas" w:cs="Consolas"/>
+          <w:color w:val="538135" w:themeColor="accent6" w:themeShade="BF"/>
+          <w:sz w:val="17"/>
+          <w:szCs w:val="17"/>
+        </w:rPr>
+      </w:pPr>
+    </w:p>
+    <w:p>
+      <w:pPr>
+        <w:rPr>
+          <w:rFonts w:ascii="Consolas" w:hAnsi="Consolas" w:cs="Consolas"/>
+          <w:color w:val="538135" w:themeColor="accent6" w:themeShade="BF"/>
+          <w:sz w:val="17"/>
+          <w:szCs w:val="17"/>
+        </w:rPr>
+      </w:pPr>
+      <w:r>
+        <w:rPr>
+          <w:rFonts w:ascii="Consolas" w:hAnsi="Consolas" w:cs="Consolas"/>
+          <w:color w:val="538135" w:themeColor="accent6" w:themeShade="BF"/>
           <w:sz w:val="17"/>
           <w:szCs w:val="17"/>
         </w:rPr>
@@ -137,13 +147,15 @@
       <w:pPr>
         <w:rPr>
           <w:rFonts w:ascii="Consolas" w:hAnsi="Consolas" w:cs="Consolas"/>
-          <w:sz w:val="17"/>
-          <w:szCs w:val="17"/>
-        </w:rPr>
-      </w:pPr>
-      <w:r>
-        <w:rPr>
-          <w:rFonts w:ascii="Consolas" w:hAnsi="Consolas" w:cs="Consolas"/>
+          <w:color w:val="538135" w:themeColor="accent6" w:themeShade="BF"/>
+          <w:sz w:val="17"/>
+          <w:szCs w:val="17"/>
+        </w:rPr>
+      </w:pPr>
+      <w:r>
+        <w:rPr>
+          <w:rFonts w:ascii="Consolas" w:hAnsi="Consolas" w:cs="Consolas"/>
+          <w:color w:val="538135" w:themeColor="accent6" w:themeShade="BF"/>
           <w:sz w:val="17"/>
           <w:szCs w:val="17"/>
         </w:rPr>
@@ -154,13 +166,15 @@
       <w:pPr>
         <w:rPr>
           <w:rFonts w:ascii="Consolas" w:hAnsi="Consolas" w:cs="Consolas"/>
-          <w:sz w:val="17"/>
-          <w:szCs w:val="17"/>
-        </w:rPr>
-      </w:pPr>
-      <w:r>
-        <w:rPr>
-          <w:rFonts w:ascii="Consolas" w:hAnsi="Consolas" w:cs="Consolas"/>
+          <w:color w:val="538135" w:themeColor="accent6" w:themeShade="BF"/>
+          <w:sz w:val="17"/>
+          <w:szCs w:val="17"/>
+        </w:rPr>
+      </w:pPr>
+      <w:r>
+        <w:rPr>
+          <w:rFonts w:ascii="Consolas" w:hAnsi="Consolas" w:cs="Consolas"/>
+          <w:color w:val="538135" w:themeColor="accent6" w:themeShade="BF"/>
           <w:sz w:val="17"/>
           <w:szCs w:val="17"/>
         </w:rPr>
@@ -171,13 +185,15 @@
       <w:pPr>
         <w:rPr>
           <w:rFonts w:ascii="Consolas" w:hAnsi="Consolas" w:cs="Consolas"/>
-          <w:sz w:val="17"/>
-          <w:szCs w:val="17"/>
-        </w:rPr>
-      </w:pPr>
-      <w:r>
-        <w:rPr>
-          <w:rFonts w:ascii="Consolas" w:hAnsi="Consolas" w:cs="Consolas"/>
+          <w:color w:val="538135" w:themeColor="accent6" w:themeShade="BF"/>
+          <w:sz w:val="17"/>
+          <w:szCs w:val="17"/>
+        </w:rPr>
+      </w:pPr>
+      <w:r>
+        <w:rPr>
+          <w:rFonts w:ascii="Consolas" w:hAnsi="Consolas" w:cs="Consolas"/>
+          <w:color w:val="538135" w:themeColor="accent6" w:themeShade="BF"/>
           <w:sz w:val="17"/>
           <w:szCs w:val="17"/>
         </w:rPr>
@@ -188,22 +204,25 @@
       <w:pPr>
         <w:rPr>
           <w:rFonts w:ascii="Consolas" w:hAnsi="Consolas" w:cs="Consolas"/>
-          <w:sz w:val="17"/>
-          <w:szCs w:val="17"/>
-        </w:rPr>
-      </w:pPr>
-    </w:p>
-    <w:p>
-      <w:pPr>
-        <w:rPr>
-          <w:rFonts w:ascii="Consolas" w:hAnsi="Consolas" w:cs="Consolas"/>
-          <w:sz w:val="17"/>
-          <w:szCs w:val="17"/>
-        </w:rPr>
-      </w:pPr>
-      <w:r>
-        <w:rPr>
-          <w:rFonts w:ascii="Consolas" w:hAnsi="Consolas" w:cs="Consolas"/>
+          <w:color w:val="538135" w:themeColor="accent6" w:themeShade="BF"/>
+          <w:sz w:val="17"/>
+          <w:szCs w:val="17"/>
+        </w:rPr>
+      </w:pPr>
+    </w:p>
+    <w:p>
+      <w:pPr>
+        <w:rPr>
+          <w:rFonts w:ascii="Consolas" w:hAnsi="Consolas" w:cs="Consolas"/>
+          <w:color w:val="538135" w:themeColor="accent6" w:themeShade="BF"/>
+          <w:sz w:val="17"/>
+          <w:szCs w:val="17"/>
+        </w:rPr>
+      </w:pPr>
+      <w:r>
+        <w:rPr>
+          <w:rFonts w:ascii="Consolas" w:hAnsi="Consolas" w:cs="Consolas"/>
+          <w:color w:val="538135" w:themeColor="accent6" w:themeShade="BF"/>
           <w:sz w:val="17"/>
           <w:szCs w:val="17"/>
         </w:rPr>
@@ -214,13 +233,15 @@
       <w:pPr>
         <w:rPr>
           <w:rFonts w:ascii="Consolas" w:hAnsi="Consolas" w:cs="Consolas"/>
-          <w:sz w:val="17"/>
-          <w:szCs w:val="17"/>
-        </w:rPr>
-      </w:pPr>
-      <w:r>
-        <w:rPr>
-          <w:rFonts w:ascii="Consolas" w:hAnsi="Consolas" w:cs="Consolas"/>
+          <w:color w:val="538135" w:themeColor="accent6" w:themeShade="BF"/>
+          <w:sz w:val="17"/>
+          <w:szCs w:val="17"/>
+        </w:rPr>
+      </w:pPr>
+      <w:r>
+        <w:rPr>
+          <w:rFonts w:ascii="Consolas" w:hAnsi="Consolas" w:cs="Consolas"/>
+          <w:color w:val="538135" w:themeColor="accent6" w:themeShade="BF"/>
           <w:sz w:val="17"/>
           <w:szCs w:val="17"/>
         </w:rPr>
@@ -231,13 +252,15 @@
       <w:pPr>
         <w:rPr>
           <w:rFonts w:ascii="Consolas" w:hAnsi="Consolas" w:cs="Consolas"/>
-          <w:sz w:val="17"/>
-          <w:szCs w:val="17"/>
-        </w:rPr>
-      </w:pPr>
-      <w:r>
-        <w:rPr>
-          <w:rFonts w:ascii="Consolas" w:hAnsi="Consolas" w:cs="Consolas"/>
+          <w:color w:val="538135" w:themeColor="accent6" w:themeShade="BF"/>
+          <w:sz w:val="17"/>
+          <w:szCs w:val="17"/>
+        </w:rPr>
+      </w:pPr>
+      <w:r>
+        <w:rPr>
+          <w:rFonts w:ascii="Consolas" w:hAnsi="Consolas" w:cs="Consolas"/>
+          <w:color w:val="538135" w:themeColor="accent6" w:themeShade="BF"/>
           <w:sz w:val="17"/>
           <w:szCs w:val="17"/>
         </w:rPr>
@@ -248,22 +271,25 @@
       <w:pPr>
         <w:rPr>
           <w:rFonts w:ascii="Consolas" w:hAnsi="Consolas" w:cs="Consolas"/>
-          <w:sz w:val="17"/>
-          <w:szCs w:val="17"/>
-        </w:rPr>
-      </w:pPr>
-    </w:p>
-    <w:p>
-      <w:pPr>
-        <w:rPr>
-          <w:rFonts w:ascii="Consolas" w:hAnsi="Consolas" w:cs="Consolas"/>
-          <w:sz w:val="17"/>
-          <w:szCs w:val="17"/>
-        </w:rPr>
-      </w:pPr>
-      <w:r>
-        <w:rPr>
-          <w:rFonts w:ascii="Consolas" w:hAnsi="Consolas" w:cs="Consolas"/>
+          <w:color w:val="538135" w:themeColor="accent6" w:themeShade="BF"/>
+          <w:sz w:val="17"/>
+          <w:szCs w:val="17"/>
+        </w:rPr>
+      </w:pPr>
+    </w:p>
+    <w:p>
+      <w:pPr>
+        <w:rPr>
+          <w:rFonts w:ascii="Consolas" w:hAnsi="Consolas" w:cs="Consolas"/>
+          <w:color w:val="538135" w:themeColor="accent6" w:themeShade="BF"/>
+          <w:sz w:val="17"/>
+          <w:szCs w:val="17"/>
+        </w:rPr>
+      </w:pPr>
+      <w:r>
+        <w:rPr>
+          <w:rFonts w:ascii="Consolas" w:hAnsi="Consolas" w:cs="Consolas"/>
+          <w:color w:val="538135" w:themeColor="accent6" w:themeShade="BF"/>
           <w:sz w:val="17"/>
           <w:szCs w:val="17"/>
         </w:rPr>
@@ -274,13 +300,15 @@
       <w:pPr>
         <w:rPr>
           <w:rFonts w:ascii="Consolas" w:hAnsi="Consolas" w:cs="Consolas"/>
-          <w:sz w:val="17"/>
-          <w:szCs w:val="17"/>
-        </w:rPr>
-      </w:pPr>
-      <w:r>
-        <w:rPr>
-          <w:rFonts w:ascii="Consolas" w:hAnsi="Consolas" w:cs="Consolas"/>
+          <w:color w:val="538135" w:themeColor="accent6" w:themeShade="BF"/>
+          <w:sz w:val="17"/>
+          <w:szCs w:val="17"/>
+        </w:rPr>
+      </w:pPr>
+      <w:r>
+        <w:rPr>
+          <w:rFonts w:ascii="Consolas" w:hAnsi="Consolas" w:cs="Consolas"/>
+          <w:color w:val="538135" w:themeColor="accent6" w:themeShade="BF"/>
           <w:sz w:val="17"/>
           <w:szCs w:val="17"/>
         </w:rPr>
@@ -291,22 +319,25 @@
       <w:pPr>
         <w:rPr>
           <w:rFonts w:ascii="Consolas" w:hAnsi="Consolas" w:cs="Consolas"/>
-          <w:sz w:val="17"/>
-          <w:szCs w:val="17"/>
-        </w:rPr>
-      </w:pPr>
-    </w:p>
-    <w:p>
-      <w:pPr>
-        <w:rPr>
-          <w:rFonts w:ascii="Consolas" w:hAnsi="Consolas" w:cs="Consolas"/>
-          <w:sz w:val="17"/>
-          <w:szCs w:val="17"/>
-        </w:rPr>
-      </w:pPr>
-      <w:r>
-        <w:rPr>
-          <w:rFonts w:ascii="Consolas" w:hAnsi="Consolas" w:cs="Consolas"/>
+          <w:color w:val="538135" w:themeColor="accent6" w:themeShade="BF"/>
+          <w:sz w:val="17"/>
+          <w:szCs w:val="17"/>
+        </w:rPr>
+      </w:pPr>
+    </w:p>
+    <w:p>
+      <w:pPr>
+        <w:rPr>
+          <w:rFonts w:ascii="Consolas" w:hAnsi="Consolas" w:cs="Consolas"/>
+          <w:color w:val="538135" w:themeColor="accent6" w:themeShade="BF"/>
+          <w:sz w:val="17"/>
+          <w:szCs w:val="17"/>
+        </w:rPr>
+      </w:pPr>
+      <w:r>
+        <w:rPr>
+          <w:rFonts w:ascii="Consolas" w:hAnsi="Consolas" w:cs="Consolas"/>
+          <w:color w:val="538135" w:themeColor="accent6" w:themeShade="BF"/>
           <w:sz w:val="17"/>
           <w:szCs w:val="17"/>
         </w:rPr>
@@ -317,13 +348,15 @@
       <w:pPr>
         <w:rPr>
           <w:rFonts w:ascii="Consolas" w:hAnsi="Consolas" w:cs="Consolas"/>
-          <w:sz w:val="17"/>
-          <w:szCs w:val="17"/>
-        </w:rPr>
-      </w:pPr>
-      <w:r>
-        <w:rPr>
-          <w:rFonts w:ascii="Consolas" w:hAnsi="Consolas" w:cs="Consolas"/>
+          <w:color w:val="538135" w:themeColor="accent6" w:themeShade="BF"/>
+          <w:sz w:val="17"/>
+          <w:szCs w:val="17"/>
+        </w:rPr>
+      </w:pPr>
+      <w:r>
+        <w:rPr>
+          <w:rFonts w:ascii="Consolas" w:hAnsi="Consolas" w:cs="Consolas"/>
+          <w:color w:val="538135" w:themeColor="accent6" w:themeShade="BF"/>
           <w:sz w:val="17"/>
           <w:szCs w:val="17"/>
         </w:rPr>
@@ -332,6 +365,7 @@
       <w:r>
         <w:rPr>
           <w:rFonts w:ascii="Cambria Math" w:hAnsi="Cambria Math" w:cs="Cambria Math"/>
+          <w:color w:val="538135" w:themeColor="accent6" w:themeShade="BF"/>
           <w:sz w:val="17"/>
           <w:szCs w:val="17"/>
         </w:rPr>
@@ -340,6 +374,7 @@
       <w:r>
         <w:rPr>
           <w:rFonts w:ascii="Consolas" w:hAnsi="Consolas" w:cs="Consolas"/>
+          <w:color w:val="538135" w:themeColor="accent6" w:themeShade="BF"/>
           <w:sz w:val="17"/>
           <w:szCs w:val="17"/>
         </w:rPr>
@@ -348,6 +383,7 @@
       <w:r>
         <w:rPr>
           <w:rFonts w:ascii="Cambria Math" w:hAnsi="Cambria Math" w:cs="Cambria Math"/>
+          <w:color w:val="538135" w:themeColor="accent6" w:themeShade="BF"/>
           <w:sz w:val="17"/>
           <w:szCs w:val="17"/>
         </w:rPr>
@@ -356,6 +392,7 @@
       <w:r>
         <w:rPr>
           <w:rFonts w:ascii="Consolas" w:hAnsi="Consolas" w:cs="Consolas"/>
+          <w:color w:val="538135" w:themeColor="accent6" w:themeShade="BF"/>
           <w:sz w:val="17"/>
           <w:szCs w:val="17"/>
         </w:rPr>
@@ -366,13 +403,15 @@
       <w:pPr>
         <w:rPr>
           <w:rFonts w:ascii="Consolas" w:hAnsi="Consolas" w:cs="Consolas"/>
-          <w:sz w:val="17"/>
-          <w:szCs w:val="17"/>
-        </w:rPr>
-      </w:pPr>
-      <w:r>
-        <w:rPr>
-          <w:rFonts w:ascii="Consolas" w:hAnsi="Consolas" w:cs="Consolas"/>
+          <w:color w:val="538135" w:themeColor="accent6" w:themeShade="BF"/>
+          <w:sz w:val="17"/>
+          <w:szCs w:val="17"/>
+        </w:rPr>
+      </w:pPr>
+      <w:r>
+        <w:rPr>
+          <w:rFonts w:ascii="Consolas" w:hAnsi="Consolas" w:cs="Consolas"/>
+          <w:color w:val="538135" w:themeColor="accent6" w:themeShade="BF"/>
           <w:sz w:val="17"/>
           <w:szCs w:val="17"/>
         </w:rPr>
@@ -381,6 +420,7 @@
       <w:r>
         <w:rPr>
           <w:rFonts w:ascii="Cambria Math" w:hAnsi="Cambria Math" w:cs="Cambria Math"/>
+          <w:color w:val="538135" w:themeColor="accent6" w:themeShade="BF"/>
           <w:sz w:val="17"/>
           <w:szCs w:val="17"/>
         </w:rPr>
@@ -389,6 +429,7 @@
       <w:r>
         <w:rPr>
           <w:rFonts w:ascii="Consolas" w:hAnsi="Consolas" w:cs="Consolas"/>
+          <w:color w:val="538135" w:themeColor="accent6" w:themeShade="BF"/>
           <w:sz w:val="17"/>
           <w:szCs w:val="17"/>
         </w:rPr>
@@ -397,6 +438,7 @@
       <w:r>
         <w:rPr>
           <w:rFonts w:ascii="Cambria Math" w:hAnsi="Cambria Math" w:cs="Cambria Math"/>
+          <w:color w:val="538135" w:themeColor="accent6" w:themeShade="BF"/>
           <w:sz w:val="17"/>
           <w:szCs w:val="17"/>
         </w:rPr>
@@ -405,6 +447,7 @@
       <w:r>
         <w:rPr>
           <w:rFonts w:ascii="Consolas" w:hAnsi="Consolas" w:cs="Consolas"/>
+          <w:color w:val="538135" w:themeColor="accent6" w:themeShade="BF"/>
           <w:sz w:val="17"/>
           <w:szCs w:val="17"/>
         </w:rPr>
@@ -413,6 +456,7 @@
       <w:r>
         <w:rPr>
           <w:rFonts w:ascii="Cambria Math" w:hAnsi="Cambria Math" w:cs="Cambria Math"/>
+          <w:color w:val="538135" w:themeColor="accent6" w:themeShade="BF"/>
           <w:sz w:val="17"/>
           <w:szCs w:val="17"/>
         </w:rPr>
@@ -421,6 +465,7 @@
       <w:r>
         <w:rPr>
           <w:rFonts w:ascii="Consolas" w:hAnsi="Consolas" w:cs="Consolas"/>
+          <w:color w:val="538135" w:themeColor="accent6" w:themeShade="BF"/>
           <w:sz w:val="17"/>
           <w:szCs w:val="17"/>
         </w:rPr>
@@ -431,13 +476,15 @@
       <w:pPr>
         <w:rPr>
           <w:rFonts w:ascii="Consolas" w:hAnsi="Consolas" w:cs="Consolas"/>
-          <w:sz w:val="17"/>
-          <w:szCs w:val="17"/>
-        </w:rPr>
-      </w:pPr>
-      <w:r>
-        <w:rPr>
-          <w:rFonts w:ascii="Consolas" w:hAnsi="Consolas" w:cs="Consolas"/>
+          <w:color w:val="538135" w:themeColor="accent6" w:themeShade="BF"/>
+          <w:sz w:val="17"/>
+          <w:szCs w:val="17"/>
+        </w:rPr>
+      </w:pPr>
+      <w:r>
+        <w:rPr>
+          <w:rFonts w:ascii="Consolas" w:hAnsi="Consolas" w:cs="Consolas"/>
+          <w:color w:val="538135" w:themeColor="accent6" w:themeShade="BF"/>
           <w:sz w:val="17"/>
           <w:szCs w:val="17"/>
         </w:rPr>
@@ -448,13 +495,15 @@
       <w:pPr>
         <w:rPr>
           <w:rFonts w:ascii="Consolas" w:hAnsi="Consolas" w:cs="Consolas"/>
-          <w:sz w:val="17"/>
-          <w:szCs w:val="17"/>
-        </w:rPr>
-      </w:pPr>
-      <w:r>
-        <w:rPr>
-          <w:rFonts w:ascii="Consolas" w:hAnsi="Consolas" w:cs="Consolas"/>
+          <w:color w:val="538135" w:themeColor="accent6" w:themeShade="BF"/>
+          <w:sz w:val="17"/>
+          <w:szCs w:val="17"/>
+        </w:rPr>
+      </w:pPr>
+      <w:r>
+        <w:rPr>
+          <w:rFonts w:ascii="Consolas" w:hAnsi="Consolas" w:cs="Consolas"/>
+          <w:color w:val="538135" w:themeColor="accent6" w:themeShade="BF"/>
           <w:sz w:val="17"/>
           <w:szCs w:val="17"/>
         </w:rPr>
@@ -463,6 +512,7 @@
       <w:r>
         <w:rPr>
           <w:rFonts w:ascii="Cambria Math" w:hAnsi="Cambria Math" w:cs="Cambria Math"/>
+          <w:color w:val="538135" w:themeColor="accent6" w:themeShade="BF"/>
           <w:sz w:val="17"/>
           <w:szCs w:val="17"/>
         </w:rPr>
@@ -471,6 +521,7 @@
       <w:r>
         <w:rPr>
           <w:rFonts w:ascii="Consolas" w:hAnsi="Consolas" w:cs="Consolas"/>
+          <w:color w:val="538135" w:themeColor="accent6" w:themeShade="BF"/>
           <w:sz w:val="17"/>
           <w:szCs w:val="17"/>
         </w:rPr>
@@ -481,13 +532,15 @@
       <w:pPr>
         <w:rPr>
           <w:rFonts w:ascii="Consolas" w:hAnsi="Consolas" w:cs="Consolas"/>
-          <w:sz w:val="17"/>
-          <w:szCs w:val="17"/>
-        </w:rPr>
-      </w:pPr>
-      <w:r>
-        <w:rPr>
-          <w:rFonts w:ascii="Consolas" w:hAnsi="Consolas" w:cs="Consolas"/>
+          <w:color w:val="538135" w:themeColor="accent6" w:themeShade="BF"/>
+          <w:sz w:val="17"/>
+          <w:szCs w:val="17"/>
+        </w:rPr>
+      </w:pPr>
+      <w:r>
+        <w:rPr>
+          <w:rFonts w:ascii="Consolas" w:hAnsi="Consolas" w:cs="Consolas"/>
+          <w:color w:val="538135" w:themeColor="accent6" w:themeShade="BF"/>
           <w:sz w:val="17"/>
           <w:szCs w:val="17"/>
         </w:rPr>
@@ -498,22 +551,25 @@
       <w:pPr>
         <w:rPr>
           <w:rFonts w:ascii="Consolas" w:hAnsi="Consolas" w:cs="Consolas"/>
-          <w:sz w:val="17"/>
-          <w:szCs w:val="17"/>
-        </w:rPr>
-      </w:pPr>
-    </w:p>
-    <w:p>
-      <w:pPr>
-        <w:rPr>
-          <w:rFonts w:ascii="Consolas" w:hAnsi="Consolas" w:cs="Consolas"/>
-          <w:sz w:val="17"/>
-          <w:szCs w:val="17"/>
-        </w:rPr>
-      </w:pPr>
-      <w:r>
-        <w:rPr>
-          <w:rFonts w:ascii="Consolas" w:hAnsi="Consolas" w:cs="Consolas"/>
+          <w:color w:val="538135" w:themeColor="accent6" w:themeShade="BF"/>
+          <w:sz w:val="17"/>
+          <w:szCs w:val="17"/>
+        </w:rPr>
+      </w:pPr>
+    </w:p>
+    <w:p>
+      <w:pPr>
+        <w:rPr>
+          <w:rFonts w:ascii="Consolas" w:hAnsi="Consolas" w:cs="Consolas"/>
+          <w:color w:val="538135" w:themeColor="accent6" w:themeShade="BF"/>
+          <w:sz w:val="17"/>
+          <w:szCs w:val="17"/>
+        </w:rPr>
+      </w:pPr>
+      <w:r>
+        <w:rPr>
+          <w:rFonts w:ascii="Consolas" w:hAnsi="Consolas" w:cs="Consolas"/>
+          <w:color w:val="538135" w:themeColor="accent6" w:themeShade="BF"/>
           <w:sz w:val="17"/>
           <w:szCs w:val="17"/>
         </w:rPr>
@@ -524,13 +580,15 @@
       <w:pPr>
         <w:rPr>
           <w:rFonts w:ascii="Consolas" w:hAnsi="Consolas" w:cs="Consolas"/>
-          <w:sz w:val="17"/>
-          <w:szCs w:val="17"/>
-        </w:rPr>
-      </w:pPr>
-      <w:r>
-        <w:rPr>
-          <w:rFonts w:ascii="Consolas" w:hAnsi="Consolas" w:cs="Consolas"/>
+          <w:color w:val="538135" w:themeColor="accent6" w:themeShade="BF"/>
+          <w:sz w:val="17"/>
+          <w:szCs w:val="17"/>
+        </w:rPr>
+      </w:pPr>
+      <w:r>
+        <w:rPr>
+          <w:rFonts w:ascii="Consolas" w:hAnsi="Consolas" w:cs="Consolas"/>
+          <w:color w:val="538135" w:themeColor="accent6" w:themeShade="BF"/>
           <w:sz w:val="17"/>
           <w:szCs w:val="17"/>
         </w:rPr>
@@ -541,13 +599,15 @@
       <w:pPr>
         <w:rPr>
           <w:rFonts w:ascii="Consolas" w:hAnsi="Consolas" w:cs="Consolas"/>
-          <w:sz w:val="17"/>
-          <w:szCs w:val="17"/>
-        </w:rPr>
-      </w:pPr>
-      <w:r>
-        <w:rPr>
-          <w:rFonts w:ascii="Consolas" w:hAnsi="Consolas" w:cs="Consolas"/>
+          <w:color w:val="538135" w:themeColor="accent6" w:themeShade="BF"/>
+          <w:sz w:val="17"/>
+          <w:szCs w:val="17"/>
+        </w:rPr>
+      </w:pPr>
+      <w:r>
+        <w:rPr>
+          <w:rFonts w:ascii="Consolas" w:hAnsi="Consolas" w:cs="Consolas"/>
+          <w:color w:val="538135" w:themeColor="accent6" w:themeShade="BF"/>
           <w:sz w:val="17"/>
           <w:szCs w:val="17"/>
         </w:rPr>
@@ -558,13 +618,15 @@
       <w:pPr>
         <w:rPr>
           <w:rFonts w:ascii="Consolas" w:hAnsi="Consolas" w:cs="Consolas"/>
-          <w:sz w:val="17"/>
-          <w:szCs w:val="17"/>
-        </w:rPr>
-      </w:pPr>
-      <w:r>
-        <w:rPr>
-          <w:rFonts w:ascii="Consolas" w:hAnsi="Consolas" w:cs="Consolas"/>
+          <w:color w:val="538135" w:themeColor="accent6" w:themeShade="BF"/>
+          <w:sz w:val="17"/>
+          <w:szCs w:val="17"/>
+        </w:rPr>
+      </w:pPr>
+      <w:r>
+        <w:rPr>
+          <w:rFonts w:ascii="Consolas" w:hAnsi="Consolas" w:cs="Consolas"/>
+          <w:color w:val="538135" w:themeColor="accent6" w:themeShade="BF"/>
           <w:sz w:val="17"/>
           <w:szCs w:val="17"/>
         </w:rPr>
@@ -575,22 +637,25 @@
       <w:pPr>
         <w:rPr>
           <w:rFonts w:ascii="Consolas" w:hAnsi="Consolas" w:cs="Consolas"/>
-          <w:sz w:val="17"/>
-          <w:szCs w:val="17"/>
-        </w:rPr>
-      </w:pPr>
-    </w:p>
-    <w:p>
-      <w:pPr>
-        <w:rPr>
-          <w:rFonts w:ascii="Consolas" w:hAnsi="Consolas" w:cs="Consolas"/>
-          <w:sz w:val="17"/>
-          <w:szCs w:val="17"/>
-        </w:rPr>
-      </w:pPr>
-      <w:r>
-        <w:rPr>
-          <w:rFonts w:ascii="Consolas" w:hAnsi="Consolas" w:cs="Consolas"/>
+          <w:color w:val="538135" w:themeColor="accent6" w:themeShade="BF"/>
+          <w:sz w:val="17"/>
+          <w:szCs w:val="17"/>
+        </w:rPr>
+      </w:pPr>
+    </w:p>
+    <w:p>
+      <w:pPr>
+        <w:rPr>
+          <w:rFonts w:ascii="Consolas" w:hAnsi="Consolas" w:cs="Consolas"/>
+          <w:color w:val="538135" w:themeColor="accent6" w:themeShade="BF"/>
+          <w:sz w:val="17"/>
+          <w:szCs w:val="17"/>
+        </w:rPr>
+      </w:pPr>
+      <w:r>
+        <w:rPr>
+          <w:rFonts w:ascii="Consolas" w:hAnsi="Consolas" w:cs="Consolas"/>
+          <w:color w:val="538135" w:themeColor="accent6" w:themeShade="BF"/>
           <w:sz w:val="17"/>
           <w:szCs w:val="17"/>
         </w:rPr>
@@ -601,13 +666,15 @@
       <w:pPr>
         <w:rPr>
           <w:rFonts w:ascii="Consolas" w:hAnsi="Consolas" w:cs="Consolas"/>
-          <w:sz w:val="17"/>
-          <w:szCs w:val="17"/>
-        </w:rPr>
-      </w:pPr>
-      <w:r>
-        <w:rPr>
-          <w:rFonts w:ascii="Consolas" w:hAnsi="Consolas" w:cs="Consolas"/>
+          <w:color w:val="538135" w:themeColor="accent6" w:themeShade="BF"/>
+          <w:sz w:val="17"/>
+          <w:szCs w:val="17"/>
+        </w:rPr>
+      </w:pPr>
+      <w:r>
+        <w:rPr>
+          <w:rFonts w:ascii="Consolas" w:hAnsi="Consolas" w:cs="Consolas"/>
+          <w:color w:val="538135" w:themeColor="accent6" w:themeShade="BF"/>
           <w:sz w:val="17"/>
           <w:szCs w:val="17"/>
         </w:rPr>
@@ -618,13 +685,15 @@
       <w:pPr>
         <w:rPr>
           <w:rFonts w:ascii="Consolas" w:hAnsi="Consolas" w:cs="Consolas"/>
-          <w:sz w:val="17"/>
-          <w:szCs w:val="17"/>
-        </w:rPr>
-      </w:pPr>
-      <w:r>
-        <w:rPr>
-          <w:rFonts w:ascii="Consolas" w:hAnsi="Consolas" w:cs="Consolas"/>
+          <w:color w:val="538135" w:themeColor="accent6" w:themeShade="BF"/>
+          <w:sz w:val="17"/>
+          <w:szCs w:val="17"/>
+        </w:rPr>
+      </w:pPr>
+      <w:r>
+        <w:rPr>
+          <w:rFonts w:ascii="Consolas" w:hAnsi="Consolas" w:cs="Consolas"/>
+          <w:color w:val="538135" w:themeColor="accent6" w:themeShade="BF"/>
           <w:sz w:val="17"/>
           <w:szCs w:val="17"/>
         </w:rPr>
@@ -635,22 +704,25 @@
       <w:pPr>
         <w:rPr>
           <w:rFonts w:ascii="Consolas" w:hAnsi="Consolas" w:cs="Consolas"/>
-          <w:sz w:val="17"/>
-          <w:szCs w:val="17"/>
-        </w:rPr>
-      </w:pPr>
-    </w:p>
-    <w:p>
-      <w:pPr>
-        <w:rPr>
-          <w:rFonts w:ascii="Consolas" w:hAnsi="Consolas" w:cs="Consolas"/>
-          <w:sz w:val="17"/>
-          <w:szCs w:val="17"/>
-        </w:rPr>
-      </w:pPr>
-      <w:r>
-        <w:rPr>
-          <w:rFonts w:ascii="Consolas" w:hAnsi="Consolas" w:cs="Consolas"/>
+          <w:color w:val="538135" w:themeColor="accent6" w:themeShade="BF"/>
+          <w:sz w:val="17"/>
+          <w:szCs w:val="17"/>
+        </w:rPr>
+      </w:pPr>
+    </w:p>
+    <w:p>
+      <w:pPr>
+        <w:rPr>
+          <w:rFonts w:ascii="Consolas" w:hAnsi="Consolas" w:cs="Consolas"/>
+          <w:color w:val="538135" w:themeColor="accent6" w:themeShade="BF"/>
+          <w:sz w:val="17"/>
+          <w:szCs w:val="17"/>
+        </w:rPr>
+      </w:pPr>
+      <w:r>
+        <w:rPr>
+          <w:rFonts w:ascii="Consolas" w:hAnsi="Consolas" w:cs="Consolas"/>
+          <w:color w:val="538135" w:themeColor="accent6" w:themeShade="BF"/>
           <w:sz w:val="17"/>
           <w:szCs w:val="17"/>
         </w:rPr>
@@ -661,13 +733,15 @@
       <w:pPr>
         <w:rPr>
           <w:rFonts w:ascii="Consolas" w:hAnsi="Consolas" w:cs="Consolas"/>
-          <w:sz w:val="17"/>
-          <w:szCs w:val="17"/>
-        </w:rPr>
-      </w:pPr>
-      <w:r>
-        <w:rPr>
-          <w:rFonts w:ascii="Consolas" w:hAnsi="Consolas" w:cs="Consolas"/>
+          <w:color w:val="538135" w:themeColor="accent6" w:themeShade="BF"/>
+          <w:sz w:val="17"/>
+          <w:szCs w:val="17"/>
+        </w:rPr>
+      </w:pPr>
+      <w:r>
+        <w:rPr>
+          <w:rFonts w:ascii="Consolas" w:hAnsi="Consolas" w:cs="Consolas"/>
+          <w:color w:val="538135" w:themeColor="accent6" w:themeShade="BF"/>
           <w:sz w:val="17"/>
           <w:szCs w:val="17"/>
         </w:rPr>
@@ -678,13 +752,15 @@
       <w:pPr>
         <w:rPr>
           <w:rFonts w:ascii="Consolas" w:hAnsi="Consolas" w:cs="Consolas"/>
-          <w:sz w:val="17"/>
-          <w:szCs w:val="17"/>
-        </w:rPr>
-      </w:pPr>
-      <w:r>
-        <w:rPr>
-          <w:rFonts w:ascii="Consolas" w:hAnsi="Consolas" w:cs="Consolas"/>
+          <w:color w:val="538135" w:themeColor="accent6" w:themeShade="BF"/>
+          <w:sz w:val="17"/>
+          <w:szCs w:val="17"/>
+        </w:rPr>
+      </w:pPr>
+      <w:r>
+        <w:rPr>
+          <w:rFonts w:ascii="Consolas" w:hAnsi="Consolas" w:cs="Consolas"/>
+          <w:color w:val="538135" w:themeColor="accent6" w:themeShade="BF"/>
           <w:sz w:val="17"/>
           <w:szCs w:val="17"/>
         </w:rPr>
@@ -692,9 +768,15 @@
       </w:r>
     </w:p>
     <w:p>
-      <w:r>
-        <w:rPr>
-          <w:rFonts w:ascii="Consolas" w:hAnsi="Consolas" w:cs="Consolas"/>
+      <w:pPr>
+        <w:rPr>
+          <w:color w:val="538135" w:themeColor="accent6" w:themeShade="BF"/>
+        </w:rPr>
+      </w:pPr>
+      <w:r>
+        <w:rPr>
+          <w:rFonts w:ascii="Consolas" w:hAnsi="Consolas" w:cs="Consolas"/>
+          <w:color w:val="538135" w:themeColor="accent6" w:themeShade="BF"/>
           <w:sz w:val="17"/>
           <w:szCs w:val="17"/>
         </w:rPr>
@@ -703,85 +785,295 @@
     </w:p>
     <w:p/>
     <w:p>
-      <w:r>
+      <w:pPr>
+        <w:rPr>
+          <w:rFonts w:ascii="Consolas" w:hAnsi="Consolas" w:cs="Consolas"/>
+          <w:sz w:val="17"/>
+          <w:szCs w:val="17"/>
+        </w:rPr>
+      </w:pPr>
+      <w:r>
+        <w:rPr>
+          <w:rFonts w:ascii="Consolas" w:hAnsi="Consolas" w:cs="Consolas"/>
+          <w:sz w:val="17"/>
+          <w:szCs w:val="17"/>
+        </w:rPr>
         <w:t>from model_parf_sparse import (  # noqa: E402</w:t>
       </w:r>
     </w:p>
     <w:p>
-      <w:r>
+      <w:pPr>
+        <w:rPr>
+          <w:rFonts w:ascii="Consolas" w:hAnsi="Consolas" w:cs="Consolas"/>
+          <w:sz w:val="17"/>
+          <w:szCs w:val="17"/>
+        </w:rPr>
+      </w:pPr>
+      <w:r>
+        <w:rPr>
+          <w:rFonts w:ascii="Consolas" w:hAnsi="Consolas" w:cs="Consolas"/>
+          <w:sz w:val="17"/>
+          <w:szCs w:val="17"/>
+        </w:rPr>
         <w:t xml:space="preserve">    SparsePARFConfig,</w:t>
       </w:r>
     </w:p>
     <w:p>
-      <w:r>
+      <w:pPr>
+        <w:rPr>
+          <w:rFonts w:ascii="Consolas" w:hAnsi="Consolas" w:cs="Consolas"/>
+          <w:sz w:val="17"/>
+          <w:szCs w:val="17"/>
+        </w:rPr>
+      </w:pPr>
+      <w:r>
+        <w:rPr>
+          <w:rFonts w:ascii="Consolas" w:hAnsi="Consolas" w:cs="Consolas"/>
+          <w:sz w:val="17"/>
+          <w:szCs w:val="17"/>
+        </w:rPr>
         <w:t xml:space="preserve">    SparsePARFLM,</w:t>
       </w:r>
     </w:p>
     <w:p>
-      <w:r>
+      <w:pPr>
+        <w:rPr>
+          <w:rFonts w:ascii="Consolas" w:hAnsi="Consolas" w:cs="Consolas"/>
+          <w:sz w:val="17"/>
+          <w:szCs w:val="17"/>
+        </w:rPr>
+      </w:pPr>
+      <w:r>
+        <w:rPr>
+          <w:rFonts w:ascii="Consolas" w:hAnsi="Consolas" w:cs="Consolas"/>
+          <w:sz w:val="17"/>
+          <w:szCs w:val="17"/>
+        </w:rPr>
         <w:t xml:space="preserve">    _has_analytical_grad,</w:t>
       </w:r>
     </w:p>
     <w:p>
-      <w:r>
+      <w:pPr>
+        <w:rPr>
+          <w:rFonts w:ascii="Consolas" w:hAnsi="Consolas" w:cs="Consolas"/>
+          <w:sz w:val="17"/>
+          <w:szCs w:val="17"/>
+        </w:rPr>
+      </w:pPr>
+      <w:r>
+        <w:rPr>
+          <w:rFonts w:ascii="Consolas" w:hAnsi="Consolas" w:cs="Consolas"/>
+          <w:sz w:val="17"/>
+          <w:szCs w:val="17"/>
+        </w:rPr>
         <w:t>)</w:t>
       </w:r>
     </w:p>
     <w:p>
-      <w:r>
+      <w:pPr>
+        <w:rPr>
+          <w:rFonts w:ascii="Consolas" w:hAnsi="Consolas" w:cs="Consolas"/>
+          <w:sz w:val="17"/>
+          <w:szCs w:val="17"/>
+        </w:rPr>
+      </w:pPr>
+      <w:r>
+        <w:rPr>
+          <w:rFonts w:ascii="Consolas" w:hAnsi="Consolas" w:cs="Consolas"/>
+          <w:sz w:val="17"/>
+          <w:szCs w:val="17"/>
+        </w:rPr>
         <w:t>from model_multixi import (  # noqa: E402</w:t>
       </w:r>
     </w:p>
     <w:p>
-      <w:r>
+      <w:pPr>
+        <w:rPr>
+          <w:rFonts w:ascii="Consolas" w:hAnsi="Consolas" w:cs="Consolas"/>
+          <w:sz w:val="17"/>
+          <w:szCs w:val="17"/>
+        </w:rPr>
+      </w:pPr>
+      <w:r>
+        <w:rPr>
+          <w:rFonts w:ascii="Consolas" w:hAnsi="Consolas" w:cs="Consolas"/>
+          <w:sz w:val="17"/>
+          <w:szCs w:val="17"/>
+        </w:rPr>
         <w:t xml:space="preserve">    MultiChannelXi,</w:t>
       </w:r>
     </w:p>
     <w:p>
-      <w:r>
+      <w:pPr>
+        <w:rPr>
+          <w:rFonts w:ascii="Consolas" w:hAnsi="Consolas" w:cs="Consolas"/>
+          <w:sz w:val="17"/>
+          <w:szCs w:val="17"/>
+        </w:rPr>
+      </w:pPr>
+      <w:r>
+        <w:rPr>
+          <w:rFonts w:ascii="Consolas" w:hAnsi="Consolas" w:cs="Consolas"/>
+          <w:sz w:val="17"/>
+          <w:szCs w:val="17"/>
+        </w:rPr>
         <w:t xml:space="preserve">    ScalarPotentialMultiXi,</w:t>
       </w:r>
     </w:p>
     <w:p>
-      <w:r>
+      <w:pPr>
+        <w:rPr>
+          <w:rFonts w:ascii="Consolas" w:hAnsi="Consolas" w:cs="Consolas"/>
+          <w:sz w:val="17"/>
+          <w:szCs w:val="17"/>
+        </w:rPr>
+      </w:pPr>
+      <w:r>
+        <w:rPr>
+          <w:rFonts w:ascii="Consolas" w:hAnsi="Consolas" w:cs="Consolas"/>
+          <w:sz w:val="17"/>
+          <w:szCs w:val="17"/>
+        </w:rPr>
         <w:t xml:space="preserve">    log_spaced_alpha_inits,</w:t>
       </w:r>
     </w:p>
     <w:p>
-      <w:r>
+      <w:pPr>
+        <w:rPr>
+          <w:rFonts w:ascii="Consolas" w:hAnsi="Consolas" w:cs="Consolas"/>
+          <w:sz w:val="17"/>
+          <w:szCs w:val="17"/>
+        </w:rPr>
+      </w:pPr>
+      <w:r>
+        <w:rPr>
+          <w:rFonts w:ascii="Consolas" w:hAnsi="Consolas" w:cs="Consolas"/>
+          <w:sz w:val="17"/>
+          <w:szCs w:val="17"/>
+        </w:rPr>
         <w:t>)</w:t>
       </w:r>
     </w:p>
     <w:p>
-      <w:r>
+      <w:pPr>
+        <w:rPr>
+          <w:rFonts w:ascii="Consolas" w:hAnsi="Consolas" w:cs="Consolas"/>
+          <w:sz w:val="17"/>
+          <w:szCs w:val="17"/>
+        </w:rPr>
+      </w:pPr>
+      <w:r>
+        <w:rPr>
+          <w:rFonts w:ascii="Consolas" w:hAnsi="Consolas" w:cs="Consolas"/>
+          <w:sz w:val="17"/>
+          <w:szCs w:val="17"/>
+        </w:rPr>
+        <w:t>from cfc_baoab import (  # noqa: E402</w:t>
+      </w:r>
+    </w:p>
+    <w:p>
+      <w:pPr>
+        <w:rPr>
+          <w:rFonts w:ascii="Consolas" w:hAnsi="Consolas" w:cs="Consolas"/>
+          <w:sz w:val="17"/>
+          <w:szCs w:val="17"/>
+        </w:rPr>
+      </w:pPr>
+      <w:r>
+        <w:rPr>
+          <w:rFonts w:ascii="Consolas" w:hAnsi="Consolas" w:cs="Consolas"/>
+          <w:sz w:val="17"/>
+          <w:szCs w:val="17"/>
+        </w:rPr>
+        <w:t xml:space="preserve">    cfc_substep,</w:t>
+      </w:r>
+    </w:p>
+    <w:p>
+      <w:pPr>
+        <w:rPr>
+          <w:rFonts w:ascii="Consolas" w:hAnsi="Consolas" w:cs="Consolas"/>
+          <w:sz w:val="17"/>
+          <w:szCs w:val="17"/>
+        </w:rPr>
+      </w:pPr>
+      <w:r>
+        <w:rPr>
+          <w:rFonts w:ascii="Consolas" w:hAnsi="Consolas" w:cs="Consolas"/>
+          <w:sz w:val="17"/>
+          <w:szCs w:val="17"/>
+        </w:rPr>
         <w:lastRenderedPageBreak/>
-        <w:t>from cfc_baoab import (  # noqa: E402</w:t>
-      </w:r>
-    </w:p>
-    <w:p>
-      <w:r>
-        <w:t xml:space="preserve">    cfc_substep,</w:t>
-      </w:r>
-    </w:p>
-    <w:p>
-      <w:r>
         <w:t xml:space="preserve">    decode_velocity,</w:t>
       </w:r>
     </w:p>
     <w:p>
-      <w:r>
+      <w:pPr>
+        <w:rPr>
+          <w:rFonts w:ascii="Consolas" w:hAnsi="Consolas" w:cs="Consolas"/>
+          <w:sz w:val="17"/>
+          <w:szCs w:val="17"/>
+        </w:rPr>
+      </w:pPr>
+      <w:r>
+        <w:rPr>
+          <w:rFonts w:ascii="Consolas" w:hAnsi="Consolas" w:cs="Consolas"/>
+          <w:sz w:val="17"/>
+          <w:szCs w:val="17"/>
+        </w:rPr>
         <w:t xml:space="preserve">    encode_velocity,</w:t>
       </w:r>
     </w:p>
     <w:p>
-      <w:r>
+      <w:pPr>
+        <w:rPr>
+          <w:rFonts w:ascii="Consolas" w:hAnsi="Consolas" w:cs="Consolas"/>
+          <w:sz w:val="17"/>
+          <w:szCs w:val="17"/>
+        </w:rPr>
+      </w:pPr>
+      <w:r>
+        <w:rPr>
+          <w:rFonts w:ascii="Consolas" w:hAnsi="Consolas" w:cs="Consolas"/>
+          <w:sz w:val="17"/>
+          <w:szCs w:val="17"/>
+        </w:rPr>
         <w:t xml:space="preserve">    ou_step,</w:t>
       </w:r>
     </w:p>
     <w:p>
-      <w:r>
+      <w:pPr>
+        <w:rPr>
+          <w:rFonts w:ascii="Consolas" w:hAnsi="Consolas" w:cs="Consolas"/>
+          <w:sz w:val="17"/>
+          <w:szCs w:val="17"/>
+        </w:rPr>
+      </w:pPr>
+      <w:r>
+        <w:rPr>
+          <w:rFonts w:ascii="Consolas" w:hAnsi="Consolas" w:cs="Consolas"/>
+          <w:sz w:val="17"/>
+          <w:szCs w:val="17"/>
+        </w:rPr>
         <w:t>)</w:t>
       </w:r>
+    </w:p>
+    <w:p>
+      <w:pPr>
+        <w:rPr>
+          <w:rFonts w:ascii="Consolas" w:hAnsi="Consolas" w:cs="Consolas"/>
+          <w:sz w:val="17"/>
+          <w:szCs w:val="17"/>
+        </w:rPr>
+      </w:pPr>
+    </w:p>
+    <w:p>
+      <w:pPr>
+        <w:rPr>
+          <w:rFonts w:ascii="Consolas" w:hAnsi="Consolas" w:cs="Consolas"/>
+          <w:sz w:val="17"/>
+          <w:szCs w:val="17"/>
+        </w:rPr>
+      </w:pPr>
     </w:p>
     <w:p/>
     <w:p>
@@ -811,6 +1103,33 @@
         </w:r>
       </w:hyperlink>
     </w:p>
+    <w:p>
+      <w:r>
+        <w:t xml:space="preserve">[2] </w:t>
+      </w:r>
+      <w:hyperlink r:id="rId5" w:history="1">
+        <w:r>
+          <w:rPr>
+            <w:rStyle w:val="Hyperlink"/>
+          </w:rPr>
+          <w:t>https://github.com/dimitarpg13/semsimula-paper/blob/main/notebooks/conservative_arch/parf/model_parf_sparse.py</w:t>
+        </w:r>
+      </w:hyperlink>
+    </w:p>
+    <w:p>
+      <w:r>
+        <w:t xml:space="preserve">[3] </w:t>
+      </w:r>
+      <w:hyperlink r:id="rId6" w:history="1">
+        <w:r>
+          <w:rPr>
+            <w:rStyle w:val="Hyperlink"/>
+          </w:rPr>
+          <w:t>https://github.com/dimitarpg13/semsimula-paper/blob/main/notebooks/conservative_arch/parf/model_parf.py</w:t>
+        </w:r>
+      </w:hyperlink>
+    </w:p>
+    <w:p/>
     <w:p/>
     <w:p>
       <w:pPr>

--- a/docs/parflm/Deep_Dive_into_the_PARFLM_Codebase.docx
+++ b/docs/parflm/Deep_Dive_into_the_PARFLM_Codebase.docx
@@ -1126,6 +1126,19 @@
             <w:rStyle w:val="Hyperlink"/>
           </w:rPr>
           <w:t>https://github.com/dimitarpg13/semsimula-paper/blob/main/notebooks/conservative_arch/parf/model_parf.py</w:t>
+        </w:r>
+      </w:hyperlink>
+    </w:p>
+    <w:p>
+      <w:r>
+        <w:t xml:space="preserve">[4] </w:t>
+      </w:r>
+      <w:hyperlink r:id="rId7" w:history="1">
+        <w:r>
+          <w:rPr>
+            <w:rStyle w:val="Hyperlink"/>
+          </w:rPr>
+          <w:t>https://github.com/dimitarpg13/semsimula-paper/blob/main/notebooks/conservative_arch/multixi/model_multixi.py</w:t>
         </w:r>
       </w:hyperlink>
     </w:p>

--- a/docs/parflm/Deep_Dive_into_the_PARFLM_Codebase.docx
+++ b/docs/parflm/Deep_Dive_into_the_PARFLM_Codebase.docx
@@ -43,6 +43,1263 @@
         <w:pStyle w:val="Heading2"/>
       </w:pPr>
       <w:r>
+        <w:t>Module model_multixi.py</w:t>
+      </w:r>
+    </w:p>
+    <w:p/>
+    <w:p>
+      <w:pPr>
+        <w:rPr>
+          <w:rFonts w:ascii="Consolas" w:hAnsi="Consolas" w:cs="Consolas"/>
+          <w:color w:val="538135" w:themeColor="accent6" w:themeShade="BF"/>
+          <w:sz w:val="17"/>
+          <w:szCs w:val="17"/>
+        </w:rPr>
+      </w:pPr>
+      <w:r>
+        <w:rPr>
+          <w:rFonts w:ascii="Consolas" w:hAnsi="Consolas" w:cs="Consolas"/>
+          <w:color w:val="538135" w:themeColor="accent6" w:themeShade="BF"/>
+          <w:sz w:val="17"/>
+          <w:szCs w:val="17"/>
+        </w:rPr>
+        <w:t>"""</w:t>
+      </w:r>
+    </w:p>
+    <w:p>
+      <w:pPr>
+        <w:rPr>
+          <w:rFonts w:ascii="Consolas" w:hAnsi="Consolas" w:cs="Consolas"/>
+          <w:color w:val="538135" w:themeColor="accent6" w:themeShade="BF"/>
+          <w:sz w:val="17"/>
+          <w:szCs w:val="17"/>
+        </w:rPr>
+      </w:pPr>
+      <w:r>
+        <w:rPr>
+          <w:rFonts w:ascii="Consolas" w:hAnsi="Consolas" w:cs="Consolas"/>
+          <w:color w:val="538135" w:themeColor="accent6" w:themeShade="BF"/>
+          <w:sz w:val="17"/>
+          <w:szCs w:val="17"/>
+        </w:rPr>
+        <w:t>Multi-channel ξ extension of the SARF-faithful SPLM with LN-after-step.</w:t>
+      </w:r>
+    </w:p>
+    <w:p>
+      <w:pPr>
+        <w:rPr>
+          <w:rFonts w:ascii="Consolas" w:hAnsi="Consolas" w:cs="Consolas"/>
+          <w:color w:val="538135" w:themeColor="accent6" w:themeShade="BF"/>
+          <w:sz w:val="17"/>
+          <w:szCs w:val="17"/>
+        </w:rPr>
+      </w:pPr>
+    </w:p>
+    <w:p>
+      <w:pPr>
+        <w:rPr>
+          <w:rFonts w:ascii="Consolas" w:hAnsi="Consolas" w:cs="Consolas"/>
+          <w:color w:val="538135" w:themeColor="accent6" w:themeShade="BF"/>
+          <w:sz w:val="17"/>
+          <w:szCs w:val="17"/>
+        </w:rPr>
+      </w:pPr>
+      <w:r>
+        <w:rPr>
+          <w:rFonts w:ascii="Consolas" w:hAnsi="Consolas" w:cs="Consolas"/>
+          <w:color w:val="538135" w:themeColor="accent6" w:themeShade="BF"/>
+          <w:sz w:val="17"/>
+          <w:szCs w:val="17"/>
+        </w:rPr>
+        <w:t>Architectural change vs `energetic_minima/model_ln.py`</w:t>
+      </w:r>
+    </w:p>
+    <w:p>
+      <w:pPr>
+        <w:rPr>
+          <w:rFonts w:ascii="Consolas" w:hAnsi="Consolas" w:cs="Consolas"/>
+          <w:color w:val="538135" w:themeColor="accent6" w:themeShade="BF"/>
+          <w:sz w:val="17"/>
+          <w:szCs w:val="17"/>
+        </w:rPr>
+      </w:pPr>
+      <w:r>
+        <w:rPr>
+          <w:rFonts w:ascii="Consolas" w:hAnsi="Consolas" w:cs="Consolas"/>
+          <w:color w:val="538135" w:themeColor="accent6" w:themeShade="BF"/>
+          <w:sz w:val="17"/>
+          <w:szCs w:val="17"/>
+        </w:rPr>
+        <w:t>------------------------------------------------------</w:t>
+      </w:r>
+    </w:p>
+    <w:p>
+      <w:pPr>
+        <w:rPr>
+          <w:rFonts w:ascii="Consolas" w:hAnsi="Consolas" w:cs="Consolas"/>
+          <w:color w:val="538135" w:themeColor="accent6" w:themeShade="BF"/>
+          <w:sz w:val="17"/>
+          <w:szCs w:val="17"/>
+        </w:rPr>
+      </w:pPr>
+      <w:r>
+        <w:rPr>
+          <w:rFonts w:ascii="Consolas" w:hAnsi="Consolas" w:cs="Consolas"/>
+          <w:color w:val="538135" w:themeColor="accent6" w:themeShade="BF"/>
+          <w:sz w:val="17"/>
+          <w:szCs w:val="17"/>
+        </w:rPr>
+        <w:t>The baseline SPLM (E9) computes a single causal cumulative-mean context</w:t>
+      </w:r>
+    </w:p>
+    <w:p>
+      <w:pPr>
+        <w:rPr>
+          <w:rFonts w:ascii="Consolas" w:hAnsi="Consolas" w:cs="Consolas"/>
+          <w:color w:val="538135" w:themeColor="accent6" w:themeShade="BF"/>
+          <w:sz w:val="17"/>
+          <w:szCs w:val="17"/>
+        </w:rPr>
+      </w:pPr>
+    </w:p>
+    <w:p>
+      <w:pPr>
+        <w:rPr>
+          <w:rFonts w:ascii="Consolas" w:hAnsi="Consolas" w:cs="Consolas"/>
+          <w:color w:val="538135" w:themeColor="accent6" w:themeShade="BF"/>
+          <w:sz w:val="17"/>
+          <w:szCs w:val="17"/>
+        </w:rPr>
+      </w:pPr>
+      <w:r>
+        <w:rPr>
+          <w:rFonts w:ascii="Consolas" w:hAnsi="Consolas" w:cs="Consolas"/>
+          <w:color w:val="538135" w:themeColor="accent6" w:themeShade="BF"/>
+          <w:sz w:val="17"/>
+          <w:szCs w:val="17"/>
+        </w:rPr>
+        <w:t xml:space="preserve">    ξ_t = (h_1 + h_2 + ... + h_t) / t                               (baseline)</w:t>
+      </w:r>
+    </w:p>
+    <w:p>
+      <w:pPr>
+        <w:rPr>
+          <w:rFonts w:ascii="Consolas" w:hAnsi="Consolas" w:cs="Consolas"/>
+          <w:color w:val="538135" w:themeColor="accent6" w:themeShade="BF"/>
+          <w:sz w:val="17"/>
+          <w:szCs w:val="17"/>
+        </w:rPr>
+      </w:pPr>
+    </w:p>
+    <w:p>
+      <w:pPr>
+        <w:rPr>
+          <w:rFonts w:ascii="Consolas" w:hAnsi="Consolas" w:cs="Consolas"/>
+          <w:color w:val="538135" w:themeColor="accent6" w:themeShade="BF"/>
+          <w:sz w:val="17"/>
+          <w:szCs w:val="17"/>
+        </w:rPr>
+      </w:pPr>
+      <w:r>
+        <w:rPr>
+          <w:rFonts w:ascii="Consolas" w:hAnsi="Consolas" w:cs="Consolas"/>
+          <w:color w:val="538135" w:themeColor="accent6" w:themeShade="BF"/>
+          <w:sz w:val="17"/>
+          <w:szCs w:val="17"/>
+        </w:rPr>
+        <w:t>at every integration step and feeds (ξ_t, h_t) into a shared scalar</w:t>
+      </w:r>
+    </w:p>
+    <w:p>
+      <w:pPr>
+        <w:rPr>
+          <w:rFonts w:ascii="Consolas" w:hAnsi="Consolas" w:cs="Consolas"/>
+          <w:color w:val="538135" w:themeColor="accent6" w:themeShade="BF"/>
+          <w:sz w:val="17"/>
+          <w:szCs w:val="17"/>
+        </w:rPr>
+      </w:pPr>
+      <w:r>
+        <w:rPr>
+          <w:rFonts w:ascii="Consolas" w:hAnsi="Consolas" w:cs="Consolas"/>
+          <w:color w:val="538135" w:themeColor="accent6" w:themeShade="BF"/>
+          <w:sz w:val="17"/>
+          <w:szCs w:val="17"/>
+        </w:rPr>
+        <w:t>potential V_θ.  This gives the energy potential a *rank-1 summary of the</w:t>
+      </w:r>
+    </w:p>
+    <w:p>
+      <w:pPr>
+        <w:rPr>
+          <w:rFonts w:ascii="Consolas" w:hAnsi="Consolas" w:cs="Consolas"/>
+          <w:color w:val="538135" w:themeColor="accent6" w:themeShade="BF"/>
+          <w:sz w:val="17"/>
+          <w:szCs w:val="17"/>
+        </w:rPr>
+      </w:pPr>
+      <w:r>
+        <w:rPr>
+          <w:rFonts w:ascii="Consolas" w:hAnsi="Consolas" w:cs="Consolas"/>
+          <w:color w:val="538135" w:themeColor="accent6" w:themeShade="BF"/>
+          <w:sz w:val="17"/>
+          <w:szCs w:val="17"/>
+        </w:rPr>
+        <w:t>past*: any two prefixes with the same arithmetic mean are</w:t>
+      </w:r>
+    </w:p>
+    <w:p>
+      <w:pPr>
+        <w:rPr>
+          <w:rFonts w:ascii="Consolas" w:hAnsi="Consolas" w:cs="Consolas"/>
+          <w:color w:val="538135" w:themeColor="accent6" w:themeShade="BF"/>
+          <w:sz w:val="17"/>
+          <w:szCs w:val="17"/>
+        </w:rPr>
+      </w:pPr>
+      <w:r>
+        <w:rPr>
+          <w:rFonts w:ascii="Consolas" w:hAnsi="Consolas" w:cs="Consolas"/>
+          <w:color w:val="538135" w:themeColor="accent6" w:themeShade="BF"/>
+          <w:sz w:val="17"/>
+          <w:szCs w:val="17"/>
+        </w:rPr>
+        <w:t>indistinguishable to V_θ.  Comparing E9 to a matched-attention baseline at</w:t>
+      </w:r>
+    </w:p>
+    <w:p>
+      <w:pPr>
+        <w:rPr>
+          <w:rFonts w:ascii="Consolas" w:hAnsi="Consolas" w:cs="Consolas"/>
+          <w:color w:val="538135" w:themeColor="accent6" w:themeShade="BF"/>
+          <w:sz w:val="17"/>
+          <w:szCs w:val="17"/>
+        </w:rPr>
+      </w:pPr>
+      <w:r>
+        <w:rPr>
+          <w:rFonts w:ascii="Consolas" w:hAnsi="Consolas" w:cs="Consolas"/>
+          <w:color w:val="538135" w:themeColor="accent6" w:themeShade="BF"/>
+          <w:sz w:val="17"/>
+          <w:szCs w:val="17"/>
+        </w:rPr>
+        <w:t>the TinyStories scale-up produced a Δ ≈ −1.04 PPL gap; the dominant</w:t>
+      </w:r>
+    </w:p>
+    <w:p>
+      <w:pPr>
+        <w:rPr>
+          <w:rFonts w:ascii="Consolas" w:hAnsi="Consolas" w:cs="Consolas"/>
+          <w:color w:val="538135" w:themeColor="accent6" w:themeShade="BF"/>
+          <w:sz w:val="17"/>
+          <w:szCs w:val="17"/>
+        </w:rPr>
+      </w:pPr>
+      <w:r>
+        <w:rPr>
+          <w:rFonts w:ascii="Consolas" w:hAnsi="Consolas" w:cs="Consolas"/>
+          <w:color w:val="538135" w:themeColor="accent6" w:themeShade="BF"/>
+          <w:sz w:val="17"/>
+          <w:szCs w:val="17"/>
+        </w:rPr>
+        <w:t>candidate explanation is that this rank-1 summary is the structural</w:t>
+      </w:r>
+    </w:p>
+    <w:p>
+      <w:pPr>
+        <w:rPr>
+          <w:rFonts w:ascii="Consolas" w:hAnsi="Consolas" w:cs="Consolas"/>
+          <w:color w:val="538135" w:themeColor="accent6" w:themeShade="BF"/>
+          <w:sz w:val="17"/>
+          <w:szCs w:val="17"/>
+        </w:rPr>
+      </w:pPr>
+      <w:r>
+        <w:rPr>
+          <w:rFonts w:ascii="Consolas" w:hAnsi="Consolas" w:cs="Consolas"/>
+          <w:color w:val="538135" w:themeColor="accent6" w:themeShade="BF"/>
+          <w:sz w:val="17"/>
+          <w:szCs w:val="17"/>
+        </w:rPr>
+        <w:t>information bottleneck.</w:t>
+      </w:r>
+    </w:p>
+    <w:p>
+      <w:pPr>
+        <w:rPr>
+          <w:rFonts w:ascii="Consolas" w:hAnsi="Consolas" w:cs="Consolas"/>
+          <w:color w:val="538135" w:themeColor="accent6" w:themeShade="BF"/>
+          <w:sz w:val="17"/>
+          <w:szCs w:val="17"/>
+        </w:rPr>
+      </w:pPr>
+    </w:p>
+    <w:p>
+      <w:pPr>
+        <w:rPr>
+          <w:rFonts w:ascii="Consolas" w:hAnsi="Consolas" w:cs="Consolas"/>
+          <w:color w:val="538135" w:themeColor="accent6" w:themeShade="BF"/>
+          <w:sz w:val="17"/>
+          <w:szCs w:val="17"/>
+        </w:rPr>
+      </w:pPr>
+      <w:r>
+        <w:rPr>
+          <w:rFonts w:ascii="Consolas" w:hAnsi="Consolas" w:cs="Consolas"/>
+          <w:color w:val="538135" w:themeColor="accent6" w:themeShade="BF"/>
+          <w:sz w:val="17"/>
+          <w:szCs w:val="17"/>
+        </w:rPr>
+        <w:t>This module replaces the single ξ with **K causal weighted EMAs at</w:t>
+      </w:r>
+    </w:p>
+    <w:p>
+      <w:pPr>
+        <w:rPr>
+          <w:rFonts w:ascii="Consolas" w:hAnsi="Consolas" w:cs="Consolas"/>
+          <w:color w:val="538135" w:themeColor="accent6" w:themeShade="BF"/>
+          <w:sz w:val="17"/>
+          <w:szCs w:val="17"/>
+        </w:rPr>
+      </w:pPr>
+      <w:r>
+        <w:rPr>
+          <w:rFonts w:ascii="Consolas" w:hAnsi="Consolas" w:cs="Consolas"/>
+          <w:color w:val="538135" w:themeColor="accent6" w:themeShade="BF"/>
+          <w:sz w:val="17"/>
+          <w:szCs w:val="17"/>
+        </w:rPr>
+        <w:t xml:space="preserve">multiple decay scales**, parameterised by α₁, …, α_K </w:t>
+      </w:r>
+      <w:r>
+        <w:rPr>
+          <w:rFonts w:ascii="Cambria Math" w:hAnsi="Cambria Math" w:cs="Cambria Math"/>
+          <w:color w:val="538135" w:themeColor="accent6" w:themeShade="BF"/>
+          <w:sz w:val="17"/>
+          <w:szCs w:val="17"/>
+        </w:rPr>
+        <w:t>∈</w:t>
+      </w:r>
+      <w:r>
+        <w:rPr>
+          <w:rFonts w:ascii="Consolas" w:hAnsi="Consolas" w:cs="Consolas"/>
+          <w:color w:val="538135" w:themeColor="accent6" w:themeShade="BF"/>
+          <w:sz w:val="17"/>
+          <w:szCs w:val="17"/>
+        </w:rPr>
+        <w:t xml:space="preserve"> (0, 1):</w:t>
+      </w:r>
+    </w:p>
+    <w:p>
+      <w:pPr>
+        <w:rPr>
+          <w:rFonts w:ascii="Consolas" w:hAnsi="Consolas" w:cs="Consolas"/>
+          <w:color w:val="538135" w:themeColor="accent6" w:themeShade="BF"/>
+          <w:sz w:val="17"/>
+          <w:szCs w:val="17"/>
+        </w:rPr>
+      </w:pPr>
+    </w:p>
+    <w:p>
+      <w:pPr>
+        <w:rPr>
+          <w:rFonts w:ascii="Consolas" w:hAnsi="Consolas" w:cs="Consolas"/>
+          <w:color w:val="538135" w:themeColor="accent6" w:themeShade="BF"/>
+          <w:sz w:val="17"/>
+          <w:szCs w:val="17"/>
+        </w:rPr>
+      </w:pPr>
+      <w:r>
+        <w:rPr>
+          <w:rFonts w:ascii="Consolas" w:hAnsi="Consolas" w:cs="Consolas"/>
+          <w:color w:val="538135" w:themeColor="accent6" w:themeShade="BF"/>
+          <w:sz w:val="17"/>
+          <w:szCs w:val="17"/>
+        </w:rPr>
+        <w:t xml:space="preserve">    ξ^{(k)}_t  =  Σ_{s ≤ t} W_k[t, s] · h_s</w:t>
+      </w:r>
+    </w:p>
+    <w:p>
+      <w:pPr>
+        <w:rPr>
+          <w:rFonts w:ascii="Consolas" w:hAnsi="Consolas" w:cs="Consolas"/>
+          <w:color w:val="538135" w:themeColor="accent6" w:themeShade="BF"/>
+          <w:sz w:val="17"/>
+          <w:szCs w:val="17"/>
+        </w:rPr>
+      </w:pPr>
+    </w:p>
+    <w:p>
+      <w:pPr>
+        <w:rPr>
+          <w:rFonts w:ascii="Consolas" w:hAnsi="Consolas" w:cs="Consolas"/>
+          <w:color w:val="538135" w:themeColor="accent6" w:themeShade="BF"/>
+          <w:sz w:val="17"/>
+          <w:szCs w:val="17"/>
+        </w:rPr>
+      </w:pPr>
+      <w:r>
+        <w:rPr>
+          <w:rFonts w:ascii="Consolas" w:hAnsi="Consolas" w:cs="Consolas"/>
+          <w:color w:val="538135" w:themeColor="accent6" w:themeShade="BF"/>
+          <w:sz w:val="17"/>
+          <w:szCs w:val="17"/>
+        </w:rPr>
+        <w:t>where the weights are the *normalised* causal exponential kernel</w:t>
+      </w:r>
+    </w:p>
+    <w:p>
+      <w:pPr>
+        <w:rPr>
+          <w:rFonts w:ascii="Consolas" w:hAnsi="Consolas" w:cs="Consolas"/>
+          <w:color w:val="538135" w:themeColor="accent6" w:themeShade="BF"/>
+          <w:sz w:val="17"/>
+          <w:szCs w:val="17"/>
+        </w:rPr>
+      </w:pPr>
+    </w:p>
+    <w:p>
+      <w:pPr>
+        <w:rPr>
+          <w:rFonts w:ascii="Consolas" w:hAnsi="Consolas" w:cs="Consolas"/>
+          <w:color w:val="538135" w:themeColor="accent6" w:themeShade="BF"/>
+          <w:sz w:val="17"/>
+          <w:szCs w:val="17"/>
+        </w:rPr>
+      </w:pPr>
+      <w:r>
+        <w:rPr>
+          <w:rFonts w:ascii="Consolas" w:hAnsi="Consolas" w:cs="Consolas"/>
+          <w:color w:val="538135" w:themeColor="accent6" w:themeShade="BF"/>
+          <w:sz w:val="17"/>
+          <w:szCs w:val="17"/>
+        </w:rPr>
+        <w:t xml:space="preserve">    W_k[t, s]  =  α_k^{(t-s)}  /  Σ_{r ≤ t} α_k^{(t-r)}        for s ≤ t.</w:t>
+      </w:r>
+    </w:p>
+    <w:p>
+      <w:pPr>
+        <w:rPr>
+          <w:rFonts w:ascii="Consolas" w:hAnsi="Consolas" w:cs="Consolas"/>
+          <w:color w:val="538135" w:themeColor="accent6" w:themeShade="BF"/>
+          <w:sz w:val="17"/>
+          <w:szCs w:val="17"/>
+        </w:rPr>
+      </w:pPr>
+    </w:p>
+    <w:p>
+      <w:pPr>
+        <w:rPr>
+          <w:rFonts w:ascii="Consolas" w:hAnsi="Consolas" w:cs="Consolas"/>
+          <w:color w:val="538135" w:themeColor="accent6" w:themeShade="BF"/>
+          <w:sz w:val="17"/>
+          <w:szCs w:val="17"/>
+        </w:rPr>
+      </w:pPr>
+      <w:r>
+        <w:rPr>
+          <w:rFonts w:ascii="Consolas" w:hAnsi="Consolas" w:cs="Consolas"/>
+          <w:color w:val="538135" w:themeColor="accent6" w:themeShade="BF"/>
+          <w:sz w:val="17"/>
+          <w:szCs w:val="17"/>
+        </w:rPr>
+        <w:t>With this normalisation:</w:t>
+      </w:r>
+    </w:p>
+    <w:p>
+      <w:pPr>
+        <w:rPr>
+          <w:rFonts w:ascii="Consolas" w:hAnsi="Consolas" w:cs="Consolas"/>
+          <w:color w:val="538135" w:themeColor="accent6" w:themeShade="BF"/>
+          <w:sz w:val="17"/>
+          <w:szCs w:val="17"/>
+        </w:rPr>
+      </w:pPr>
+      <w:r>
+        <w:rPr>
+          <w:rFonts w:ascii="Consolas" w:hAnsi="Consolas" w:cs="Consolas"/>
+          <w:color w:val="538135" w:themeColor="accent6" w:themeShade="BF"/>
+          <w:sz w:val="17"/>
+          <w:szCs w:val="17"/>
+        </w:rPr>
+        <w:t xml:space="preserve">  - α_k → 0   </w:t>
+      </w:r>
+      <w:r>
+        <w:rPr>
+          <w:rFonts w:ascii="Cambria Math" w:hAnsi="Cambria Math" w:cs="Cambria Math"/>
+          <w:color w:val="538135" w:themeColor="accent6" w:themeShade="BF"/>
+          <w:sz w:val="17"/>
+          <w:szCs w:val="17"/>
+        </w:rPr>
+        <w:t>⇒</w:t>
+      </w:r>
+      <w:r>
+        <w:rPr>
+          <w:rFonts w:ascii="Consolas" w:hAnsi="Consolas" w:cs="Consolas"/>
+          <w:color w:val="538135" w:themeColor="accent6" w:themeShade="BF"/>
+          <w:sz w:val="17"/>
+          <w:szCs w:val="17"/>
+        </w:rPr>
+        <w:t xml:space="preserve">   ξ^{(k)}_t = h_t                       (instant, no past)</w:t>
+      </w:r>
+    </w:p>
+    <w:p>
+      <w:pPr>
+        <w:rPr>
+          <w:rFonts w:ascii="Consolas" w:hAnsi="Consolas" w:cs="Consolas"/>
+          <w:color w:val="538135" w:themeColor="accent6" w:themeShade="BF"/>
+          <w:sz w:val="17"/>
+          <w:szCs w:val="17"/>
+        </w:rPr>
+      </w:pPr>
+      <w:r>
+        <w:rPr>
+          <w:rFonts w:ascii="Consolas" w:hAnsi="Consolas" w:cs="Consolas"/>
+          <w:color w:val="538135" w:themeColor="accent6" w:themeShade="BF"/>
+          <w:sz w:val="17"/>
+          <w:szCs w:val="17"/>
+        </w:rPr>
+        <w:t xml:space="preserve">  - α_k → 1   </w:t>
+      </w:r>
+      <w:r>
+        <w:rPr>
+          <w:rFonts w:ascii="Cambria Math" w:hAnsi="Cambria Math" w:cs="Cambria Math"/>
+          <w:color w:val="538135" w:themeColor="accent6" w:themeShade="BF"/>
+          <w:sz w:val="17"/>
+          <w:szCs w:val="17"/>
+        </w:rPr>
+        <w:t>⇒</w:t>
+      </w:r>
+      <w:r>
+        <w:rPr>
+          <w:rFonts w:ascii="Consolas" w:hAnsi="Consolas" w:cs="Consolas"/>
+          <w:color w:val="538135" w:themeColor="accent6" w:themeShade="BF"/>
+          <w:sz w:val="17"/>
+          <w:szCs w:val="17"/>
+        </w:rPr>
+        <w:t xml:space="preserve">   ξ^{(k)}_t = (h_1 + ... + h_t) / t     (causal cumulative mean — recovers baseline)</w:t>
+      </w:r>
+    </w:p>
+    <w:p>
+      <w:pPr>
+        <w:rPr>
+          <w:rFonts w:ascii="Consolas" w:hAnsi="Consolas" w:cs="Consolas"/>
+          <w:color w:val="538135" w:themeColor="accent6" w:themeShade="BF"/>
+          <w:sz w:val="17"/>
+          <w:szCs w:val="17"/>
+        </w:rPr>
+      </w:pPr>
+      <w:r>
+        <w:rPr>
+          <w:rFonts w:ascii="Consolas" w:hAnsi="Consolas" w:cs="Consolas"/>
+          <w:color w:val="538135" w:themeColor="accent6" w:themeShade="BF"/>
+          <w:sz w:val="17"/>
+          <w:szCs w:val="17"/>
+        </w:rPr>
+        <w:t xml:space="preserve">  - in between </w:t>
+      </w:r>
+      <w:r>
+        <w:rPr>
+          <w:rFonts w:ascii="Cambria Math" w:hAnsi="Cambria Math" w:cs="Cambria Math"/>
+          <w:color w:val="538135" w:themeColor="accent6" w:themeShade="BF"/>
+          <w:sz w:val="17"/>
+          <w:szCs w:val="17"/>
+        </w:rPr>
+        <w:t>⇒</w:t>
+      </w:r>
+      <w:r>
+        <w:rPr>
+          <w:rFonts w:ascii="Consolas" w:hAnsi="Consolas" w:cs="Consolas"/>
+          <w:color w:val="538135" w:themeColor="accent6" w:themeShade="BF"/>
+          <w:sz w:val="17"/>
+          <w:szCs w:val="17"/>
+        </w:rPr>
+        <w:t xml:space="preserve">   weighted causal mean with effective horizon ~ 1/(1-α_k).</w:t>
+      </w:r>
+    </w:p>
+    <w:p>
+      <w:pPr>
+        <w:rPr>
+          <w:rFonts w:ascii="Consolas" w:hAnsi="Consolas" w:cs="Consolas"/>
+          <w:color w:val="538135" w:themeColor="accent6" w:themeShade="BF"/>
+          <w:sz w:val="17"/>
+          <w:szCs w:val="17"/>
+        </w:rPr>
+      </w:pPr>
+    </w:p>
+    <w:p>
+      <w:pPr>
+        <w:rPr>
+          <w:rFonts w:ascii="Consolas" w:hAnsi="Consolas" w:cs="Consolas"/>
+          <w:color w:val="538135" w:themeColor="accent6" w:themeShade="BF"/>
+          <w:sz w:val="17"/>
+          <w:szCs w:val="17"/>
+        </w:rPr>
+      </w:pPr>
+      <w:r>
+        <w:rPr>
+          <w:rFonts w:ascii="Consolas" w:hAnsi="Consolas" w:cs="Consolas"/>
+          <w:color w:val="538135" w:themeColor="accent6" w:themeShade="BF"/>
+          <w:sz w:val="17"/>
+          <w:szCs w:val="17"/>
+        </w:rPr>
+        <w:t>The K resulting ξ-channels (each of shape (B, T, d)) are concatenated</w:t>
+      </w:r>
+    </w:p>
+    <w:p>
+      <w:pPr>
+        <w:rPr>
+          <w:rFonts w:ascii="Consolas" w:hAnsi="Consolas" w:cs="Consolas"/>
+          <w:color w:val="538135" w:themeColor="accent6" w:themeShade="BF"/>
+          <w:sz w:val="17"/>
+          <w:szCs w:val="17"/>
+        </w:rPr>
+      </w:pPr>
+      <w:r>
+        <w:rPr>
+          <w:rFonts w:ascii="Consolas" w:hAnsi="Consolas" w:cs="Consolas"/>
+          <w:color w:val="538135" w:themeColor="accent6" w:themeShade="BF"/>
+          <w:sz w:val="17"/>
+          <w:szCs w:val="17"/>
+        </w:rPr>
+        <w:t>with h and fed into a wider V_θ:</w:t>
+      </w:r>
+    </w:p>
+    <w:p>
+      <w:pPr>
+        <w:rPr>
+          <w:rFonts w:ascii="Consolas" w:hAnsi="Consolas" w:cs="Consolas"/>
+          <w:color w:val="538135" w:themeColor="accent6" w:themeShade="BF"/>
+          <w:sz w:val="17"/>
+          <w:szCs w:val="17"/>
+        </w:rPr>
+      </w:pPr>
+    </w:p>
+    <w:p>
+      <w:pPr>
+        <w:rPr>
+          <w:rFonts w:ascii="Consolas" w:hAnsi="Consolas" w:cs="Consolas"/>
+          <w:color w:val="538135" w:themeColor="accent6" w:themeShade="BF"/>
+          <w:sz w:val="17"/>
+          <w:szCs w:val="17"/>
+        </w:rPr>
+      </w:pPr>
+      <w:r>
+        <w:rPr>
+          <w:rFonts w:ascii="Consolas" w:hAnsi="Consolas" w:cs="Consolas"/>
+          <w:color w:val="538135" w:themeColor="accent6" w:themeShade="BF"/>
+          <w:sz w:val="17"/>
+          <w:szCs w:val="17"/>
+        </w:rPr>
+        <w:t xml:space="preserve">    V_θ : </w:t>
+      </w:r>
+      <w:r>
+        <w:rPr>
+          <w:rFonts w:ascii="Cambria Math" w:hAnsi="Cambria Math" w:cs="Cambria Math"/>
+          <w:color w:val="538135" w:themeColor="accent6" w:themeShade="BF"/>
+          <w:sz w:val="17"/>
+          <w:szCs w:val="17"/>
+        </w:rPr>
+        <w:t>ℝ</w:t>
+      </w:r>
+      <w:r>
+        <w:rPr>
+          <w:rFonts w:ascii="Consolas" w:hAnsi="Consolas" w:cs="Consolas"/>
+          <w:color w:val="538135" w:themeColor="accent6" w:themeShade="BF"/>
+          <w:sz w:val="17"/>
+          <w:szCs w:val="17"/>
+        </w:rPr>
+        <w:t xml:space="preserve">^{(K+1)·d} → </w:t>
+      </w:r>
+      <w:r>
+        <w:rPr>
+          <w:rFonts w:ascii="Cambria Math" w:hAnsi="Cambria Math" w:cs="Cambria Math"/>
+          <w:color w:val="538135" w:themeColor="accent6" w:themeShade="BF"/>
+          <w:sz w:val="17"/>
+          <w:szCs w:val="17"/>
+        </w:rPr>
+        <w:t>ℝ</w:t>
+      </w:r>
+      <w:r>
+        <w:rPr>
+          <w:rFonts w:ascii="Consolas" w:hAnsi="Consolas" w:cs="Consolas"/>
+          <w:color w:val="538135" w:themeColor="accent6" w:themeShade="BF"/>
+          <w:sz w:val="17"/>
+          <w:szCs w:val="17"/>
+        </w:rPr>
+        <w:t>.</w:t>
+      </w:r>
+    </w:p>
+    <w:p>
+      <w:pPr>
+        <w:rPr>
+          <w:rFonts w:ascii="Consolas" w:hAnsi="Consolas" w:cs="Consolas"/>
+          <w:color w:val="538135" w:themeColor="accent6" w:themeShade="BF"/>
+          <w:sz w:val="17"/>
+          <w:szCs w:val="17"/>
+        </w:rPr>
+      </w:pPr>
+    </w:p>
+    <w:p>
+      <w:pPr>
+        <w:rPr>
+          <w:rFonts w:ascii="Consolas" w:hAnsi="Consolas" w:cs="Consolas"/>
+          <w:color w:val="538135" w:themeColor="accent6" w:themeShade="BF"/>
+          <w:sz w:val="17"/>
+          <w:szCs w:val="17"/>
+        </w:rPr>
+      </w:pPr>
+      <w:r>
+        <w:rPr>
+          <w:rFonts w:ascii="Consolas" w:hAnsi="Consolas" w:cs="Consolas"/>
+          <w:color w:val="538135" w:themeColor="accent6" w:themeShade="BF"/>
+          <w:sz w:val="17"/>
+          <w:szCs w:val="17"/>
+        </w:rPr>
+        <w:t>All other components (per-token logfreq mass, fixed γ, semi-implicit</w:t>
+      </w:r>
+    </w:p>
+    <w:p>
+      <w:pPr>
+        <w:rPr>
+          <w:rFonts w:ascii="Consolas" w:hAnsi="Consolas" w:cs="Consolas"/>
+          <w:color w:val="538135" w:themeColor="accent6" w:themeShade="BF"/>
+          <w:sz w:val="17"/>
+          <w:szCs w:val="17"/>
+        </w:rPr>
+      </w:pPr>
+      <w:r>
+        <w:rPr>
+          <w:rFonts w:ascii="Consolas" w:hAnsi="Consolas" w:cs="Consolas"/>
+          <w:color w:val="538135" w:themeColor="accent6" w:themeShade="BF"/>
+          <w:sz w:val="17"/>
+          <w:szCs w:val="17"/>
+        </w:rPr>
+        <w:t>damped Euler, LN-after-step) are unchanged.</w:t>
+      </w:r>
+    </w:p>
+    <w:p>
+      <w:pPr>
+        <w:rPr>
+          <w:rFonts w:ascii="Consolas" w:hAnsi="Consolas" w:cs="Consolas"/>
+          <w:color w:val="538135" w:themeColor="accent6" w:themeShade="BF"/>
+          <w:sz w:val="17"/>
+          <w:szCs w:val="17"/>
+        </w:rPr>
+      </w:pPr>
+    </w:p>
+    <w:p>
+      <w:pPr>
+        <w:rPr>
+          <w:rFonts w:ascii="Consolas" w:hAnsi="Consolas" w:cs="Consolas"/>
+          <w:color w:val="538135" w:themeColor="accent6" w:themeShade="BF"/>
+          <w:sz w:val="17"/>
+          <w:szCs w:val="17"/>
+        </w:rPr>
+      </w:pPr>
+      <w:r>
+        <w:rPr>
+          <w:rFonts w:ascii="Consolas" w:hAnsi="Consolas" w:cs="Consolas"/>
+          <w:color w:val="538135" w:themeColor="accent6" w:themeShade="BF"/>
+          <w:sz w:val="17"/>
+          <w:szCs w:val="17"/>
+        </w:rPr>
+        <w:t>Parameter cost</w:t>
+      </w:r>
+    </w:p>
+    <w:p>
+      <w:pPr>
+        <w:rPr>
+          <w:rFonts w:ascii="Consolas" w:hAnsi="Consolas" w:cs="Consolas"/>
+          <w:color w:val="538135" w:themeColor="accent6" w:themeShade="BF"/>
+          <w:sz w:val="17"/>
+          <w:szCs w:val="17"/>
+        </w:rPr>
+      </w:pPr>
+      <w:r>
+        <w:rPr>
+          <w:rFonts w:ascii="Consolas" w:hAnsi="Consolas" w:cs="Consolas"/>
+          <w:color w:val="538135" w:themeColor="accent6" w:themeShade="BF"/>
+          <w:sz w:val="17"/>
+          <w:szCs w:val="17"/>
+        </w:rPr>
+        <w:t>--------------</w:t>
+      </w:r>
+    </w:p>
+    <w:p>
+      <w:pPr>
+        <w:rPr>
+          <w:rFonts w:ascii="Consolas" w:hAnsi="Consolas" w:cs="Consolas"/>
+          <w:color w:val="538135" w:themeColor="accent6" w:themeShade="BF"/>
+          <w:sz w:val="17"/>
+          <w:szCs w:val="17"/>
+        </w:rPr>
+      </w:pPr>
+      <w:r>
+        <w:rPr>
+          <w:rFonts w:ascii="Consolas" w:hAnsi="Consolas" w:cs="Consolas"/>
+          <w:color w:val="538135" w:themeColor="accent6" w:themeShade="BF"/>
+          <w:sz w:val="17"/>
+          <w:szCs w:val="17"/>
+        </w:rPr>
+        <w:t xml:space="preserve">  - V_θ first layer: (K+1)·d → v_hidden   instead of   2·d → v_hidden</w:t>
+      </w:r>
+    </w:p>
+    <w:p>
+      <w:pPr>
+        <w:rPr>
+          <w:rFonts w:ascii="Consolas" w:hAnsi="Consolas" w:cs="Consolas"/>
+          <w:color w:val="538135" w:themeColor="accent6" w:themeShade="BF"/>
+          <w:sz w:val="17"/>
+          <w:szCs w:val="17"/>
+        </w:rPr>
+      </w:pPr>
+      <w:r>
+        <w:rPr>
+          <w:rFonts w:ascii="Consolas" w:hAnsi="Consolas" w:cs="Consolas"/>
+          <w:color w:val="538135" w:themeColor="accent6" w:themeShade="BF"/>
+          <w:sz w:val="17"/>
+          <w:szCs w:val="17"/>
+        </w:rPr>
+        <w:t xml:space="preserve">    (K=4, d=256, v_hidden=1024 </w:t>
+      </w:r>
+      <w:r>
+        <w:rPr>
+          <w:rFonts w:ascii="Cambria Math" w:hAnsi="Cambria Math" w:cs="Cambria Math"/>
+          <w:color w:val="538135" w:themeColor="accent6" w:themeShade="BF"/>
+          <w:sz w:val="17"/>
+          <w:szCs w:val="17"/>
+        </w:rPr>
+        <w:t>⇒</w:t>
+      </w:r>
+      <w:r>
+        <w:rPr>
+          <w:rFonts w:ascii="Consolas" w:hAnsi="Consolas" w:cs="Consolas"/>
+          <w:color w:val="538135" w:themeColor="accent6" w:themeShade="BF"/>
+          <w:sz w:val="17"/>
+          <w:szCs w:val="17"/>
+        </w:rPr>
+        <w:t xml:space="preserve">  +0.79 M params for the standard config)</w:t>
+      </w:r>
+    </w:p>
+    <w:p>
+      <w:pPr>
+        <w:rPr>
+          <w:rFonts w:ascii="Consolas" w:hAnsi="Consolas" w:cs="Consolas"/>
+          <w:color w:val="538135" w:themeColor="accent6" w:themeShade="BF"/>
+          <w:sz w:val="17"/>
+          <w:szCs w:val="17"/>
+        </w:rPr>
+      </w:pPr>
+      <w:r>
+        <w:rPr>
+          <w:rFonts w:ascii="Consolas" w:hAnsi="Consolas" w:cs="Consolas"/>
+          <w:color w:val="538135" w:themeColor="accent6" w:themeShade="BF"/>
+          <w:sz w:val="17"/>
+          <w:szCs w:val="17"/>
+        </w:rPr>
+        <w:t xml:space="preserve">  - α</w:t>
+      </w:r>
+      <w:proofErr w:type="gramStart"/>
+      <w:r>
+        <w:rPr>
+          <w:rFonts w:ascii="Consolas" w:hAnsi="Consolas" w:cs="Consolas"/>
+          <w:color w:val="538135" w:themeColor="accent6" w:themeShade="BF"/>
+          <w:sz w:val="17"/>
+          <w:szCs w:val="17"/>
+        </w:rPr>
+        <w:t>₁,…</w:t>
+      </w:r>
+      <w:proofErr w:type="gramEnd"/>
+      <w:r>
+        <w:rPr>
+          <w:rFonts w:ascii="Consolas" w:hAnsi="Consolas" w:cs="Consolas"/>
+          <w:color w:val="538135" w:themeColor="accent6" w:themeShade="BF"/>
+          <w:sz w:val="17"/>
+          <w:szCs w:val="17"/>
+        </w:rPr>
+        <w:t>,α_K: K scalars (negligible)</w:t>
+      </w:r>
+    </w:p>
+    <w:p>
+      <w:pPr>
+        <w:rPr>
+          <w:rFonts w:ascii="Consolas" w:hAnsi="Consolas" w:cs="Consolas"/>
+          <w:color w:val="538135" w:themeColor="accent6" w:themeShade="BF"/>
+          <w:sz w:val="17"/>
+          <w:szCs w:val="17"/>
+        </w:rPr>
+      </w:pPr>
+      <w:r>
+        <w:rPr>
+          <w:rFonts w:ascii="Consolas" w:hAnsi="Consolas" w:cs="Consolas"/>
+          <w:color w:val="538135" w:themeColor="accent6" w:themeShade="BF"/>
+          <w:sz w:val="17"/>
+          <w:szCs w:val="17"/>
+        </w:rPr>
+        <w:t xml:space="preserve">  - Total: ~ +0.8 M params on top of the 15.75 M E9 SPLM </w:t>
+      </w:r>
+      <w:r>
+        <w:rPr>
+          <w:rFonts w:ascii="Cambria Math" w:hAnsi="Cambria Math" w:cs="Cambria Math"/>
+          <w:color w:val="538135" w:themeColor="accent6" w:themeShade="BF"/>
+          <w:sz w:val="17"/>
+          <w:szCs w:val="17"/>
+        </w:rPr>
+        <w:t>⇒</w:t>
+      </w:r>
+      <w:r>
+        <w:rPr>
+          <w:rFonts w:ascii="Consolas" w:hAnsi="Consolas" w:cs="Consolas"/>
+          <w:color w:val="538135" w:themeColor="accent6" w:themeShade="BF"/>
+          <w:sz w:val="17"/>
+          <w:szCs w:val="17"/>
+        </w:rPr>
+        <w:t xml:space="preserve"> ~16.55 M.</w:t>
+      </w:r>
+    </w:p>
+    <w:p>
+      <w:pPr>
+        <w:rPr>
+          <w:rFonts w:ascii="Consolas" w:hAnsi="Consolas" w:cs="Consolas"/>
+          <w:color w:val="538135" w:themeColor="accent6" w:themeShade="BF"/>
+          <w:sz w:val="17"/>
+          <w:szCs w:val="17"/>
+        </w:rPr>
+      </w:pPr>
+      <w:r>
+        <w:rPr>
+          <w:rFonts w:ascii="Consolas" w:hAnsi="Consolas" w:cs="Consolas"/>
+          <w:color w:val="538135" w:themeColor="accent6" w:themeShade="BF"/>
+          <w:sz w:val="17"/>
+          <w:szCs w:val="17"/>
+        </w:rPr>
+        <w:t xml:space="preserve">    Still below MatchedGPT's 19.45 M.</w:t>
+      </w:r>
+    </w:p>
+    <w:p>
+      <w:pPr>
+        <w:rPr>
+          <w:rFonts w:ascii="Consolas" w:hAnsi="Consolas" w:cs="Consolas"/>
+          <w:color w:val="538135" w:themeColor="accent6" w:themeShade="BF"/>
+          <w:sz w:val="17"/>
+          <w:szCs w:val="17"/>
+        </w:rPr>
+      </w:pPr>
+    </w:p>
+    <w:p>
+      <w:pPr>
+        <w:rPr>
+          <w:rFonts w:ascii="Consolas" w:hAnsi="Consolas" w:cs="Consolas"/>
+          <w:color w:val="538135" w:themeColor="accent6" w:themeShade="BF"/>
+          <w:sz w:val="17"/>
+          <w:szCs w:val="17"/>
+        </w:rPr>
+      </w:pPr>
+      <w:r>
+        <w:rPr>
+          <w:rFonts w:ascii="Consolas" w:hAnsi="Consolas" w:cs="Consolas"/>
+          <w:color w:val="538135" w:themeColor="accent6" w:themeShade="BF"/>
+          <w:sz w:val="17"/>
+          <w:szCs w:val="17"/>
+        </w:rPr>
+        <w:t>Numerical stability</w:t>
+      </w:r>
+    </w:p>
+    <w:p>
+      <w:pPr>
+        <w:rPr>
+          <w:rFonts w:ascii="Consolas" w:hAnsi="Consolas" w:cs="Consolas"/>
+          <w:color w:val="538135" w:themeColor="accent6" w:themeShade="BF"/>
+          <w:sz w:val="17"/>
+          <w:szCs w:val="17"/>
+        </w:rPr>
+      </w:pPr>
+      <w:r>
+        <w:rPr>
+          <w:rFonts w:ascii="Consolas" w:hAnsi="Consolas" w:cs="Consolas"/>
+          <w:color w:val="538135" w:themeColor="accent6" w:themeShade="BF"/>
+          <w:sz w:val="17"/>
+          <w:szCs w:val="17"/>
+        </w:rPr>
+        <w:t>-------------------</w:t>
+      </w:r>
+    </w:p>
+    <w:p>
+      <w:pPr>
+        <w:rPr>
+          <w:rFonts w:ascii="Consolas" w:hAnsi="Consolas" w:cs="Consolas"/>
+          <w:color w:val="538135" w:themeColor="accent6" w:themeShade="BF"/>
+          <w:sz w:val="17"/>
+          <w:szCs w:val="17"/>
+        </w:rPr>
+      </w:pPr>
+      <w:r>
+        <w:rPr>
+          <w:rFonts w:ascii="Consolas" w:hAnsi="Consolas" w:cs="Consolas"/>
+          <w:color w:val="538135" w:themeColor="accent6" w:themeShade="BF"/>
+          <w:sz w:val="17"/>
+          <w:szCs w:val="17"/>
+        </w:rPr>
+        <w:t>Weights are constructed in log-space and normalised via logsumexp per</w:t>
+      </w:r>
+    </w:p>
+    <w:p>
+      <w:pPr>
+        <w:rPr>
+          <w:rFonts w:ascii="Consolas" w:hAnsi="Consolas" w:cs="Consolas"/>
+          <w:color w:val="538135" w:themeColor="accent6" w:themeShade="BF"/>
+          <w:sz w:val="17"/>
+          <w:szCs w:val="17"/>
+        </w:rPr>
+      </w:pPr>
+      <w:r>
+        <w:rPr>
+          <w:rFonts w:ascii="Consolas" w:hAnsi="Consolas" w:cs="Consolas"/>
+          <w:color w:val="538135" w:themeColor="accent6" w:themeShade="BF"/>
+          <w:sz w:val="17"/>
+          <w:szCs w:val="17"/>
+        </w:rPr>
+        <w:lastRenderedPageBreak/>
+        <w:t>row, then exponentiated.  This handles α near 0 and near 1 cleanly and</w:t>
+      </w:r>
+    </w:p>
+    <w:p>
+      <w:pPr>
+        <w:rPr>
+          <w:rFonts w:ascii="Consolas" w:hAnsi="Consolas" w:cs="Consolas"/>
+          <w:color w:val="538135" w:themeColor="accent6" w:themeShade="BF"/>
+          <w:sz w:val="17"/>
+          <w:szCs w:val="17"/>
+        </w:rPr>
+      </w:pPr>
+      <w:r>
+        <w:rPr>
+          <w:rFonts w:ascii="Consolas" w:hAnsi="Consolas" w:cs="Consolas"/>
+          <w:color w:val="538135" w:themeColor="accent6" w:themeShade="BF"/>
+          <w:sz w:val="17"/>
+          <w:szCs w:val="17"/>
+        </w:rPr>
+        <w:t>avoids the α^{-T} blow-up of the naïve cumsum trick.</w:t>
+      </w:r>
+    </w:p>
+    <w:p>
+      <w:pPr>
+        <w:rPr>
+          <w:rFonts w:ascii="Consolas" w:hAnsi="Consolas" w:cs="Consolas"/>
+          <w:color w:val="538135" w:themeColor="accent6" w:themeShade="BF"/>
+          <w:sz w:val="17"/>
+          <w:szCs w:val="17"/>
+        </w:rPr>
+      </w:pPr>
+    </w:p>
+    <w:p>
+      <w:pPr>
+        <w:rPr>
+          <w:rFonts w:ascii="Consolas" w:hAnsi="Consolas" w:cs="Consolas"/>
+          <w:color w:val="538135" w:themeColor="accent6" w:themeShade="BF"/>
+          <w:sz w:val="17"/>
+          <w:szCs w:val="17"/>
+        </w:rPr>
+      </w:pPr>
+      <w:r>
+        <w:rPr>
+          <w:rFonts w:ascii="Consolas" w:hAnsi="Consolas" w:cs="Consolas"/>
+          <w:color w:val="538135" w:themeColor="accent6" w:themeShade="BF"/>
+          <w:sz w:val="17"/>
+          <w:szCs w:val="17"/>
+        </w:rPr>
+        <w:t>Backward compatibility</w:t>
+      </w:r>
+    </w:p>
+    <w:p>
+      <w:pPr>
+        <w:rPr>
+          <w:rFonts w:ascii="Consolas" w:hAnsi="Consolas" w:cs="Consolas"/>
+          <w:color w:val="538135" w:themeColor="accent6" w:themeShade="BF"/>
+          <w:sz w:val="17"/>
+          <w:szCs w:val="17"/>
+        </w:rPr>
+      </w:pPr>
+      <w:r>
+        <w:rPr>
+          <w:rFonts w:ascii="Consolas" w:hAnsi="Consolas" w:cs="Consolas"/>
+          <w:color w:val="538135" w:themeColor="accent6" w:themeShade="BF"/>
+          <w:sz w:val="17"/>
+          <w:szCs w:val="17"/>
+        </w:rPr>
+        <w:t>----------------------</w:t>
+      </w:r>
+    </w:p>
+    <w:p>
+      <w:pPr>
+        <w:rPr>
+          <w:rFonts w:ascii="Consolas" w:hAnsi="Consolas" w:cs="Consolas"/>
+          <w:color w:val="538135" w:themeColor="accent6" w:themeShade="BF"/>
+          <w:sz w:val="17"/>
+          <w:szCs w:val="17"/>
+        </w:rPr>
+      </w:pPr>
+      <w:r>
+        <w:rPr>
+          <w:rFonts w:ascii="Consolas" w:hAnsi="Consolas" w:cs="Consolas"/>
+          <w:color w:val="538135" w:themeColor="accent6" w:themeShade="BF"/>
+          <w:sz w:val="17"/>
+          <w:szCs w:val="17"/>
+        </w:rPr>
+        <w:t>This is a *new* model class.  The locked E9 model class</w:t>
+      </w:r>
+    </w:p>
+    <w:p>
+      <w:pPr>
+        <w:rPr>
+          <w:rFonts w:ascii="Consolas" w:hAnsi="Consolas" w:cs="Consolas"/>
+          <w:color w:val="538135" w:themeColor="accent6" w:themeShade="BF"/>
+          <w:sz w:val="17"/>
+          <w:szCs w:val="17"/>
+        </w:rPr>
+      </w:pPr>
+      <w:r>
+        <w:rPr>
+          <w:rFonts w:ascii="Consolas" w:hAnsi="Consolas" w:cs="Consolas"/>
+          <w:color w:val="538135" w:themeColor="accent6" w:themeShade="BF"/>
+          <w:sz w:val="17"/>
+          <w:szCs w:val="17"/>
+        </w:rPr>
+        <w:t>`ScalarPotentialLMSARFMassLN` is untouched; old checkpoints continue to</w:t>
+      </w:r>
+    </w:p>
+    <w:p>
+      <w:pPr>
+        <w:rPr>
+          <w:rFonts w:ascii="Consolas" w:hAnsi="Consolas" w:cs="Consolas"/>
+          <w:color w:val="538135" w:themeColor="accent6" w:themeShade="BF"/>
+          <w:sz w:val="17"/>
+          <w:szCs w:val="17"/>
+        </w:rPr>
+      </w:pPr>
+      <w:r>
+        <w:rPr>
+          <w:rFonts w:ascii="Consolas" w:hAnsi="Consolas" w:cs="Consolas"/>
+          <w:color w:val="538135" w:themeColor="accent6" w:themeShade="BF"/>
+          <w:sz w:val="17"/>
+          <w:szCs w:val="17"/>
+        </w:rPr>
+        <w:t>load with the old class.</w:t>
+      </w:r>
+    </w:p>
+    <w:p>
+      <w:pPr>
+        <w:rPr>
+          <w:rFonts w:ascii="Consolas" w:hAnsi="Consolas" w:cs="Consolas"/>
+          <w:color w:val="538135" w:themeColor="accent6" w:themeShade="BF"/>
+          <w:sz w:val="17"/>
+          <w:szCs w:val="17"/>
+        </w:rPr>
+      </w:pPr>
+    </w:p>
+    <w:p>
+      <w:pPr>
+        <w:rPr>
+          <w:rFonts w:ascii="Consolas" w:hAnsi="Consolas" w:cs="Consolas"/>
+          <w:color w:val="538135" w:themeColor="accent6" w:themeShade="BF"/>
+          <w:sz w:val="17"/>
+          <w:szCs w:val="17"/>
+        </w:rPr>
+      </w:pPr>
+      <w:r>
+        <w:rPr>
+          <w:rFonts w:ascii="Consolas" w:hAnsi="Consolas" w:cs="Consolas"/>
+          <w:color w:val="538135" w:themeColor="accent6" w:themeShade="BF"/>
+          <w:sz w:val="17"/>
+          <w:szCs w:val="17"/>
+        </w:rPr>
+        <w:t>Pre-registration</w:t>
+      </w:r>
+    </w:p>
+    <w:p>
+      <w:pPr>
+        <w:rPr>
+          <w:rFonts w:ascii="Consolas" w:hAnsi="Consolas" w:cs="Consolas"/>
+          <w:color w:val="538135" w:themeColor="accent6" w:themeShade="BF"/>
+          <w:sz w:val="17"/>
+          <w:szCs w:val="17"/>
+        </w:rPr>
+      </w:pPr>
+      <w:r>
+        <w:rPr>
+          <w:rFonts w:ascii="Consolas" w:hAnsi="Consolas" w:cs="Consolas"/>
+          <w:color w:val="538135" w:themeColor="accent6" w:themeShade="BF"/>
+          <w:sz w:val="17"/>
+          <w:szCs w:val="17"/>
+        </w:rPr>
+        <w:t>----------------</w:t>
+      </w:r>
+    </w:p>
+    <w:p>
+      <w:pPr>
+        <w:rPr>
+          <w:rFonts w:ascii="Consolas" w:hAnsi="Consolas" w:cs="Consolas"/>
+          <w:color w:val="538135" w:themeColor="accent6" w:themeShade="BF"/>
+          <w:sz w:val="17"/>
+          <w:szCs w:val="17"/>
+        </w:rPr>
+      </w:pPr>
+      <w:r>
+        <w:rPr>
+          <w:rFonts w:ascii="Consolas" w:hAnsi="Consolas" w:cs="Consolas"/>
+          <w:color w:val="538135" w:themeColor="accent6" w:themeShade="BF"/>
+          <w:sz w:val="17"/>
+          <w:szCs w:val="17"/>
+        </w:rPr>
+        <w:t>Companion protocol: `docs/SPLM_multichannel_xi_pre-registered_protocol.md`</w:t>
+      </w:r>
+    </w:p>
+    <w:p>
+      <w:pPr>
+        <w:rPr>
+          <w:rFonts w:ascii="Consolas" w:hAnsi="Consolas" w:cs="Consolas"/>
+          <w:color w:val="538135" w:themeColor="accent6" w:themeShade="BF"/>
+          <w:sz w:val="17"/>
+          <w:szCs w:val="17"/>
+        </w:rPr>
+      </w:pPr>
+      <w:r>
+        <w:rPr>
+          <w:rFonts w:ascii="Consolas" w:hAnsi="Consolas" w:cs="Consolas"/>
+          <w:color w:val="538135" w:themeColor="accent6" w:themeShade="BF"/>
+          <w:sz w:val="17"/>
+          <w:szCs w:val="17"/>
+        </w:rPr>
+        <w:t>(experiment E11).  Pre-registration commit will be recorded there.</w:t>
+      </w:r>
+    </w:p>
+    <w:p>
+      <w:pPr>
+        <w:rPr>
+          <w:rFonts w:ascii="Consolas" w:hAnsi="Consolas" w:cs="Consolas"/>
+          <w:color w:val="538135" w:themeColor="accent6" w:themeShade="BF"/>
+          <w:sz w:val="17"/>
+          <w:szCs w:val="17"/>
+        </w:rPr>
+      </w:pPr>
+      <w:r>
+        <w:rPr>
+          <w:rFonts w:ascii="Consolas" w:hAnsi="Consolas" w:cs="Consolas"/>
+          <w:color w:val="538135" w:themeColor="accent6" w:themeShade="BF"/>
+          <w:sz w:val="17"/>
+          <w:szCs w:val="17"/>
+        </w:rPr>
+        <w:t>"""</w:t>
+      </w:r>
+    </w:p>
+    <w:p/>
+    <w:p/>
+    <w:p>
+      <w:pPr>
+        <w:pStyle w:val="Heading2"/>
+      </w:pPr>
+      <w:r>
         <w:t>Module model_parf_multixi.py</w:t>
       </w:r>
     </w:p>
@@ -900,6 +2157,7 @@
           <w:sz w:val="17"/>
           <w:szCs w:val="17"/>
         </w:rPr>
+        <w:lastRenderedPageBreak/>
         <w:t xml:space="preserve">    MultiChannelXi,</w:t>
       </w:r>
     </w:p>
@@ -1002,7 +2260,6 @@
           <w:sz w:val="17"/>
           <w:szCs w:val="17"/>
         </w:rPr>
-        <w:lastRenderedPageBreak/>
         <w:t xml:space="preserve">    decode_velocity,</w:t>
       </w:r>
     </w:p>

--- a/docs/parflm/Deep_Dive_into_the_PARFLM_Codebase.docx
+++ b/docs/parflm/Deep_Dive_into_the_PARFLM_Codebase.docx
@@ -898,27 +898,7 @@
           <w:sz w:val="17"/>
           <w:szCs w:val="17"/>
         </w:rPr>
-        <w:t xml:space="preserve">  - α</w:t>
-      </w:r>
-      <w:proofErr w:type="gramStart"/>
-      <w:r>
-        <w:rPr>
-          <w:rFonts w:ascii="Consolas" w:hAnsi="Consolas" w:cs="Consolas"/>
-          <w:color w:val="538135" w:themeColor="accent6" w:themeShade="BF"/>
-          <w:sz w:val="17"/>
-          <w:szCs w:val="17"/>
-        </w:rPr>
-        <w:t>₁,…</w:t>
-      </w:r>
-      <w:proofErr w:type="gramEnd"/>
-      <w:r>
-        <w:rPr>
-          <w:rFonts w:ascii="Consolas" w:hAnsi="Consolas" w:cs="Consolas"/>
-          <w:color w:val="538135" w:themeColor="accent6" w:themeShade="BF"/>
-          <w:sz w:val="17"/>
-          <w:szCs w:val="17"/>
-        </w:rPr>
-        <w:t>,α_K: K scalars (negligible)</w:t>
+        <w:t xml:space="preserve">  - α₁,…,α_K: K scalars (negligible)</w:t>
       </w:r>
     </w:p>
     <w:p>
@@ -2045,17 +2025,27 @@
       <w:pPr>
         <w:rPr>
           <w:rFonts w:ascii="Consolas" w:hAnsi="Consolas" w:cs="Consolas"/>
-          <w:sz w:val="17"/>
-          <w:szCs w:val="17"/>
-        </w:rPr>
-      </w:pPr>
-      <w:r>
-        <w:rPr>
-          <w:rFonts w:ascii="Consolas" w:hAnsi="Consolas" w:cs="Consolas"/>
-          <w:sz w:val="17"/>
-          <w:szCs w:val="17"/>
-        </w:rPr>
-        <w:t>from model_parf_sparse import (  # noqa: E402</w:t>
+          <w:color w:val="385623" w:themeColor="accent6" w:themeShade="80"/>
+          <w:sz w:val="17"/>
+          <w:szCs w:val="17"/>
+        </w:rPr>
+      </w:pPr>
+      <w:r>
+        <w:rPr>
+          <w:rFonts w:ascii="Consolas" w:hAnsi="Consolas" w:cs="Consolas"/>
+          <w:sz w:val="17"/>
+          <w:szCs w:val="17"/>
+        </w:rPr>
+        <w:t xml:space="preserve">from model_parf_sparse import (  </w:t>
+      </w:r>
+      <w:r>
+        <w:rPr>
+          <w:rFonts w:ascii="Consolas" w:hAnsi="Consolas" w:cs="Consolas"/>
+          <w:color w:val="385623" w:themeColor="accent6" w:themeShade="80"/>
+          <w:sz w:val="17"/>
+          <w:szCs w:val="17"/>
+        </w:rPr>
+        <w:t># noqa: E402</w:t>
       </w:r>
     </w:p>
     <w:p>
@@ -2140,7 +2130,16 @@
           <w:sz w:val="17"/>
           <w:szCs w:val="17"/>
         </w:rPr>
-        <w:t>from model_multixi import (  # noqa: E402</w:t>
+        <w:t xml:space="preserve">from model_multixi import (  </w:t>
+      </w:r>
+      <w:r>
+        <w:rPr>
+          <w:rFonts w:ascii="Consolas" w:hAnsi="Consolas" w:cs="Consolas"/>
+          <w:color w:val="385623" w:themeColor="accent6" w:themeShade="80"/>
+          <w:sz w:val="17"/>
+          <w:szCs w:val="17"/>
+        </w:rPr>
+        <w:t># noqa: E402</w:t>
       </w:r>
     </w:p>
     <w:p>
@@ -2216,17 +2215,27 @@
       <w:pPr>
         <w:rPr>
           <w:rFonts w:ascii="Consolas" w:hAnsi="Consolas" w:cs="Consolas"/>
-          <w:sz w:val="17"/>
-          <w:szCs w:val="17"/>
-        </w:rPr>
-      </w:pPr>
-      <w:r>
-        <w:rPr>
-          <w:rFonts w:ascii="Consolas" w:hAnsi="Consolas" w:cs="Consolas"/>
-          <w:sz w:val="17"/>
-          <w:szCs w:val="17"/>
-        </w:rPr>
-        <w:t>from cfc_baoab import (  # noqa: E402</w:t>
+          <w:color w:val="385623" w:themeColor="accent6" w:themeShade="80"/>
+          <w:sz w:val="17"/>
+          <w:szCs w:val="17"/>
+        </w:rPr>
+      </w:pPr>
+      <w:r>
+        <w:rPr>
+          <w:rFonts w:ascii="Consolas" w:hAnsi="Consolas" w:cs="Consolas"/>
+          <w:sz w:val="17"/>
+          <w:szCs w:val="17"/>
+        </w:rPr>
+        <w:t xml:space="preserve">from cfc_baoab import (  </w:t>
+      </w:r>
+      <w:r>
+        <w:rPr>
+          <w:rFonts w:ascii="Consolas" w:hAnsi="Consolas" w:cs="Consolas"/>
+          <w:color w:val="385623" w:themeColor="accent6" w:themeShade="80"/>
+          <w:sz w:val="17"/>
+          <w:szCs w:val="17"/>
+        </w:rPr>
+        <w:t># noqa: E402</w:t>
       </w:r>
     </w:p>
     <w:p>
@@ -2399,6 +2408,20 @@
         </w:r>
       </w:hyperlink>
     </w:p>
+    <w:p>
+      <w:r>
+        <w:t xml:space="preserve">[5] </w:t>
+      </w:r>
+      <w:hyperlink r:id="rId8" w:history="1">
+        <w:r>
+          <w:rPr>
+            <w:rStyle w:val="Hyperlink"/>
+          </w:rPr>
+          <w:t>https://github.com/dimitarpg13/semsimula-paper/blob/main/notebooks/conservative_arch/energetic_minima/model_ln.py</w:t>
+        </w:r>
+      </w:hyperlink>
+    </w:p>
+    <w:p/>
     <w:p/>
     <w:p/>
     <w:p>
@@ -2873,17 +2896,16 @@
     <w:semiHidden/>
     <w:unhideWhenUsed/>
     <w:qFormat/>
-    <w:rsid w:val="008A58CA"/>
+    <w:rsid w:val="0018052E"/>
     <w:pPr>
       <w:keepNext/>
       <w:keepLines/>
-      <w:spacing w:before="160" w:after="80"/>
       <w:outlineLvl w:val="2"/>
     </w:pPr>
     <w:rPr>
       <w:rFonts w:eastAsiaTheme="majorEastAsia" w:cstheme="majorBidi"/>
       <w:color w:val="2F5496" w:themeColor="accent1" w:themeShade="BF"/>
-      <w:sz w:val="28"/>
+      <w:sz w:val="22"/>
       <w:szCs w:val="28"/>
     </w:rPr>
   </w:style>
@@ -3075,11 +3097,11 @@
     <w:link w:val="Heading3"/>
     <w:uiPriority w:val="9"/>
     <w:semiHidden/>
-    <w:rsid w:val="008A58CA"/>
+    <w:rsid w:val="0018052E"/>
     <w:rPr>
-      <w:rFonts w:eastAsiaTheme="majorEastAsia" w:cstheme="majorBidi"/>
+      <w:rFonts w:ascii="Aptos" w:eastAsiaTheme="majorEastAsia" w:hAnsi="Aptos" w:cstheme="majorBidi"/>
       <w:color w:val="2F5496" w:themeColor="accent1" w:themeShade="BF"/>
-      <w:sz w:val="28"/>
+      <w:sz w:val="22"/>
       <w:szCs w:val="28"/>
     </w:rPr>
   </w:style>

--- a/docs/parflm/Deep_Dive_into_the_PARFLM_Codebase.docx
+++ b/docs/parflm/Deep_Dive_into_the_PARFLM_Codebase.docx
@@ -28,1258 +28,2574 @@
       </w:r>
     </w:p>
     <w:p/>
-    <w:p/>
-    <w:p>
-      <w:pPr>
-        <w:pStyle w:val="Heading1"/>
-      </w:pPr>
-      <w:r>
-        <w:t>First Dive into the Code</w:t>
-      </w:r>
-    </w:p>
-    <w:p/>
     <w:p>
       <w:pPr>
         <w:pStyle w:val="Heading2"/>
       </w:pPr>
       <w:r>
-        <w:t>Module model_multixi.py</w:t>
-      </w:r>
-    </w:p>
-    <w:p/>
-    <w:p>
-      <w:pPr>
-        <w:rPr>
-          <w:rFonts w:ascii="Consolas" w:hAnsi="Consolas" w:cs="Consolas"/>
-          <w:color w:val="538135" w:themeColor="accent6" w:themeShade="BF"/>
-          <w:sz w:val="17"/>
-          <w:szCs w:val="17"/>
-        </w:rPr>
-      </w:pPr>
-      <w:r>
-        <w:rPr>
-          <w:rFonts w:ascii="Consolas" w:hAnsi="Consolas" w:cs="Consolas"/>
-          <w:color w:val="538135" w:themeColor="accent6" w:themeShade="BF"/>
-          <w:sz w:val="17"/>
-          <w:szCs w:val="17"/>
-        </w:rPr>
-        <w:t>"""</w:t>
-      </w:r>
-    </w:p>
-    <w:p>
-      <w:pPr>
-        <w:rPr>
-          <w:rFonts w:ascii="Consolas" w:hAnsi="Consolas" w:cs="Consolas"/>
-          <w:color w:val="538135" w:themeColor="accent6" w:themeShade="BF"/>
-          <w:sz w:val="17"/>
-          <w:szCs w:val="17"/>
-        </w:rPr>
-      </w:pPr>
-      <w:r>
-        <w:rPr>
-          <w:rFonts w:ascii="Consolas" w:hAnsi="Consolas" w:cs="Consolas"/>
-          <w:color w:val="538135" w:themeColor="accent6" w:themeShade="BF"/>
-          <w:sz w:val="17"/>
-          <w:szCs w:val="17"/>
-        </w:rPr>
-        <w:t>Multi-channel ξ extension of the SARF-faithful SPLM with LN-after-step.</w:t>
-      </w:r>
-    </w:p>
-    <w:p>
-      <w:pPr>
-        <w:rPr>
-          <w:rFonts w:ascii="Consolas" w:hAnsi="Consolas" w:cs="Consolas"/>
-          <w:color w:val="538135" w:themeColor="accent6" w:themeShade="BF"/>
-          <w:sz w:val="17"/>
-          <w:szCs w:val="17"/>
-        </w:rPr>
-      </w:pPr>
-    </w:p>
-    <w:p>
-      <w:pPr>
-        <w:rPr>
-          <w:rFonts w:ascii="Consolas" w:hAnsi="Consolas" w:cs="Consolas"/>
-          <w:color w:val="538135" w:themeColor="accent6" w:themeShade="BF"/>
-          <w:sz w:val="17"/>
-          <w:szCs w:val="17"/>
-        </w:rPr>
-      </w:pPr>
-      <w:r>
-        <w:rPr>
-          <w:rFonts w:ascii="Consolas" w:hAnsi="Consolas" w:cs="Consolas"/>
-          <w:color w:val="538135" w:themeColor="accent6" w:themeShade="BF"/>
-          <w:sz w:val="17"/>
-          <w:szCs w:val="17"/>
-        </w:rPr>
-        <w:t>Architectural change vs `energetic_minima/model_ln.py`</w:t>
-      </w:r>
-    </w:p>
-    <w:p>
-      <w:pPr>
-        <w:rPr>
-          <w:rFonts w:ascii="Consolas" w:hAnsi="Consolas" w:cs="Consolas"/>
-          <w:color w:val="538135" w:themeColor="accent6" w:themeShade="BF"/>
-          <w:sz w:val="17"/>
-          <w:szCs w:val="17"/>
-        </w:rPr>
-      </w:pPr>
-      <w:r>
-        <w:rPr>
-          <w:rFonts w:ascii="Consolas" w:hAnsi="Consolas" w:cs="Consolas"/>
-          <w:color w:val="538135" w:themeColor="accent6" w:themeShade="BF"/>
-          <w:sz w:val="17"/>
-          <w:szCs w:val="17"/>
-        </w:rPr>
-        <w:t>------------------------------------------------------</w:t>
-      </w:r>
-    </w:p>
-    <w:p>
-      <w:pPr>
-        <w:rPr>
-          <w:rFonts w:ascii="Consolas" w:hAnsi="Consolas" w:cs="Consolas"/>
-          <w:color w:val="538135" w:themeColor="accent6" w:themeShade="BF"/>
-          <w:sz w:val="17"/>
-          <w:szCs w:val="17"/>
-        </w:rPr>
-      </w:pPr>
-      <w:r>
-        <w:rPr>
-          <w:rFonts w:ascii="Consolas" w:hAnsi="Consolas" w:cs="Consolas"/>
-          <w:color w:val="538135" w:themeColor="accent6" w:themeShade="BF"/>
-          <w:sz w:val="17"/>
-          <w:szCs w:val="17"/>
-        </w:rPr>
-        <w:t>The baseline SPLM (E9) computes a single causal cumulative-mean context</w:t>
-      </w:r>
-    </w:p>
-    <w:p>
-      <w:pPr>
-        <w:rPr>
-          <w:rFonts w:ascii="Consolas" w:hAnsi="Consolas" w:cs="Consolas"/>
-          <w:color w:val="538135" w:themeColor="accent6" w:themeShade="BF"/>
-          <w:sz w:val="17"/>
-          <w:szCs w:val="17"/>
-        </w:rPr>
-      </w:pPr>
-    </w:p>
-    <w:p>
-      <w:pPr>
-        <w:rPr>
-          <w:rFonts w:ascii="Consolas" w:hAnsi="Consolas" w:cs="Consolas"/>
-          <w:color w:val="538135" w:themeColor="accent6" w:themeShade="BF"/>
-          <w:sz w:val="17"/>
-          <w:szCs w:val="17"/>
-        </w:rPr>
-      </w:pPr>
-      <w:r>
-        <w:rPr>
-          <w:rFonts w:ascii="Consolas" w:hAnsi="Consolas" w:cs="Consolas"/>
-          <w:color w:val="538135" w:themeColor="accent6" w:themeShade="BF"/>
-          <w:sz w:val="17"/>
-          <w:szCs w:val="17"/>
-        </w:rPr>
-        <w:t xml:space="preserve">    ξ_t = (h_1 + h_2 + ... + h_t) / t                               (baseline)</w:t>
-      </w:r>
-    </w:p>
-    <w:p>
-      <w:pPr>
-        <w:rPr>
-          <w:rFonts w:ascii="Consolas" w:hAnsi="Consolas" w:cs="Consolas"/>
-          <w:color w:val="538135" w:themeColor="accent6" w:themeShade="BF"/>
-          <w:sz w:val="17"/>
-          <w:szCs w:val="17"/>
-        </w:rPr>
-      </w:pPr>
-    </w:p>
-    <w:p>
-      <w:pPr>
-        <w:rPr>
-          <w:rFonts w:ascii="Consolas" w:hAnsi="Consolas" w:cs="Consolas"/>
-          <w:color w:val="538135" w:themeColor="accent6" w:themeShade="BF"/>
-          <w:sz w:val="17"/>
-          <w:szCs w:val="17"/>
-        </w:rPr>
-      </w:pPr>
-      <w:r>
-        <w:rPr>
-          <w:rFonts w:ascii="Consolas" w:hAnsi="Consolas" w:cs="Consolas"/>
-          <w:color w:val="538135" w:themeColor="accent6" w:themeShade="BF"/>
-          <w:sz w:val="17"/>
-          <w:szCs w:val="17"/>
-        </w:rPr>
-        <w:t>at every integration step and feeds (ξ_t, h_t) into a shared scalar</w:t>
-      </w:r>
-    </w:p>
-    <w:p>
-      <w:pPr>
-        <w:rPr>
-          <w:rFonts w:ascii="Consolas" w:hAnsi="Consolas" w:cs="Consolas"/>
-          <w:color w:val="538135" w:themeColor="accent6" w:themeShade="BF"/>
-          <w:sz w:val="17"/>
-          <w:szCs w:val="17"/>
-        </w:rPr>
-      </w:pPr>
-      <w:r>
-        <w:rPr>
-          <w:rFonts w:ascii="Consolas" w:hAnsi="Consolas" w:cs="Consolas"/>
-          <w:color w:val="538135" w:themeColor="accent6" w:themeShade="BF"/>
-          <w:sz w:val="17"/>
-          <w:szCs w:val="17"/>
-        </w:rPr>
-        <w:t>potential V_θ.  This gives the energy potential a *rank-1 summary of the</w:t>
-      </w:r>
-    </w:p>
-    <w:p>
-      <w:pPr>
-        <w:rPr>
-          <w:rFonts w:ascii="Consolas" w:hAnsi="Consolas" w:cs="Consolas"/>
-          <w:color w:val="538135" w:themeColor="accent6" w:themeShade="BF"/>
-          <w:sz w:val="17"/>
-          <w:szCs w:val="17"/>
-        </w:rPr>
-      </w:pPr>
-      <w:r>
-        <w:rPr>
-          <w:rFonts w:ascii="Consolas" w:hAnsi="Consolas" w:cs="Consolas"/>
-          <w:color w:val="538135" w:themeColor="accent6" w:themeShade="BF"/>
-          <w:sz w:val="17"/>
-          <w:szCs w:val="17"/>
-        </w:rPr>
-        <w:t>past*: any two prefixes with the same arithmetic mean are</w:t>
-      </w:r>
-    </w:p>
-    <w:p>
-      <w:pPr>
-        <w:rPr>
-          <w:rFonts w:ascii="Consolas" w:hAnsi="Consolas" w:cs="Consolas"/>
-          <w:color w:val="538135" w:themeColor="accent6" w:themeShade="BF"/>
-          <w:sz w:val="17"/>
-          <w:szCs w:val="17"/>
-        </w:rPr>
-      </w:pPr>
-      <w:r>
-        <w:rPr>
-          <w:rFonts w:ascii="Consolas" w:hAnsi="Consolas" w:cs="Consolas"/>
-          <w:color w:val="538135" w:themeColor="accent6" w:themeShade="BF"/>
-          <w:sz w:val="17"/>
-          <w:szCs w:val="17"/>
-        </w:rPr>
-        <w:t>indistinguishable to V_θ.  Comparing E9 to a matched-attention baseline at</w:t>
-      </w:r>
-    </w:p>
-    <w:p>
-      <w:pPr>
-        <w:rPr>
-          <w:rFonts w:ascii="Consolas" w:hAnsi="Consolas" w:cs="Consolas"/>
-          <w:color w:val="538135" w:themeColor="accent6" w:themeShade="BF"/>
-          <w:sz w:val="17"/>
-          <w:szCs w:val="17"/>
-        </w:rPr>
-      </w:pPr>
-      <w:r>
-        <w:rPr>
-          <w:rFonts w:ascii="Consolas" w:hAnsi="Consolas" w:cs="Consolas"/>
-          <w:color w:val="538135" w:themeColor="accent6" w:themeShade="BF"/>
-          <w:sz w:val="17"/>
-          <w:szCs w:val="17"/>
-        </w:rPr>
-        <w:t>the TinyStories scale-up produced a Δ ≈ −1.04 PPL gap; the dominant</w:t>
-      </w:r>
-    </w:p>
-    <w:p>
-      <w:pPr>
-        <w:rPr>
-          <w:rFonts w:ascii="Consolas" w:hAnsi="Consolas" w:cs="Consolas"/>
-          <w:color w:val="538135" w:themeColor="accent6" w:themeShade="BF"/>
-          <w:sz w:val="17"/>
-          <w:szCs w:val="17"/>
-        </w:rPr>
-      </w:pPr>
-      <w:r>
-        <w:rPr>
-          <w:rFonts w:ascii="Consolas" w:hAnsi="Consolas" w:cs="Consolas"/>
-          <w:color w:val="538135" w:themeColor="accent6" w:themeShade="BF"/>
-          <w:sz w:val="17"/>
-          <w:szCs w:val="17"/>
-        </w:rPr>
-        <w:t>candidate explanation is that this rank-1 summary is the structural</w:t>
-      </w:r>
-    </w:p>
-    <w:p>
-      <w:pPr>
-        <w:rPr>
-          <w:rFonts w:ascii="Consolas" w:hAnsi="Consolas" w:cs="Consolas"/>
-          <w:color w:val="538135" w:themeColor="accent6" w:themeShade="BF"/>
-          <w:sz w:val="17"/>
-          <w:szCs w:val="17"/>
-        </w:rPr>
-      </w:pPr>
-      <w:r>
-        <w:rPr>
-          <w:rFonts w:ascii="Consolas" w:hAnsi="Consolas" w:cs="Consolas"/>
-          <w:color w:val="538135" w:themeColor="accent6" w:themeShade="BF"/>
-          <w:sz w:val="17"/>
-          <w:szCs w:val="17"/>
-        </w:rPr>
-        <w:t>information bottleneck.</w:t>
-      </w:r>
-    </w:p>
-    <w:p>
-      <w:pPr>
-        <w:rPr>
-          <w:rFonts w:ascii="Consolas" w:hAnsi="Consolas" w:cs="Consolas"/>
-          <w:color w:val="538135" w:themeColor="accent6" w:themeShade="BF"/>
-          <w:sz w:val="17"/>
-          <w:szCs w:val="17"/>
-        </w:rPr>
-      </w:pPr>
-    </w:p>
-    <w:p>
-      <w:pPr>
-        <w:rPr>
-          <w:rFonts w:ascii="Consolas" w:hAnsi="Consolas" w:cs="Consolas"/>
-          <w:color w:val="538135" w:themeColor="accent6" w:themeShade="BF"/>
-          <w:sz w:val="17"/>
-          <w:szCs w:val="17"/>
-        </w:rPr>
-      </w:pPr>
-      <w:r>
-        <w:rPr>
-          <w:rFonts w:ascii="Consolas" w:hAnsi="Consolas" w:cs="Consolas"/>
-          <w:color w:val="538135" w:themeColor="accent6" w:themeShade="BF"/>
-          <w:sz w:val="17"/>
-          <w:szCs w:val="17"/>
-        </w:rPr>
-        <w:t>This module replaces the single ξ with **K causal weighted EMAs at</w:t>
-      </w:r>
-    </w:p>
-    <w:p>
-      <w:pPr>
-        <w:rPr>
-          <w:rFonts w:ascii="Consolas" w:hAnsi="Consolas" w:cs="Consolas"/>
-          <w:color w:val="538135" w:themeColor="accent6" w:themeShade="BF"/>
-          <w:sz w:val="17"/>
-          <w:szCs w:val="17"/>
-        </w:rPr>
-      </w:pPr>
-      <w:r>
-        <w:rPr>
-          <w:rFonts w:ascii="Consolas" w:hAnsi="Consolas" w:cs="Consolas"/>
-          <w:color w:val="538135" w:themeColor="accent6" w:themeShade="BF"/>
-          <w:sz w:val="17"/>
-          <w:szCs w:val="17"/>
-        </w:rPr>
-        <w:t xml:space="preserve">multiple decay scales**, parameterised by α₁, …, α_K </w:t>
-      </w:r>
-      <w:r>
-        <w:rPr>
-          <w:rFonts w:ascii="Cambria Math" w:hAnsi="Cambria Math" w:cs="Cambria Math"/>
-          <w:color w:val="538135" w:themeColor="accent6" w:themeShade="BF"/>
-          <w:sz w:val="17"/>
-          <w:szCs w:val="17"/>
-        </w:rPr>
-        <w:t>∈</w:t>
-      </w:r>
-      <w:r>
-        <w:rPr>
-          <w:rFonts w:ascii="Consolas" w:hAnsi="Consolas" w:cs="Consolas"/>
-          <w:color w:val="538135" w:themeColor="accent6" w:themeShade="BF"/>
-          <w:sz w:val="17"/>
-          <w:szCs w:val="17"/>
-        </w:rPr>
-        <w:t xml:space="preserve"> (0, 1):</w:t>
-      </w:r>
-    </w:p>
-    <w:p>
-      <w:pPr>
-        <w:rPr>
-          <w:rFonts w:ascii="Consolas" w:hAnsi="Consolas" w:cs="Consolas"/>
-          <w:color w:val="538135" w:themeColor="accent6" w:themeShade="BF"/>
-          <w:sz w:val="17"/>
-          <w:szCs w:val="17"/>
-        </w:rPr>
-      </w:pPr>
-    </w:p>
-    <w:p>
-      <w:pPr>
-        <w:rPr>
-          <w:rFonts w:ascii="Consolas" w:hAnsi="Consolas" w:cs="Consolas"/>
-          <w:color w:val="538135" w:themeColor="accent6" w:themeShade="BF"/>
-          <w:sz w:val="17"/>
-          <w:szCs w:val="17"/>
-        </w:rPr>
-      </w:pPr>
-      <w:r>
-        <w:rPr>
-          <w:rFonts w:ascii="Consolas" w:hAnsi="Consolas" w:cs="Consolas"/>
-          <w:color w:val="538135" w:themeColor="accent6" w:themeShade="BF"/>
-          <w:sz w:val="17"/>
-          <w:szCs w:val="17"/>
-        </w:rPr>
-        <w:t xml:space="preserve">    ξ^{(k)}_t  =  Σ_{s ≤ t} W_k[t, s] · h_s</w:t>
-      </w:r>
-    </w:p>
-    <w:p>
-      <w:pPr>
-        <w:rPr>
-          <w:rFonts w:ascii="Consolas" w:hAnsi="Consolas" w:cs="Consolas"/>
-          <w:color w:val="538135" w:themeColor="accent6" w:themeShade="BF"/>
-          <w:sz w:val="17"/>
-          <w:szCs w:val="17"/>
-        </w:rPr>
-      </w:pPr>
-    </w:p>
-    <w:p>
-      <w:pPr>
-        <w:rPr>
-          <w:rFonts w:ascii="Consolas" w:hAnsi="Consolas" w:cs="Consolas"/>
-          <w:color w:val="538135" w:themeColor="accent6" w:themeShade="BF"/>
-          <w:sz w:val="17"/>
-          <w:szCs w:val="17"/>
-        </w:rPr>
-      </w:pPr>
-      <w:r>
-        <w:rPr>
-          <w:rFonts w:ascii="Consolas" w:hAnsi="Consolas" w:cs="Consolas"/>
-          <w:color w:val="538135" w:themeColor="accent6" w:themeShade="BF"/>
-          <w:sz w:val="17"/>
-          <w:szCs w:val="17"/>
-        </w:rPr>
-        <w:t>where the weights are the *normalised* causal exponential kernel</w:t>
-      </w:r>
-    </w:p>
-    <w:p>
-      <w:pPr>
-        <w:rPr>
-          <w:rFonts w:ascii="Consolas" w:hAnsi="Consolas" w:cs="Consolas"/>
-          <w:color w:val="538135" w:themeColor="accent6" w:themeShade="BF"/>
-          <w:sz w:val="17"/>
-          <w:szCs w:val="17"/>
-        </w:rPr>
-      </w:pPr>
-    </w:p>
-    <w:p>
-      <w:pPr>
-        <w:rPr>
-          <w:rFonts w:ascii="Consolas" w:hAnsi="Consolas" w:cs="Consolas"/>
-          <w:color w:val="538135" w:themeColor="accent6" w:themeShade="BF"/>
-          <w:sz w:val="17"/>
-          <w:szCs w:val="17"/>
-        </w:rPr>
-      </w:pPr>
-      <w:r>
-        <w:rPr>
-          <w:rFonts w:ascii="Consolas" w:hAnsi="Consolas" w:cs="Consolas"/>
-          <w:color w:val="538135" w:themeColor="accent6" w:themeShade="BF"/>
-          <w:sz w:val="17"/>
-          <w:szCs w:val="17"/>
-        </w:rPr>
-        <w:t xml:space="preserve">    W_k[t, s]  =  α_k^{(t-s)}  /  Σ_{r ≤ t} α_k^{(t-r)}        for s ≤ t.</w:t>
-      </w:r>
-    </w:p>
-    <w:p>
-      <w:pPr>
-        <w:rPr>
-          <w:rFonts w:ascii="Consolas" w:hAnsi="Consolas" w:cs="Consolas"/>
-          <w:color w:val="538135" w:themeColor="accent6" w:themeShade="BF"/>
-          <w:sz w:val="17"/>
-          <w:szCs w:val="17"/>
-        </w:rPr>
-      </w:pPr>
-    </w:p>
-    <w:p>
-      <w:pPr>
-        <w:rPr>
-          <w:rFonts w:ascii="Consolas" w:hAnsi="Consolas" w:cs="Consolas"/>
-          <w:color w:val="538135" w:themeColor="accent6" w:themeShade="BF"/>
-          <w:sz w:val="17"/>
-          <w:szCs w:val="17"/>
-        </w:rPr>
-      </w:pPr>
-      <w:r>
-        <w:rPr>
-          <w:rFonts w:ascii="Consolas" w:hAnsi="Consolas" w:cs="Consolas"/>
-          <w:color w:val="538135" w:themeColor="accent6" w:themeShade="BF"/>
-          <w:sz w:val="17"/>
-          <w:szCs w:val="17"/>
-        </w:rPr>
-        <w:t>With this normalisation:</w:t>
-      </w:r>
-    </w:p>
-    <w:p>
-      <w:pPr>
-        <w:rPr>
-          <w:rFonts w:ascii="Consolas" w:hAnsi="Consolas" w:cs="Consolas"/>
-          <w:color w:val="538135" w:themeColor="accent6" w:themeShade="BF"/>
-          <w:sz w:val="17"/>
-          <w:szCs w:val="17"/>
-        </w:rPr>
-      </w:pPr>
-      <w:r>
-        <w:rPr>
-          <w:rFonts w:ascii="Consolas" w:hAnsi="Consolas" w:cs="Consolas"/>
-          <w:color w:val="538135" w:themeColor="accent6" w:themeShade="BF"/>
-          <w:sz w:val="17"/>
-          <w:szCs w:val="17"/>
-        </w:rPr>
-        <w:t xml:space="preserve">  - α_k → 0   </w:t>
-      </w:r>
-      <w:r>
-        <w:rPr>
-          <w:rFonts w:ascii="Cambria Math" w:hAnsi="Cambria Math" w:cs="Cambria Math"/>
-          <w:color w:val="538135" w:themeColor="accent6" w:themeShade="BF"/>
-          <w:sz w:val="17"/>
-          <w:szCs w:val="17"/>
-        </w:rPr>
-        <w:t>⇒</w:t>
-      </w:r>
-      <w:r>
-        <w:rPr>
-          <w:rFonts w:ascii="Consolas" w:hAnsi="Consolas" w:cs="Consolas"/>
-          <w:color w:val="538135" w:themeColor="accent6" w:themeShade="BF"/>
-          <w:sz w:val="17"/>
-          <w:szCs w:val="17"/>
-        </w:rPr>
-        <w:t xml:space="preserve">   ξ^{(k)}_t = h_t                       (instant, no past)</w:t>
-      </w:r>
-    </w:p>
-    <w:p>
-      <w:pPr>
-        <w:rPr>
-          <w:rFonts w:ascii="Consolas" w:hAnsi="Consolas" w:cs="Consolas"/>
-          <w:color w:val="538135" w:themeColor="accent6" w:themeShade="BF"/>
-          <w:sz w:val="17"/>
-          <w:szCs w:val="17"/>
-        </w:rPr>
-      </w:pPr>
-      <w:r>
-        <w:rPr>
-          <w:rFonts w:ascii="Consolas" w:hAnsi="Consolas" w:cs="Consolas"/>
-          <w:color w:val="538135" w:themeColor="accent6" w:themeShade="BF"/>
-          <w:sz w:val="17"/>
-          <w:szCs w:val="17"/>
-        </w:rPr>
-        <w:t xml:space="preserve">  - α_k → 1   </w:t>
-      </w:r>
-      <w:r>
-        <w:rPr>
-          <w:rFonts w:ascii="Cambria Math" w:hAnsi="Cambria Math" w:cs="Cambria Math"/>
-          <w:color w:val="538135" w:themeColor="accent6" w:themeShade="BF"/>
-          <w:sz w:val="17"/>
-          <w:szCs w:val="17"/>
-        </w:rPr>
-        <w:t>⇒</w:t>
-      </w:r>
-      <w:r>
-        <w:rPr>
-          <w:rFonts w:ascii="Consolas" w:hAnsi="Consolas" w:cs="Consolas"/>
-          <w:color w:val="538135" w:themeColor="accent6" w:themeShade="BF"/>
-          <w:sz w:val="17"/>
-          <w:szCs w:val="17"/>
-        </w:rPr>
-        <w:t xml:space="preserve">   ξ^{(k)}_t = (h_1 + ... + h_t) / t     (causal cumulative mean — recovers baseline)</w:t>
-      </w:r>
-    </w:p>
-    <w:p>
-      <w:pPr>
-        <w:rPr>
-          <w:rFonts w:ascii="Consolas" w:hAnsi="Consolas" w:cs="Consolas"/>
-          <w:color w:val="538135" w:themeColor="accent6" w:themeShade="BF"/>
-          <w:sz w:val="17"/>
-          <w:szCs w:val="17"/>
-        </w:rPr>
-      </w:pPr>
-      <w:r>
-        <w:rPr>
-          <w:rFonts w:ascii="Consolas" w:hAnsi="Consolas" w:cs="Consolas"/>
-          <w:color w:val="538135" w:themeColor="accent6" w:themeShade="BF"/>
-          <w:sz w:val="17"/>
-          <w:szCs w:val="17"/>
-        </w:rPr>
-        <w:t xml:space="preserve">  - in between </w:t>
-      </w:r>
-      <w:r>
-        <w:rPr>
-          <w:rFonts w:ascii="Cambria Math" w:hAnsi="Cambria Math" w:cs="Cambria Math"/>
-          <w:color w:val="538135" w:themeColor="accent6" w:themeShade="BF"/>
-          <w:sz w:val="17"/>
-          <w:szCs w:val="17"/>
-        </w:rPr>
-        <w:t>⇒</w:t>
-      </w:r>
-      <w:r>
-        <w:rPr>
-          <w:rFonts w:ascii="Consolas" w:hAnsi="Consolas" w:cs="Consolas"/>
-          <w:color w:val="538135" w:themeColor="accent6" w:themeShade="BF"/>
-          <w:sz w:val="17"/>
-          <w:szCs w:val="17"/>
-        </w:rPr>
-        <w:t xml:space="preserve">   weighted causal mean with effective horizon ~ 1/(1-α_k).</w:t>
-      </w:r>
-    </w:p>
-    <w:p>
-      <w:pPr>
-        <w:rPr>
-          <w:rFonts w:ascii="Consolas" w:hAnsi="Consolas" w:cs="Consolas"/>
-          <w:color w:val="538135" w:themeColor="accent6" w:themeShade="BF"/>
-          <w:sz w:val="17"/>
-          <w:szCs w:val="17"/>
-        </w:rPr>
-      </w:pPr>
-    </w:p>
-    <w:p>
-      <w:pPr>
-        <w:rPr>
-          <w:rFonts w:ascii="Consolas" w:hAnsi="Consolas" w:cs="Consolas"/>
-          <w:color w:val="538135" w:themeColor="accent6" w:themeShade="BF"/>
-          <w:sz w:val="17"/>
-          <w:szCs w:val="17"/>
-        </w:rPr>
-      </w:pPr>
-      <w:r>
-        <w:rPr>
-          <w:rFonts w:ascii="Consolas" w:hAnsi="Consolas" w:cs="Consolas"/>
-          <w:color w:val="538135" w:themeColor="accent6" w:themeShade="BF"/>
-          <w:sz w:val="17"/>
-          <w:szCs w:val="17"/>
-        </w:rPr>
-        <w:t>The K resulting ξ-channels (each of shape (B, T, d)) are concatenated</w:t>
-      </w:r>
-    </w:p>
-    <w:p>
-      <w:pPr>
-        <w:rPr>
-          <w:rFonts w:ascii="Consolas" w:hAnsi="Consolas" w:cs="Consolas"/>
-          <w:color w:val="538135" w:themeColor="accent6" w:themeShade="BF"/>
-          <w:sz w:val="17"/>
-          <w:szCs w:val="17"/>
-        </w:rPr>
-      </w:pPr>
-      <w:r>
-        <w:rPr>
-          <w:rFonts w:ascii="Consolas" w:hAnsi="Consolas" w:cs="Consolas"/>
-          <w:color w:val="538135" w:themeColor="accent6" w:themeShade="BF"/>
-          <w:sz w:val="17"/>
-          <w:szCs w:val="17"/>
-        </w:rPr>
-        <w:t>with h and fed into a wider V_θ:</w:t>
-      </w:r>
-    </w:p>
-    <w:p>
-      <w:pPr>
-        <w:rPr>
-          <w:rFonts w:ascii="Consolas" w:hAnsi="Consolas" w:cs="Consolas"/>
-          <w:color w:val="538135" w:themeColor="accent6" w:themeShade="BF"/>
-          <w:sz w:val="17"/>
-          <w:szCs w:val="17"/>
-        </w:rPr>
-      </w:pPr>
-    </w:p>
-    <w:p>
-      <w:pPr>
-        <w:rPr>
-          <w:rFonts w:ascii="Consolas" w:hAnsi="Consolas" w:cs="Consolas"/>
-          <w:color w:val="538135" w:themeColor="accent6" w:themeShade="BF"/>
-          <w:sz w:val="17"/>
-          <w:szCs w:val="17"/>
-        </w:rPr>
-      </w:pPr>
-      <w:r>
-        <w:rPr>
-          <w:rFonts w:ascii="Consolas" w:hAnsi="Consolas" w:cs="Consolas"/>
-          <w:color w:val="538135" w:themeColor="accent6" w:themeShade="BF"/>
-          <w:sz w:val="17"/>
-          <w:szCs w:val="17"/>
-        </w:rPr>
-        <w:t xml:space="preserve">    V_θ : </w:t>
-      </w:r>
-      <w:r>
-        <w:rPr>
-          <w:rFonts w:ascii="Cambria Math" w:hAnsi="Cambria Math" w:cs="Cambria Math"/>
-          <w:color w:val="538135" w:themeColor="accent6" w:themeShade="BF"/>
-          <w:sz w:val="17"/>
-          <w:szCs w:val="17"/>
-        </w:rPr>
-        <w:t>ℝ</w:t>
-      </w:r>
-      <w:r>
-        <w:rPr>
-          <w:rFonts w:ascii="Consolas" w:hAnsi="Consolas" w:cs="Consolas"/>
-          <w:color w:val="538135" w:themeColor="accent6" w:themeShade="BF"/>
-          <w:sz w:val="17"/>
-          <w:szCs w:val="17"/>
-        </w:rPr>
-        <w:t xml:space="preserve">^{(K+1)·d} → </w:t>
-      </w:r>
-      <w:r>
-        <w:rPr>
-          <w:rFonts w:ascii="Cambria Math" w:hAnsi="Cambria Math" w:cs="Cambria Math"/>
-          <w:color w:val="538135" w:themeColor="accent6" w:themeShade="BF"/>
-          <w:sz w:val="17"/>
-          <w:szCs w:val="17"/>
-        </w:rPr>
-        <w:t>ℝ</w:t>
-      </w:r>
-      <w:r>
-        <w:rPr>
-          <w:rFonts w:ascii="Consolas" w:hAnsi="Consolas" w:cs="Consolas"/>
-          <w:color w:val="538135" w:themeColor="accent6" w:themeShade="BF"/>
-          <w:sz w:val="17"/>
-          <w:szCs w:val="17"/>
-        </w:rPr>
-        <w:t>.</w:t>
-      </w:r>
-    </w:p>
-    <w:p>
-      <w:pPr>
-        <w:rPr>
-          <w:rFonts w:ascii="Consolas" w:hAnsi="Consolas" w:cs="Consolas"/>
-          <w:color w:val="538135" w:themeColor="accent6" w:themeShade="BF"/>
-          <w:sz w:val="17"/>
-          <w:szCs w:val="17"/>
-        </w:rPr>
-      </w:pPr>
-    </w:p>
-    <w:p>
-      <w:pPr>
-        <w:rPr>
-          <w:rFonts w:ascii="Consolas" w:hAnsi="Consolas" w:cs="Consolas"/>
-          <w:color w:val="538135" w:themeColor="accent6" w:themeShade="BF"/>
-          <w:sz w:val="17"/>
-          <w:szCs w:val="17"/>
-        </w:rPr>
-      </w:pPr>
-      <w:r>
-        <w:rPr>
-          <w:rFonts w:ascii="Consolas" w:hAnsi="Consolas" w:cs="Consolas"/>
-          <w:color w:val="538135" w:themeColor="accent6" w:themeShade="BF"/>
-          <w:sz w:val="17"/>
-          <w:szCs w:val="17"/>
-        </w:rPr>
-        <w:t>All other components (per-token logfreq mass, fixed γ, semi-implicit</w:t>
-      </w:r>
-    </w:p>
-    <w:p>
-      <w:pPr>
-        <w:rPr>
-          <w:rFonts w:ascii="Consolas" w:hAnsi="Consolas" w:cs="Consolas"/>
-          <w:color w:val="538135" w:themeColor="accent6" w:themeShade="BF"/>
-          <w:sz w:val="17"/>
-          <w:szCs w:val="17"/>
-        </w:rPr>
-      </w:pPr>
-      <w:r>
-        <w:rPr>
-          <w:rFonts w:ascii="Consolas" w:hAnsi="Consolas" w:cs="Consolas"/>
-          <w:color w:val="538135" w:themeColor="accent6" w:themeShade="BF"/>
-          <w:sz w:val="17"/>
-          <w:szCs w:val="17"/>
-        </w:rPr>
-        <w:t>damped Euler, LN-after-step) are unchanged.</w:t>
-      </w:r>
-    </w:p>
-    <w:p>
-      <w:pPr>
-        <w:rPr>
-          <w:rFonts w:ascii="Consolas" w:hAnsi="Consolas" w:cs="Consolas"/>
-          <w:color w:val="538135" w:themeColor="accent6" w:themeShade="BF"/>
-          <w:sz w:val="17"/>
-          <w:szCs w:val="17"/>
-        </w:rPr>
-      </w:pPr>
-    </w:p>
-    <w:p>
-      <w:pPr>
-        <w:rPr>
-          <w:rFonts w:ascii="Consolas" w:hAnsi="Consolas" w:cs="Consolas"/>
-          <w:color w:val="538135" w:themeColor="accent6" w:themeShade="BF"/>
-          <w:sz w:val="17"/>
-          <w:szCs w:val="17"/>
-        </w:rPr>
-      </w:pPr>
-      <w:r>
-        <w:rPr>
-          <w:rFonts w:ascii="Consolas" w:hAnsi="Consolas" w:cs="Consolas"/>
-          <w:color w:val="538135" w:themeColor="accent6" w:themeShade="BF"/>
-          <w:sz w:val="17"/>
-          <w:szCs w:val="17"/>
-        </w:rPr>
-        <w:t>Parameter cost</w:t>
-      </w:r>
-    </w:p>
-    <w:p>
-      <w:pPr>
-        <w:rPr>
-          <w:rFonts w:ascii="Consolas" w:hAnsi="Consolas" w:cs="Consolas"/>
-          <w:color w:val="538135" w:themeColor="accent6" w:themeShade="BF"/>
-          <w:sz w:val="17"/>
-          <w:szCs w:val="17"/>
-        </w:rPr>
-      </w:pPr>
-      <w:r>
-        <w:rPr>
-          <w:rFonts w:ascii="Consolas" w:hAnsi="Consolas" w:cs="Consolas"/>
-          <w:color w:val="538135" w:themeColor="accent6" w:themeShade="BF"/>
-          <w:sz w:val="17"/>
-          <w:szCs w:val="17"/>
-        </w:rPr>
-        <w:t>--------------</w:t>
-      </w:r>
-    </w:p>
-    <w:p>
-      <w:pPr>
-        <w:rPr>
-          <w:rFonts w:ascii="Consolas" w:hAnsi="Consolas" w:cs="Consolas"/>
-          <w:color w:val="538135" w:themeColor="accent6" w:themeShade="BF"/>
-          <w:sz w:val="17"/>
-          <w:szCs w:val="17"/>
-        </w:rPr>
-      </w:pPr>
-      <w:r>
-        <w:rPr>
-          <w:rFonts w:ascii="Consolas" w:hAnsi="Consolas" w:cs="Consolas"/>
-          <w:color w:val="538135" w:themeColor="accent6" w:themeShade="BF"/>
-          <w:sz w:val="17"/>
-          <w:szCs w:val="17"/>
-        </w:rPr>
-        <w:t xml:space="preserve">  - V_θ first layer: (K+1)·d → v_hidden   instead of   2·d → v_hidden</w:t>
-      </w:r>
-    </w:p>
-    <w:p>
-      <w:pPr>
-        <w:rPr>
-          <w:rFonts w:ascii="Consolas" w:hAnsi="Consolas" w:cs="Consolas"/>
-          <w:color w:val="538135" w:themeColor="accent6" w:themeShade="BF"/>
-          <w:sz w:val="17"/>
-          <w:szCs w:val="17"/>
-        </w:rPr>
-      </w:pPr>
-      <w:r>
-        <w:rPr>
-          <w:rFonts w:ascii="Consolas" w:hAnsi="Consolas" w:cs="Consolas"/>
-          <w:color w:val="538135" w:themeColor="accent6" w:themeShade="BF"/>
-          <w:sz w:val="17"/>
-          <w:szCs w:val="17"/>
-        </w:rPr>
-        <w:t xml:space="preserve">    (K=4, d=256, v_hidden=1024 </w:t>
-      </w:r>
-      <w:r>
-        <w:rPr>
-          <w:rFonts w:ascii="Cambria Math" w:hAnsi="Cambria Math" w:cs="Cambria Math"/>
-          <w:color w:val="538135" w:themeColor="accent6" w:themeShade="BF"/>
-          <w:sz w:val="17"/>
-          <w:szCs w:val="17"/>
-        </w:rPr>
-        <w:t>⇒</w:t>
-      </w:r>
-      <w:r>
-        <w:rPr>
-          <w:rFonts w:ascii="Consolas" w:hAnsi="Consolas" w:cs="Consolas"/>
-          <w:color w:val="538135" w:themeColor="accent6" w:themeShade="BF"/>
-          <w:sz w:val="17"/>
-          <w:szCs w:val="17"/>
-        </w:rPr>
-        <w:t xml:space="preserve">  +0.79 M params for the standard config)</w:t>
-      </w:r>
-    </w:p>
-    <w:p>
-      <w:pPr>
-        <w:rPr>
-          <w:rFonts w:ascii="Consolas" w:hAnsi="Consolas" w:cs="Consolas"/>
-          <w:color w:val="538135" w:themeColor="accent6" w:themeShade="BF"/>
-          <w:sz w:val="17"/>
-          <w:szCs w:val="17"/>
-        </w:rPr>
-      </w:pPr>
-      <w:r>
-        <w:rPr>
-          <w:rFonts w:ascii="Consolas" w:hAnsi="Consolas" w:cs="Consolas"/>
-          <w:color w:val="538135" w:themeColor="accent6" w:themeShade="BF"/>
-          <w:sz w:val="17"/>
-          <w:szCs w:val="17"/>
-        </w:rPr>
-        <w:t xml:space="preserve">  - α₁,…,α_K: K scalars (negligible)</w:t>
-      </w:r>
-    </w:p>
-    <w:p>
-      <w:pPr>
-        <w:rPr>
-          <w:rFonts w:ascii="Consolas" w:hAnsi="Consolas" w:cs="Consolas"/>
-          <w:color w:val="538135" w:themeColor="accent6" w:themeShade="BF"/>
-          <w:sz w:val="17"/>
-          <w:szCs w:val="17"/>
-        </w:rPr>
-      </w:pPr>
-      <w:r>
-        <w:rPr>
-          <w:rFonts w:ascii="Consolas" w:hAnsi="Consolas" w:cs="Consolas"/>
-          <w:color w:val="538135" w:themeColor="accent6" w:themeShade="BF"/>
-          <w:sz w:val="17"/>
-          <w:szCs w:val="17"/>
-        </w:rPr>
-        <w:t xml:space="preserve">  - Total: ~ +0.8 M params on top of the 15.75 M E9 SPLM </w:t>
-      </w:r>
-      <w:r>
-        <w:rPr>
-          <w:rFonts w:ascii="Cambria Math" w:hAnsi="Cambria Math" w:cs="Cambria Math"/>
-          <w:color w:val="538135" w:themeColor="accent6" w:themeShade="BF"/>
-          <w:sz w:val="17"/>
-          <w:szCs w:val="17"/>
-        </w:rPr>
-        <w:t>⇒</w:t>
-      </w:r>
-      <w:r>
-        <w:rPr>
-          <w:rFonts w:ascii="Consolas" w:hAnsi="Consolas" w:cs="Consolas"/>
-          <w:color w:val="538135" w:themeColor="accent6" w:themeShade="BF"/>
-          <w:sz w:val="17"/>
-          <w:szCs w:val="17"/>
-        </w:rPr>
-        <w:t xml:space="preserve"> ~16.55 M.</w:t>
-      </w:r>
-    </w:p>
-    <w:p>
-      <w:pPr>
-        <w:rPr>
-          <w:rFonts w:ascii="Consolas" w:hAnsi="Consolas" w:cs="Consolas"/>
-          <w:color w:val="538135" w:themeColor="accent6" w:themeShade="BF"/>
-          <w:sz w:val="17"/>
-          <w:szCs w:val="17"/>
-        </w:rPr>
-      </w:pPr>
-      <w:r>
-        <w:rPr>
-          <w:rFonts w:ascii="Consolas" w:hAnsi="Consolas" w:cs="Consolas"/>
-          <w:color w:val="538135" w:themeColor="accent6" w:themeShade="BF"/>
-          <w:sz w:val="17"/>
-          <w:szCs w:val="17"/>
-        </w:rPr>
-        <w:t xml:space="preserve">    Still below MatchedGPT's 19.45 M.</w:t>
-      </w:r>
-    </w:p>
-    <w:p>
-      <w:pPr>
-        <w:rPr>
-          <w:rFonts w:ascii="Consolas" w:hAnsi="Consolas" w:cs="Consolas"/>
-          <w:color w:val="538135" w:themeColor="accent6" w:themeShade="BF"/>
-          <w:sz w:val="17"/>
-          <w:szCs w:val="17"/>
-        </w:rPr>
-      </w:pPr>
-    </w:p>
-    <w:p>
-      <w:pPr>
-        <w:rPr>
-          <w:rFonts w:ascii="Consolas" w:hAnsi="Consolas" w:cs="Consolas"/>
-          <w:color w:val="538135" w:themeColor="accent6" w:themeShade="BF"/>
-          <w:sz w:val="17"/>
-          <w:szCs w:val="17"/>
-        </w:rPr>
-      </w:pPr>
-      <w:r>
-        <w:rPr>
-          <w:rFonts w:ascii="Consolas" w:hAnsi="Consolas" w:cs="Consolas"/>
-          <w:color w:val="538135" w:themeColor="accent6" w:themeShade="BF"/>
-          <w:sz w:val="17"/>
-          <w:szCs w:val="17"/>
-        </w:rPr>
-        <w:t>Numerical stability</w:t>
-      </w:r>
-    </w:p>
-    <w:p>
-      <w:pPr>
-        <w:rPr>
-          <w:rFonts w:ascii="Consolas" w:hAnsi="Consolas" w:cs="Consolas"/>
-          <w:color w:val="538135" w:themeColor="accent6" w:themeShade="BF"/>
-          <w:sz w:val="17"/>
-          <w:szCs w:val="17"/>
-        </w:rPr>
-      </w:pPr>
-      <w:r>
-        <w:rPr>
-          <w:rFonts w:ascii="Consolas" w:hAnsi="Consolas" w:cs="Consolas"/>
-          <w:color w:val="538135" w:themeColor="accent6" w:themeShade="BF"/>
-          <w:sz w:val="17"/>
-          <w:szCs w:val="17"/>
-        </w:rPr>
-        <w:t>-------------------</w:t>
-      </w:r>
-    </w:p>
-    <w:p>
-      <w:pPr>
-        <w:rPr>
-          <w:rFonts w:ascii="Consolas" w:hAnsi="Consolas" w:cs="Consolas"/>
-          <w:color w:val="538135" w:themeColor="accent6" w:themeShade="BF"/>
-          <w:sz w:val="17"/>
-          <w:szCs w:val="17"/>
-        </w:rPr>
-      </w:pPr>
-      <w:r>
-        <w:rPr>
-          <w:rFonts w:ascii="Consolas" w:hAnsi="Consolas" w:cs="Consolas"/>
-          <w:color w:val="538135" w:themeColor="accent6" w:themeShade="BF"/>
-          <w:sz w:val="17"/>
-          <w:szCs w:val="17"/>
-        </w:rPr>
-        <w:t>Weights are constructed in log-space and normalised via logsumexp per</w:t>
-      </w:r>
-    </w:p>
-    <w:p>
-      <w:pPr>
-        <w:rPr>
-          <w:rFonts w:ascii="Consolas" w:hAnsi="Consolas" w:cs="Consolas"/>
-          <w:color w:val="538135" w:themeColor="accent6" w:themeShade="BF"/>
-          <w:sz w:val="17"/>
-          <w:szCs w:val="17"/>
-        </w:rPr>
-      </w:pPr>
-      <w:r>
-        <w:rPr>
-          <w:rFonts w:ascii="Consolas" w:hAnsi="Consolas" w:cs="Consolas"/>
-          <w:color w:val="538135" w:themeColor="accent6" w:themeShade="BF"/>
-          <w:sz w:val="17"/>
-          <w:szCs w:val="17"/>
-        </w:rPr>
-        <w:lastRenderedPageBreak/>
-        <w:t>row, then exponentiated.  This handles α near 0 and near 1 cleanly and</w:t>
-      </w:r>
-    </w:p>
-    <w:p>
-      <w:pPr>
-        <w:rPr>
-          <w:rFonts w:ascii="Consolas" w:hAnsi="Consolas" w:cs="Consolas"/>
-          <w:color w:val="538135" w:themeColor="accent6" w:themeShade="BF"/>
-          <w:sz w:val="17"/>
-          <w:szCs w:val="17"/>
-        </w:rPr>
-      </w:pPr>
-      <w:r>
-        <w:rPr>
-          <w:rFonts w:ascii="Consolas" w:hAnsi="Consolas" w:cs="Consolas"/>
-          <w:color w:val="538135" w:themeColor="accent6" w:themeShade="BF"/>
-          <w:sz w:val="17"/>
-          <w:szCs w:val="17"/>
-        </w:rPr>
-        <w:t>avoids the α^{-T} blow-up of the naïve cumsum trick.</w:t>
-      </w:r>
-    </w:p>
-    <w:p>
-      <w:pPr>
-        <w:rPr>
-          <w:rFonts w:ascii="Consolas" w:hAnsi="Consolas" w:cs="Consolas"/>
-          <w:color w:val="538135" w:themeColor="accent6" w:themeShade="BF"/>
-          <w:sz w:val="17"/>
-          <w:szCs w:val="17"/>
-        </w:rPr>
-      </w:pPr>
-    </w:p>
-    <w:p>
-      <w:pPr>
-        <w:rPr>
-          <w:rFonts w:ascii="Consolas" w:hAnsi="Consolas" w:cs="Consolas"/>
-          <w:color w:val="538135" w:themeColor="accent6" w:themeShade="BF"/>
-          <w:sz w:val="17"/>
-          <w:szCs w:val="17"/>
-        </w:rPr>
-      </w:pPr>
-      <w:r>
-        <w:rPr>
-          <w:rFonts w:ascii="Consolas" w:hAnsi="Consolas" w:cs="Consolas"/>
-          <w:color w:val="538135" w:themeColor="accent6" w:themeShade="BF"/>
-          <w:sz w:val="17"/>
-          <w:szCs w:val="17"/>
-        </w:rPr>
-        <w:t>Backward compatibility</w:t>
-      </w:r>
-    </w:p>
-    <w:p>
-      <w:pPr>
-        <w:rPr>
-          <w:rFonts w:ascii="Consolas" w:hAnsi="Consolas" w:cs="Consolas"/>
-          <w:color w:val="538135" w:themeColor="accent6" w:themeShade="BF"/>
-          <w:sz w:val="17"/>
-          <w:szCs w:val="17"/>
-        </w:rPr>
-      </w:pPr>
-      <w:r>
-        <w:rPr>
-          <w:rFonts w:ascii="Consolas" w:hAnsi="Consolas" w:cs="Consolas"/>
-          <w:color w:val="538135" w:themeColor="accent6" w:themeShade="BF"/>
-          <w:sz w:val="17"/>
-          <w:szCs w:val="17"/>
-        </w:rPr>
-        <w:t>----------------------</w:t>
-      </w:r>
-    </w:p>
-    <w:p>
-      <w:pPr>
-        <w:rPr>
-          <w:rFonts w:ascii="Consolas" w:hAnsi="Consolas" w:cs="Consolas"/>
-          <w:color w:val="538135" w:themeColor="accent6" w:themeShade="BF"/>
-          <w:sz w:val="17"/>
-          <w:szCs w:val="17"/>
-        </w:rPr>
-      </w:pPr>
-      <w:r>
-        <w:rPr>
-          <w:rFonts w:ascii="Consolas" w:hAnsi="Consolas" w:cs="Consolas"/>
-          <w:color w:val="538135" w:themeColor="accent6" w:themeShade="BF"/>
-          <w:sz w:val="17"/>
-          <w:szCs w:val="17"/>
-        </w:rPr>
-        <w:t>This is a *new* model class.  The locked E9 model class</w:t>
-      </w:r>
-    </w:p>
-    <w:p>
-      <w:pPr>
-        <w:rPr>
-          <w:rFonts w:ascii="Consolas" w:hAnsi="Consolas" w:cs="Consolas"/>
-          <w:color w:val="538135" w:themeColor="accent6" w:themeShade="BF"/>
-          <w:sz w:val="17"/>
-          <w:szCs w:val="17"/>
-        </w:rPr>
-      </w:pPr>
-      <w:r>
-        <w:rPr>
-          <w:rFonts w:ascii="Consolas" w:hAnsi="Consolas" w:cs="Consolas"/>
-          <w:color w:val="538135" w:themeColor="accent6" w:themeShade="BF"/>
-          <w:sz w:val="17"/>
-          <w:szCs w:val="17"/>
-        </w:rPr>
-        <w:t>`ScalarPotentialLMSARFMassLN` is untouched; old checkpoints continue to</w:t>
-      </w:r>
-    </w:p>
-    <w:p>
-      <w:pPr>
-        <w:rPr>
-          <w:rFonts w:ascii="Consolas" w:hAnsi="Consolas" w:cs="Consolas"/>
-          <w:color w:val="538135" w:themeColor="accent6" w:themeShade="BF"/>
-          <w:sz w:val="17"/>
-          <w:szCs w:val="17"/>
-        </w:rPr>
-      </w:pPr>
-      <w:r>
-        <w:rPr>
-          <w:rFonts w:ascii="Consolas" w:hAnsi="Consolas" w:cs="Consolas"/>
-          <w:color w:val="538135" w:themeColor="accent6" w:themeShade="BF"/>
-          <w:sz w:val="17"/>
-          <w:szCs w:val="17"/>
-        </w:rPr>
-        <w:t>load with the old class.</w:t>
-      </w:r>
-    </w:p>
-    <w:p>
-      <w:pPr>
-        <w:rPr>
-          <w:rFonts w:ascii="Consolas" w:hAnsi="Consolas" w:cs="Consolas"/>
-          <w:color w:val="538135" w:themeColor="accent6" w:themeShade="BF"/>
-          <w:sz w:val="17"/>
-          <w:szCs w:val="17"/>
-        </w:rPr>
-      </w:pPr>
-    </w:p>
-    <w:p>
-      <w:pPr>
-        <w:rPr>
-          <w:rFonts w:ascii="Consolas" w:hAnsi="Consolas" w:cs="Consolas"/>
-          <w:color w:val="538135" w:themeColor="accent6" w:themeShade="BF"/>
-          <w:sz w:val="17"/>
-          <w:szCs w:val="17"/>
-        </w:rPr>
-      </w:pPr>
-      <w:r>
-        <w:rPr>
-          <w:rFonts w:ascii="Consolas" w:hAnsi="Consolas" w:cs="Consolas"/>
-          <w:color w:val="538135" w:themeColor="accent6" w:themeShade="BF"/>
-          <w:sz w:val="17"/>
-          <w:szCs w:val="17"/>
-        </w:rPr>
-        <w:t>Pre-registration</w:t>
-      </w:r>
-    </w:p>
-    <w:p>
-      <w:pPr>
-        <w:rPr>
-          <w:rFonts w:ascii="Consolas" w:hAnsi="Consolas" w:cs="Consolas"/>
-          <w:color w:val="538135" w:themeColor="accent6" w:themeShade="BF"/>
-          <w:sz w:val="17"/>
-          <w:szCs w:val="17"/>
-        </w:rPr>
-      </w:pPr>
-      <w:r>
-        <w:rPr>
-          <w:rFonts w:ascii="Consolas" w:hAnsi="Consolas" w:cs="Consolas"/>
-          <w:color w:val="538135" w:themeColor="accent6" w:themeShade="BF"/>
-          <w:sz w:val="17"/>
-          <w:szCs w:val="17"/>
-        </w:rPr>
-        <w:t>----------------</w:t>
-      </w:r>
-    </w:p>
-    <w:p>
-      <w:pPr>
-        <w:rPr>
-          <w:rFonts w:ascii="Consolas" w:hAnsi="Consolas" w:cs="Consolas"/>
-          <w:color w:val="538135" w:themeColor="accent6" w:themeShade="BF"/>
-          <w:sz w:val="17"/>
-          <w:szCs w:val="17"/>
-        </w:rPr>
-      </w:pPr>
-      <w:r>
-        <w:rPr>
-          <w:rFonts w:ascii="Consolas" w:hAnsi="Consolas" w:cs="Consolas"/>
-          <w:color w:val="538135" w:themeColor="accent6" w:themeShade="BF"/>
-          <w:sz w:val="17"/>
-          <w:szCs w:val="17"/>
-        </w:rPr>
-        <w:t>Companion protocol: `docs/SPLM_multichannel_xi_pre-registered_protocol.md`</w:t>
-      </w:r>
-    </w:p>
-    <w:p>
-      <w:pPr>
-        <w:rPr>
-          <w:rFonts w:ascii="Consolas" w:hAnsi="Consolas" w:cs="Consolas"/>
-          <w:color w:val="538135" w:themeColor="accent6" w:themeShade="BF"/>
-          <w:sz w:val="17"/>
-          <w:szCs w:val="17"/>
-        </w:rPr>
-      </w:pPr>
-      <w:r>
-        <w:rPr>
-          <w:rFonts w:ascii="Consolas" w:hAnsi="Consolas" w:cs="Consolas"/>
-          <w:color w:val="538135" w:themeColor="accent6" w:themeShade="BF"/>
-          <w:sz w:val="17"/>
-          <w:szCs w:val="17"/>
-        </w:rPr>
-        <w:t>(experiment E11).  Pre-registration commit will be recorded there.</w:t>
-      </w:r>
-    </w:p>
-    <w:p>
-      <w:pPr>
-        <w:rPr>
-          <w:rFonts w:ascii="Consolas" w:hAnsi="Consolas" w:cs="Consolas"/>
-          <w:color w:val="538135" w:themeColor="accent6" w:themeShade="BF"/>
-          <w:sz w:val="17"/>
-          <w:szCs w:val="17"/>
-        </w:rPr>
-      </w:pPr>
-      <w:r>
-        <w:rPr>
-          <w:rFonts w:ascii="Consolas" w:hAnsi="Consolas" w:cs="Consolas"/>
-          <w:color w:val="538135" w:themeColor="accent6" w:themeShade="BF"/>
-          <w:sz w:val="17"/>
-          <w:szCs w:val="17"/>
-        </w:rPr>
-        <w:t>"""</w:t>
+        <w:t>Notation</w:t>
+      </w:r>
+    </w:p>
+    <w:p>
+      <m:oMath>
+        <m:r>
+          <w:rPr>
+            <w:rFonts w:ascii="Cambria Math" w:hAnsi="Cambria Math"/>
+          </w:rPr>
+          <m:t>B</m:t>
+        </m:r>
+      </m:oMath>
+      <w:r>
+        <w:t xml:space="preserve"> – batch size</w:t>
+      </w:r>
+    </w:p>
+    <w:p>
+      <m:oMath>
+        <m:r>
+          <w:rPr>
+            <w:rFonts w:ascii="Cambria Math" w:hAnsi="Cambria Math"/>
+          </w:rPr>
+          <m:t>T</m:t>
+        </m:r>
+      </m:oMath>
+      <w:r>
+        <w:t xml:space="preserve"> – sequence length</w:t>
+      </w:r>
+    </w:p>
+    <w:p>
+      <m:oMath>
+        <m:r>
+          <w:rPr>
+            <w:rFonts w:ascii="Cambria Math" w:hAnsi="Cambria Math"/>
+          </w:rPr>
+          <m:t>d</m:t>
+        </m:r>
+      </m:oMath>
+      <w:r>
+        <w:t xml:space="preserve"> – hidden dimensions</w:t>
       </w:r>
     </w:p>
     <w:p/>
     <w:p/>
     <w:p>
       <w:pPr>
+        <w:pStyle w:val="Heading1"/>
+      </w:pPr>
+      <w:r>
+        <w:t>First Dive into the Code</w:t>
+      </w:r>
+    </w:p>
+    <w:p/>
+    <w:p>
+      <w:pPr>
         <w:pStyle w:val="Heading2"/>
       </w:pPr>
       <w:r>
+        <w:t>Module model_sarf.py</w:t>
+      </w:r>
+    </w:p>
+    <w:p/>
+    <w:p>
+      <w:r>
+        <w:t xml:space="preserve">folder: </w:t>
+      </w:r>
+      <w:hyperlink r:id="rId4" w:history="1">
+        <w:r>
+          <w:rPr>
+            <w:rStyle w:val="Hyperlink"/>
+          </w:rPr>
+          <w:t>notebooks/conservative_arch/sarf_variant</w:t>
+        </w:r>
+      </w:hyperlink>
+    </w:p>
+    <w:p/>
+    <w:p>
+      <w:pPr>
+        <w:rPr>
+          <w:rFonts w:ascii="Consolas" w:hAnsi="Consolas" w:cs="Consolas"/>
+          <w:color w:val="FFC000"/>
+          <w:sz w:val="17"/>
+          <w:szCs w:val="17"/>
+        </w:rPr>
+      </w:pPr>
+      <w:r>
+        <w:rPr>
+          <w:rFonts w:ascii="Consolas" w:hAnsi="Consolas" w:cs="Consolas"/>
+          <w:color w:val="FFC000"/>
+          <w:sz w:val="17"/>
+          <w:szCs w:val="17"/>
+        </w:rPr>
+        <w:t>@dataclass</w:t>
+      </w:r>
+    </w:p>
+    <w:p>
+      <w:pPr>
+        <w:rPr>
+          <w:rFonts w:ascii="Consolas" w:hAnsi="Consolas" w:cs="Consolas"/>
+          <w:sz w:val="17"/>
+          <w:szCs w:val="17"/>
+        </w:rPr>
+      </w:pPr>
+      <w:r>
+        <w:rPr>
+          <w:rFonts w:ascii="Consolas" w:hAnsi="Consolas" w:cs="Consolas"/>
+          <w:color w:val="C00000"/>
+          <w:sz w:val="17"/>
+          <w:szCs w:val="17"/>
+        </w:rPr>
+        <w:t>class</w:t>
+      </w:r>
+      <w:r>
+        <w:rPr>
+          <w:rFonts w:ascii="Consolas" w:hAnsi="Consolas" w:cs="Consolas"/>
+          <w:sz w:val="17"/>
+          <w:szCs w:val="17"/>
+        </w:rPr>
+        <w:t xml:space="preserve"> </w:t>
+      </w:r>
+      <w:r>
+        <w:rPr>
+          <w:rFonts w:ascii="Consolas" w:hAnsi="Consolas" w:cs="Consolas"/>
+          <w:color w:val="C45911" w:themeColor="accent2" w:themeShade="BF"/>
+          <w:sz w:val="17"/>
+          <w:szCs w:val="17"/>
+        </w:rPr>
+        <w:t>SPLMSARFConfig</w:t>
+      </w:r>
+      <w:r>
+        <w:rPr>
+          <w:rFonts w:ascii="Consolas" w:hAnsi="Consolas" w:cs="Consolas"/>
+          <w:sz w:val="17"/>
+          <w:szCs w:val="17"/>
+        </w:rPr>
+        <w:t>:</w:t>
+      </w:r>
+    </w:p>
+    <w:p>
+      <w:pPr>
+        <w:rPr>
+          <w:rFonts w:ascii="Consolas" w:hAnsi="Consolas" w:cs="Consolas"/>
+          <w:sz w:val="17"/>
+          <w:szCs w:val="17"/>
+        </w:rPr>
+      </w:pPr>
+      <w:r>
+        <w:rPr>
+          <w:rFonts w:ascii="Consolas" w:hAnsi="Consolas" w:cs="Consolas"/>
+          <w:sz w:val="17"/>
+          <w:szCs w:val="17"/>
+        </w:rPr>
+        <w:t xml:space="preserve">    vocab_size: </w:t>
+      </w:r>
+      <w:r>
+        <w:rPr>
+          <w:rFonts w:ascii="Consolas" w:hAnsi="Consolas" w:cs="Consolas"/>
+          <w:color w:val="ED7D31" w:themeColor="accent2"/>
+          <w:sz w:val="17"/>
+          <w:szCs w:val="17"/>
+        </w:rPr>
+        <w:t>int</w:t>
+      </w:r>
+      <w:r>
+        <w:rPr>
+          <w:rFonts w:ascii="Consolas" w:hAnsi="Consolas" w:cs="Consolas"/>
+          <w:sz w:val="17"/>
+          <w:szCs w:val="17"/>
+        </w:rPr>
+        <w:t xml:space="preserve"> = </w:t>
+      </w:r>
+      <w:r>
+        <w:rPr>
+          <w:rFonts w:ascii="Consolas" w:hAnsi="Consolas" w:cs="Consolas"/>
+          <w:color w:val="00B0F0"/>
+          <w:sz w:val="17"/>
+          <w:szCs w:val="17"/>
+        </w:rPr>
+        <w:t>50257</w:t>
+      </w:r>
+    </w:p>
+    <w:p>
+      <w:pPr>
+        <w:rPr>
+          <w:rFonts w:ascii="Consolas" w:hAnsi="Consolas" w:cs="Consolas"/>
+          <w:sz w:val="17"/>
+          <w:szCs w:val="17"/>
+        </w:rPr>
+      </w:pPr>
+      <w:r>
+        <w:rPr>
+          <w:rFonts w:ascii="Consolas" w:hAnsi="Consolas" w:cs="Consolas"/>
+          <w:sz w:val="17"/>
+          <w:szCs w:val="17"/>
+        </w:rPr>
+        <w:t xml:space="preserve">    d: </w:t>
+      </w:r>
+      <w:r>
+        <w:rPr>
+          <w:rFonts w:ascii="Consolas" w:hAnsi="Consolas" w:cs="Consolas"/>
+          <w:color w:val="BF8F00" w:themeColor="accent4" w:themeShade="BF"/>
+          <w:sz w:val="17"/>
+          <w:szCs w:val="17"/>
+        </w:rPr>
+        <w:t>int</w:t>
+      </w:r>
+      <w:r>
+        <w:rPr>
+          <w:rFonts w:ascii="Consolas" w:hAnsi="Consolas" w:cs="Consolas"/>
+          <w:sz w:val="17"/>
+          <w:szCs w:val="17"/>
+        </w:rPr>
+        <w:t xml:space="preserve"> = 128</w:t>
+      </w:r>
+    </w:p>
+    <w:p>
+      <w:pPr>
+        <w:rPr>
+          <w:rFonts w:ascii="Consolas" w:hAnsi="Consolas" w:cs="Consolas"/>
+          <w:sz w:val="17"/>
+          <w:szCs w:val="17"/>
+        </w:rPr>
+      </w:pPr>
+      <w:r>
+        <w:rPr>
+          <w:rFonts w:ascii="Consolas" w:hAnsi="Consolas" w:cs="Consolas"/>
+          <w:sz w:val="17"/>
+          <w:szCs w:val="17"/>
+        </w:rPr>
+        <w:t xml:space="preserve">    max_len: </w:t>
+      </w:r>
+      <w:r>
+        <w:rPr>
+          <w:rFonts w:ascii="Consolas" w:hAnsi="Consolas" w:cs="Consolas"/>
+          <w:color w:val="BF8F00" w:themeColor="accent4" w:themeShade="BF"/>
+          <w:sz w:val="17"/>
+          <w:szCs w:val="17"/>
+        </w:rPr>
+        <w:t>int</w:t>
+      </w:r>
+      <w:r>
+        <w:rPr>
+          <w:rFonts w:ascii="Consolas" w:hAnsi="Consolas" w:cs="Consolas"/>
+          <w:sz w:val="17"/>
+          <w:szCs w:val="17"/>
+        </w:rPr>
+        <w:t xml:space="preserve"> = 512</w:t>
+      </w:r>
+    </w:p>
+    <w:p>
+      <w:pPr>
+        <w:rPr>
+          <w:rFonts w:ascii="Consolas" w:hAnsi="Consolas" w:cs="Consolas"/>
+          <w:sz w:val="17"/>
+          <w:szCs w:val="17"/>
+        </w:rPr>
+      </w:pPr>
+      <w:r>
+        <w:rPr>
+          <w:rFonts w:ascii="Consolas" w:hAnsi="Consolas" w:cs="Consolas"/>
+          <w:sz w:val="17"/>
+          <w:szCs w:val="17"/>
+        </w:rPr>
+        <w:t xml:space="preserve">    v_hidden: </w:t>
+      </w:r>
+      <w:r>
+        <w:rPr>
+          <w:rFonts w:ascii="Consolas" w:hAnsi="Consolas" w:cs="Consolas"/>
+          <w:color w:val="BF8F00" w:themeColor="accent4" w:themeShade="BF"/>
+          <w:sz w:val="17"/>
+          <w:szCs w:val="17"/>
+        </w:rPr>
+        <w:t>int</w:t>
+      </w:r>
+      <w:r>
+        <w:rPr>
+          <w:rFonts w:ascii="Consolas" w:hAnsi="Consolas" w:cs="Consolas"/>
+          <w:sz w:val="17"/>
+          <w:szCs w:val="17"/>
+        </w:rPr>
+        <w:t xml:space="preserve"> = 512</w:t>
+      </w:r>
+    </w:p>
+    <w:p>
+      <w:pPr>
+        <w:rPr>
+          <w:rFonts w:ascii="Consolas" w:hAnsi="Consolas" w:cs="Consolas"/>
+          <w:sz w:val="17"/>
+          <w:szCs w:val="17"/>
+        </w:rPr>
+      </w:pPr>
+      <w:r>
+        <w:rPr>
+          <w:rFonts w:ascii="Consolas" w:hAnsi="Consolas" w:cs="Consolas"/>
+          <w:sz w:val="17"/>
+          <w:szCs w:val="17"/>
+        </w:rPr>
+        <w:t xml:space="preserve">    v_depth: </w:t>
+      </w:r>
+      <w:r>
+        <w:rPr>
+          <w:rFonts w:ascii="Consolas" w:hAnsi="Consolas" w:cs="Consolas"/>
+          <w:color w:val="BF8F00" w:themeColor="accent4" w:themeShade="BF"/>
+          <w:sz w:val="17"/>
+          <w:szCs w:val="17"/>
+        </w:rPr>
+        <w:t>int</w:t>
+      </w:r>
+      <w:r>
+        <w:rPr>
+          <w:rFonts w:ascii="Consolas" w:hAnsi="Consolas" w:cs="Consolas"/>
+          <w:sz w:val="17"/>
+          <w:szCs w:val="17"/>
+        </w:rPr>
+        <w:t xml:space="preserve"> = 3</w:t>
+      </w:r>
+    </w:p>
+    <w:p>
+      <w:pPr>
+        <w:rPr>
+          <w:rFonts w:ascii="Consolas" w:hAnsi="Consolas" w:cs="Consolas"/>
+          <w:sz w:val="17"/>
+          <w:szCs w:val="17"/>
+        </w:rPr>
+      </w:pPr>
+      <w:r>
+        <w:rPr>
+          <w:rFonts w:ascii="Consolas" w:hAnsi="Consolas" w:cs="Consolas"/>
+          <w:sz w:val="17"/>
+          <w:szCs w:val="17"/>
+        </w:rPr>
+        <w:t xml:space="preserve">    L: </w:t>
+      </w:r>
+      <w:r>
+        <w:rPr>
+          <w:rFonts w:ascii="Consolas" w:hAnsi="Consolas" w:cs="Consolas"/>
+          <w:color w:val="BF8F00" w:themeColor="accent4" w:themeShade="BF"/>
+          <w:sz w:val="17"/>
+          <w:szCs w:val="17"/>
+        </w:rPr>
+        <w:t>int</w:t>
+      </w:r>
+      <w:r>
+        <w:rPr>
+          <w:rFonts w:ascii="Consolas" w:hAnsi="Consolas" w:cs="Consolas"/>
+          <w:sz w:val="17"/>
+          <w:szCs w:val="17"/>
+        </w:rPr>
+        <w:t xml:space="preserve"> = 8</w:t>
+      </w:r>
+    </w:p>
+    <w:p>
+      <w:pPr>
+        <w:rPr>
+          <w:rFonts w:ascii="Consolas" w:hAnsi="Consolas" w:cs="Consolas"/>
+          <w:sz w:val="17"/>
+          <w:szCs w:val="17"/>
+        </w:rPr>
+      </w:pPr>
+      <w:r>
+        <w:rPr>
+          <w:rFonts w:ascii="Consolas" w:hAnsi="Consolas" w:cs="Consolas"/>
+          <w:sz w:val="17"/>
+          <w:szCs w:val="17"/>
+        </w:rPr>
+        <w:t xml:space="preserve">    dt: </w:t>
+      </w:r>
+      <w:r>
+        <w:rPr>
+          <w:rFonts w:ascii="Consolas" w:hAnsi="Consolas" w:cs="Consolas"/>
+          <w:color w:val="C45911" w:themeColor="accent2" w:themeShade="BF"/>
+          <w:sz w:val="17"/>
+          <w:szCs w:val="17"/>
+        </w:rPr>
+        <w:t>float</w:t>
+      </w:r>
+      <w:r>
+        <w:rPr>
+          <w:rFonts w:ascii="Consolas" w:hAnsi="Consolas" w:cs="Consolas"/>
+          <w:sz w:val="17"/>
+          <w:szCs w:val="17"/>
+        </w:rPr>
+        <w:t xml:space="preserve"> = 1.0</w:t>
+      </w:r>
+    </w:p>
+    <w:p>
+      <w:pPr>
+        <w:rPr>
+          <w:rFonts w:ascii="Consolas" w:hAnsi="Consolas" w:cs="Consolas"/>
+          <w:sz w:val="17"/>
+          <w:szCs w:val="17"/>
+        </w:rPr>
+      </w:pPr>
+      <w:r>
+        <w:rPr>
+          <w:rFonts w:ascii="Consolas" w:hAnsi="Consolas" w:cs="Consolas"/>
+          <w:sz w:val="17"/>
+          <w:szCs w:val="17"/>
+        </w:rPr>
+        <w:t xml:space="preserve">    init_m: </w:t>
+      </w:r>
+      <w:r>
+        <w:rPr>
+          <w:rFonts w:ascii="Consolas" w:hAnsi="Consolas" w:cs="Consolas"/>
+          <w:color w:val="C45911" w:themeColor="accent2" w:themeShade="BF"/>
+          <w:sz w:val="17"/>
+          <w:szCs w:val="17"/>
+        </w:rPr>
+        <w:t>float</w:t>
+      </w:r>
+      <w:r>
+        <w:rPr>
+          <w:rFonts w:ascii="Consolas" w:hAnsi="Consolas" w:cs="Consolas"/>
+          <w:sz w:val="17"/>
+          <w:szCs w:val="17"/>
+        </w:rPr>
+        <w:t xml:space="preserve"> = 1.0</w:t>
+      </w:r>
+    </w:p>
+    <w:p>
+      <w:pPr>
+        <w:rPr>
+          <w:rFonts w:ascii="Consolas" w:hAnsi="Consolas" w:cs="Consolas"/>
+          <w:sz w:val="17"/>
+          <w:szCs w:val="17"/>
+        </w:rPr>
+      </w:pPr>
+      <w:r>
+        <w:rPr>
+          <w:rFonts w:ascii="Consolas" w:hAnsi="Consolas" w:cs="Consolas"/>
+          <w:sz w:val="17"/>
+          <w:szCs w:val="17"/>
+        </w:rPr>
+        <w:t xml:space="preserve">    init_gamma: </w:t>
+      </w:r>
+      <w:r>
+        <w:rPr>
+          <w:rFonts w:ascii="Consolas" w:hAnsi="Consolas" w:cs="Consolas"/>
+          <w:color w:val="C45911" w:themeColor="accent2" w:themeShade="BF"/>
+          <w:sz w:val="17"/>
+          <w:szCs w:val="17"/>
+        </w:rPr>
+        <w:t>float</w:t>
+      </w:r>
+      <w:r>
+        <w:rPr>
+          <w:rFonts w:ascii="Consolas" w:hAnsi="Consolas" w:cs="Consolas"/>
+          <w:sz w:val="17"/>
+          <w:szCs w:val="17"/>
+        </w:rPr>
+        <w:t xml:space="preserve"> = 1.0</w:t>
+      </w:r>
+    </w:p>
+    <w:p>
+      <w:pPr>
+        <w:rPr>
+          <w:rFonts w:ascii="Consolas" w:hAnsi="Consolas" w:cs="Consolas"/>
+          <w:sz w:val="17"/>
+          <w:szCs w:val="17"/>
+        </w:rPr>
+      </w:pPr>
+      <w:r>
+        <w:rPr>
+          <w:rFonts w:ascii="Consolas" w:hAnsi="Consolas" w:cs="Consolas"/>
+          <w:sz w:val="17"/>
+          <w:szCs w:val="17"/>
+        </w:rPr>
+        <w:t xml:space="preserve">    learn_mgamma: </w:t>
+      </w:r>
+      <w:r>
+        <w:rPr>
+          <w:rFonts w:ascii="Consolas" w:hAnsi="Consolas" w:cs="Consolas"/>
+          <w:color w:val="C45911" w:themeColor="accent2" w:themeShade="BF"/>
+          <w:sz w:val="17"/>
+          <w:szCs w:val="17"/>
+        </w:rPr>
+        <w:t>bool</w:t>
+      </w:r>
+      <w:r>
+        <w:rPr>
+          <w:rFonts w:ascii="Consolas" w:hAnsi="Consolas" w:cs="Consolas"/>
+          <w:sz w:val="17"/>
+          <w:szCs w:val="17"/>
+        </w:rPr>
+        <w:t xml:space="preserve"> = </w:t>
+      </w:r>
+      <w:r>
+        <w:rPr>
+          <w:rFonts w:ascii="Consolas" w:hAnsi="Consolas" w:cs="Consolas"/>
+          <w:color w:val="C45911" w:themeColor="accent2" w:themeShade="BF"/>
+          <w:sz w:val="17"/>
+          <w:szCs w:val="17"/>
+        </w:rPr>
+        <w:t>True</w:t>
+      </w:r>
+    </w:p>
+    <w:p>
+      <w:pPr>
+        <w:rPr>
+          <w:rFonts w:ascii="Consolas" w:hAnsi="Consolas" w:cs="Consolas"/>
+          <w:sz w:val="17"/>
+          <w:szCs w:val="17"/>
+        </w:rPr>
+      </w:pPr>
+    </w:p>
+    <w:p>
+      <w:pPr>
+        <w:rPr>
+          <w:rFonts w:ascii="Consolas" w:hAnsi="Consolas" w:cs="Consolas"/>
+          <w:color w:val="385623" w:themeColor="accent6" w:themeShade="80"/>
+          <w:sz w:val="17"/>
+          <w:szCs w:val="17"/>
+        </w:rPr>
+      </w:pPr>
+      <w:r>
+        <w:rPr>
+          <w:rFonts w:ascii="Consolas" w:hAnsi="Consolas" w:cs="Consolas"/>
+          <w:sz w:val="17"/>
+          <w:szCs w:val="17"/>
+        </w:rPr>
+        <w:t xml:space="preserve">    </w:t>
+      </w:r>
+      <w:r>
+        <w:rPr>
+          <w:rFonts w:ascii="Consolas" w:hAnsi="Consolas" w:cs="Consolas"/>
+          <w:color w:val="385623" w:themeColor="accent6" w:themeShade="80"/>
+          <w:sz w:val="17"/>
+          <w:szCs w:val="17"/>
+        </w:rPr>
+        <w:t># See SPLMSARFMassConfig.causal_force for full documentation.</w:t>
+      </w:r>
+    </w:p>
+    <w:p>
+      <w:pPr>
+        <w:rPr>
+          <w:rFonts w:ascii="Consolas" w:hAnsi="Consolas" w:cs="Consolas"/>
+          <w:color w:val="385623" w:themeColor="accent6" w:themeShade="80"/>
+          <w:sz w:val="17"/>
+          <w:szCs w:val="17"/>
+        </w:rPr>
+      </w:pPr>
+      <w:r>
+        <w:rPr>
+          <w:rFonts w:ascii="Consolas" w:hAnsi="Consolas" w:cs="Consolas"/>
+          <w:color w:val="385623" w:themeColor="accent6" w:themeShade="80"/>
+          <w:sz w:val="17"/>
+          <w:szCs w:val="17"/>
+        </w:rPr>
+        <w:t xml:space="preserve">    # When True (default), ξ is computed from h.detach() inside the</w:t>
+      </w:r>
+    </w:p>
+    <w:p>
+      <w:pPr>
+        <w:rPr>
+          <w:rFonts w:ascii="Consolas" w:hAnsi="Consolas" w:cs="Consolas"/>
+          <w:color w:val="385623" w:themeColor="accent6" w:themeShade="80"/>
+          <w:sz w:val="17"/>
+          <w:szCs w:val="17"/>
+        </w:rPr>
+      </w:pPr>
+      <w:r>
+        <w:rPr>
+          <w:rFonts w:ascii="Consolas" w:hAnsi="Consolas" w:cs="Consolas"/>
+          <w:color w:val="385623" w:themeColor="accent6" w:themeShade="80"/>
+          <w:sz w:val="17"/>
+          <w:szCs w:val="17"/>
+        </w:rPr>
+        <w:t xml:space="preserve">    # integration loop, severing the autograd path from ξ back to h</w:t>
+      </w:r>
+    </w:p>
+    <w:p>
+      <w:pPr>
+        <w:rPr>
+          <w:rFonts w:ascii="Consolas" w:hAnsi="Consolas" w:cs="Consolas"/>
+          <w:color w:val="385623" w:themeColor="accent6" w:themeShade="80"/>
+          <w:sz w:val="17"/>
+          <w:szCs w:val="17"/>
+        </w:rPr>
+      </w:pPr>
+      <w:r>
+        <w:rPr>
+          <w:rFonts w:ascii="Consolas" w:hAnsi="Consolas" w:cs="Consolas"/>
+          <w:color w:val="385623" w:themeColor="accent6" w:themeShade="80"/>
+          <w:sz w:val="17"/>
+          <w:szCs w:val="17"/>
+        </w:rPr>
+        <w:t xml:space="preserve">    # and restoring the physics-correct per-token Euler-Lagrange force.</w:t>
+      </w:r>
+    </w:p>
+    <w:p>
+      <w:pPr>
+        <w:rPr>
+          <w:rFonts w:ascii="Consolas" w:hAnsi="Consolas" w:cs="Consolas"/>
+          <w:sz w:val="17"/>
+          <w:szCs w:val="17"/>
+        </w:rPr>
+      </w:pPr>
+      <w:r>
+        <w:rPr>
+          <w:rFonts w:ascii="Consolas" w:hAnsi="Consolas" w:cs="Consolas"/>
+          <w:sz w:val="17"/>
+          <w:szCs w:val="17"/>
+        </w:rPr>
+        <w:t xml:space="preserve">    causal_force: </w:t>
+      </w:r>
+      <w:r>
+        <w:rPr>
+          <w:rFonts w:ascii="Consolas" w:hAnsi="Consolas" w:cs="Consolas"/>
+          <w:color w:val="C45911" w:themeColor="accent2" w:themeShade="BF"/>
+          <w:sz w:val="17"/>
+          <w:szCs w:val="17"/>
+        </w:rPr>
+        <w:t>bool</w:t>
+      </w:r>
+      <w:r>
+        <w:rPr>
+          <w:rFonts w:ascii="Consolas" w:hAnsi="Consolas" w:cs="Consolas"/>
+          <w:sz w:val="17"/>
+          <w:szCs w:val="17"/>
+        </w:rPr>
+        <w:t xml:space="preserve"> = </w:t>
+      </w:r>
+      <w:r>
+        <w:rPr>
+          <w:rFonts w:ascii="Consolas" w:hAnsi="Consolas" w:cs="Consolas"/>
+          <w:color w:val="C45911" w:themeColor="accent2" w:themeShade="BF"/>
+          <w:sz w:val="17"/>
+          <w:szCs w:val="17"/>
+        </w:rPr>
+        <w:t>True</w:t>
+      </w:r>
+    </w:p>
+    <w:p/>
+    <w:p/>
+    <w:p/>
+    <w:p>
+      <w:pPr>
+        <w:rPr>
+          <w:rFonts w:ascii="Consolas" w:hAnsi="Consolas" w:cs="Consolas"/>
+          <w:sz w:val="17"/>
+          <w:szCs w:val="17"/>
+        </w:rPr>
+      </w:pPr>
+      <w:r>
+        <w:rPr>
+          <w:rFonts w:ascii="Consolas" w:hAnsi="Consolas" w:cs="Consolas"/>
+          <w:color w:val="C00000"/>
+          <w:sz w:val="17"/>
+          <w:szCs w:val="17"/>
+        </w:rPr>
+        <w:t>def</w:t>
+      </w:r>
+      <w:r>
+        <w:rPr>
+          <w:rFonts w:ascii="Consolas" w:hAnsi="Consolas" w:cs="Consolas"/>
+          <w:sz w:val="17"/>
+          <w:szCs w:val="17"/>
+        </w:rPr>
+        <w:t xml:space="preserve"> causal_cumulative_mean(h: </w:t>
+      </w:r>
+      <w:r>
+        <w:rPr>
+          <w:rFonts w:ascii="Consolas" w:hAnsi="Consolas" w:cs="Consolas"/>
+          <w:color w:val="808080" w:themeColor="background1" w:themeShade="80"/>
+          <w:sz w:val="17"/>
+          <w:szCs w:val="17"/>
+        </w:rPr>
+        <w:t>torch</w:t>
+      </w:r>
+      <w:r>
+        <w:rPr>
+          <w:rFonts w:ascii="Consolas" w:hAnsi="Consolas" w:cs="Consolas"/>
+          <w:sz w:val="17"/>
+          <w:szCs w:val="17"/>
+        </w:rPr>
+        <w:t>.</w:t>
+      </w:r>
+      <w:r>
+        <w:rPr>
+          <w:rFonts w:ascii="Consolas" w:hAnsi="Consolas" w:cs="Consolas"/>
+          <w:color w:val="2E74B5" w:themeColor="accent5" w:themeShade="BF"/>
+          <w:sz w:val="17"/>
+          <w:szCs w:val="17"/>
+        </w:rPr>
+        <w:t>Tensor</w:t>
+      </w:r>
+      <w:r>
+        <w:rPr>
+          <w:rFonts w:ascii="Consolas" w:hAnsi="Consolas" w:cs="Consolas"/>
+          <w:sz w:val="17"/>
+          <w:szCs w:val="17"/>
+        </w:rPr>
+        <w:t xml:space="preserve">) -&gt; </w:t>
+      </w:r>
+      <w:r>
+        <w:rPr>
+          <w:rFonts w:ascii="Consolas" w:hAnsi="Consolas" w:cs="Consolas"/>
+          <w:color w:val="808080" w:themeColor="background1" w:themeShade="80"/>
+          <w:sz w:val="17"/>
+          <w:szCs w:val="17"/>
+        </w:rPr>
+        <w:t>torch</w:t>
+      </w:r>
+      <w:r>
+        <w:rPr>
+          <w:rFonts w:ascii="Consolas" w:hAnsi="Consolas" w:cs="Consolas"/>
+          <w:sz w:val="17"/>
+          <w:szCs w:val="17"/>
+        </w:rPr>
+        <w:t>.</w:t>
+      </w:r>
+      <w:r>
+        <w:rPr>
+          <w:rFonts w:ascii="Consolas" w:hAnsi="Consolas" w:cs="Consolas"/>
+          <w:color w:val="2E74B5" w:themeColor="accent5" w:themeShade="BF"/>
+          <w:sz w:val="17"/>
+          <w:szCs w:val="17"/>
+        </w:rPr>
+        <w:t>Tensor</w:t>
+      </w:r>
+      <w:r>
+        <w:rPr>
+          <w:rFonts w:ascii="Consolas" w:hAnsi="Consolas" w:cs="Consolas"/>
+          <w:sz w:val="17"/>
+          <w:szCs w:val="17"/>
+        </w:rPr>
+        <w:t>:</w:t>
+      </w:r>
+    </w:p>
+    <w:p>
+      <w:pPr>
+        <w:rPr>
+          <w:rFonts w:ascii="Consolas" w:hAnsi="Consolas" w:cs="Consolas"/>
+          <w:color w:val="538135" w:themeColor="accent6" w:themeShade="BF"/>
+          <w:sz w:val="17"/>
+          <w:szCs w:val="17"/>
+        </w:rPr>
+      </w:pPr>
+      <w:r>
+        <w:rPr>
+          <w:rFonts w:ascii="Consolas" w:hAnsi="Consolas" w:cs="Consolas"/>
+          <w:sz w:val="17"/>
+          <w:szCs w:val="17"/>
+        </w:rPr>
+        <w:t xml:space="preserve">    </w:t>
+      </w:r>
+      <w:r>
+        <w:rPr>
+          <w:rFonts w:ascii="Consolas" w:hAnsi="Consolas" w:cs="Consolas"/>
+          <w:color w:val="538135" w:themeColor="accent6" w:themeShade="BF"/>
+          <w:sz w:val="17"/>
+          <w:szCs w:val="17"/>
+        </w:rPr>
+        <w:t>"""xi_t = (1/t) * sum_{s &lt;= t} h_s, along the token dim (dim=1).</w:t>
+      </w:r>
+    </w:p>
+    <w:p>
+      <w:pPr>
+        <w:rPr>
+          <w:rFonts w:ascii="Consolas" w:hAnsi="Consolas" w:cs="Consolas"/>
+          <w:color w:val="538135" w:themeColor="accent6" w:themeShade="BF"/>
+          <w:sz w:val="17"/>
+          <w:szCs w:val="17"/>
+        </w:rPr>
+      </w:pPr>
+    </w:p>
+    <w:p>
+      <w:pPr>
+        <w:rPr>
+          <w:rFonts w:ascii="Consolas" w:hAnsi="Consolas" w:cs="Consolas"/>
+          <w:color w:val="538135" w:themeColor="accent6" w:themeShade="BF"/>
+          <w:sz w:val="17"/>
+          <w:szCs w:val="17"/>
+        </w:rPr>
+      </w:pPr>
+      <w:r>
+        <w:rPr>
+          <w:rFonts w:ascii="Consolas" w:hAnsi="Consolas" w:cs="Consolas"/>
+          <w:color w:val="538135" w:themeColor="accent6" w:themeShade="BF"/>
+          <w:sz w:val="17"/>
+          <w:szCs w:val="17"/>
+        </w:rPr>
+        <w:t xml:space="preserve">    h:  (B, T, d)  -&gt;  xi: (B, T, d)</w:t>
+      </w:r>
+    </w:p>
+    <w:p>
+      <w:pPr>
+        <w:rPr>
+          <w:rFonts w:ascii="Consolas" w:hAnsi="Consolas" w:cs="Consolas"/>
+          <w:color w:val="538135" w:themeColor="accent6" w:themeShade="BF"/>
+          <w:sz w:val="17"/>
+          <w:szCs w:val="17"/>
+        </w:rPr>
+      </w:pPr>
+      <w:r>
+        <w:rPr>
+          <w:rFonts w:ascii="Consolas" w:hAnsi="Consolas" w:cs="Consolas"/>
+          <w:color w:val="538135" w:themeColor="accent6" w:themeShade="BF"/>
+          <w:sz w:val="17"/>
+          <w:szCs w:val="17"/>
+        </w:rPr>
+        <w:t xml:space="preserve">    """</w:t>
+      </w:r>
+    </w:p>
+    <w:p>
+      <w:pPr>
+        <w:rPr>
+          <w:rFonts w:ascii="Consolas" w:hAnsi="Consolas" w:cs="Consolas"/>
+          <w:sz w:val="17"/>
+          <w:szCs w:val="17"/>
+        </w:rPr>
+      </w:pPr>
+      <w:r>
+        <w:rPr>
+          <w:rFonts w:ascii="Consolas" w:hAnsi="Consolas" w:cs="Consolas"/>
+          <w:sz w:val="17"/>
+          <w:szCs w:val="17"/>
+        </w:rPr>
+        <w:t xml:space="preserve">    T = h.</w:t>
+      </w:r>
+      <w:r>
+        <w:rPr>
+          <w:rFonts w:ascii="Consolas" w:hAnsi="Consolas" w:cs="Consolas"/>
+          <w:color w:val="833C0B" w:themeColor="accent2" w:themeShade="80"/>
+          <w:sz w:val="17"/>
+          <w:szCs w:val="17"/>
+        </w:rPr>
+        <w:t>shape</w:t>
+      </w:r>
+      <w:r>
+        <w:rPr>
+          <w:rFonts w:ascii="Consolas" w:hAnsi="Consolas" w:cs="Consolas"/>
+          <w:sz w:val="17"/>
+          <w:szCs w:val="17"/>
+        </w:rPr>
+        <w:t>[</w:t>
+      </w:r>
+      <w:r>
+        <w:rPr>
+          <w:rFonts w:ascii="Consolas" w:hAnsi="Consolas" w:cs="Consolas"/>
+          <w:color w:val="5B9BD5" w:themeColor="accent5"/>
+          <w:sz w:val="17"/>
+          <w:szCs w:val="17"/>
+        </w:rPr>
+        <w:t>1</w:t>
+      </w:r>
+      <w:r>
+        <w:rPr>
+          <w:rFonts w:ascii="Consolas" w:hAnsi="Consolas" w:cs="Consolas"/>
+          <w:sz w:val="17"/>
+          <w:szCs w:val="17"/>
+        </w:rPr>
+        <w:t>]</w:t>
+      </w:r>
+    </w:p>
+    <w:p>
+      <w:pPr>
+        <w:rPr>
+          <w:rFonts w:ascii="Consolas" w:hAnsi="Consolas" w:cs="Consolas"/>
+          <w:sz w:val="17"/>
+          <w:szCs w:val="17"/>
+        </w:rPr>
+      </w:pPr>
+      <w:r>
+        <w:rPr>
+          <w:rFonts w:ascii="Consolas" w:hAnsi="Consolas" w:cs="Consolas"/>
+          <w:sz w:val="17"/>
+          <w:szCs w:val="17"/>
+        </w:rPr>
+        <w:t xml:space="preserve">    cumsum = h.</w:t>
+      </w:r>
+      <w:r>
+        <w:rPr>
+          <w:rFonts w:ascii="Consolas" w:hAnsi="Consolas" w:cs="Consolas"/>
+          <w:color w:val="833C0B" w:themeColor="accent2" w:themeShade="80"/>
+          <w:sz w:val="17"/>
+          <w:szCs w:val="17"/>
+        </w:rPr>
+        <w:t>cumsum</w:t>
+      </w:r>
+      <w:r>
+        <w:rPr>
+          <w:rFonts w:ascii="Consolas" w:hAnsi="Consolas" w:cs="Consolas"/>
+          <w:sz w:val="17"/>
+          <w:szCs w:val="17"/>
+        </w:rPr>
+        <w:t>(dim=</w:t>
+      </w:r>
+      <w:r>
+        <w:rPr>
+          <w:rFonts w:ascii="Consolas" w:hAnsi="Consolas" w:cs="Consolas"/>
+          <w:color w:val="00B0F0"/>
+          <w:sz w:val="17"/>
+          <w:szCs w:val="17"/>
+        </w:rPr>
+        <w:t>1</w:t>
+      </w:r>
+      <w:r>
+        <w:rPr>
+          <w:rFonts w:ascii="Consolas" w:hAnsi="Consolas" w:cs="Consolas"/>
+          <w:sz w:val="17"/>
+          <w:szCs w:val="17"/>
+        </w:rPr>
+        <w:t>)</w:t>
+      </w:r>
+    </w:p>
+    <w:p>
+      <w:pPr>
+        <w:rPr>
+          <w:rFonts w:ascii="Consolas" w:hAnsi="Consolas" w:cs="Consolas"/>
+          <w:sz w:val="17"/>
+          <w:szCs w:val="17"/>
+        </w:rPr>
+      </w:pPr>
+      <w:r>
+        <w:rPr>
+          <w:rFonts w:ascii="Consolas" w:hAnsi="Consolas" w:cs="Consolas"/>
+          <w:sz w:val="17"/>
+          <w:szCs w:val="17"/>
+        </w:rPr>
+        <w:t xml:space="preserve">    denom = </w:t>
+      </w:r>
+      <w:r>
+        <w:rPr>
+          <w:rFonts w:ascii="Consolas" w:hAnsi="Consolas" w:cs="Consolas"/>
+          <w:color w:val="808080" w:themeColor="background1" w:themeShade="80"/>
+          <w:sz w:val="17"/>
+          <w:szCs w:val="17"/>
+        </w:rPr>
+        <w:t>torch</w:t>
+      </w:r>
+      <w:r>
+        <w:rPr>
+          <w:rFonts w:ascii="Consolas" w:hAnsi="Consolas" w:cs="Consolas"/>
+          <w:sz w:val="17"/>
+          <w:szCs w:val="17"/>
+        </w:rPr>
+        <w:t>.arange(1, T + 1, device=h.device, dtype=h.dtype).view(1, T, 1)</w:t>
+      </w:r>
+    </w:p>
+    <w:p>
+      <w:pPr>
+        <w:rPr>
+          <w:rFonts w:ascii="Consolas" w:hAnsi="Consolas" w:cs="Consolas"/>
+          <w:sz w:val="17"/>
+          <w:szCs w:val="17"/>
+        </w:rPr>
+      </w:pPr>
+      <w:r>
+        <w:rPr>
+          <w:rFonts w:ascii="Consolas" w:hAnsi="Consolas" w:cs="Consolas"/>
+          <w:sz w:val="17"/>
+          <w:szCs w:val="17"/>
+        </w:rPr>
+        <w:t xml:space="preserve">    </w:t>
+      </w:r>
+      <w:r>
+        <w:rPr>
+          <w:rFonts w:ascii="Consolas" w:hAnsi="Consolas" w:cs="Consolas"/>
+          <w:color w:val="C00000"/>
+          <w:sz w:val="17"/>
+          <w:szCs w:val="17"/>
+        </w:rPr>
+        <w:t>return</w:t>
+      </w:r>
+      <w:r>
+        <w:rPr>
+          <w:rFonts w:ascii="Consolas" w:hAnsi="Consolas" w:cs="Consolas"/>
+          <w:sz w:val="17"/>
+          <w:szCs w:val="17"/>
+        </w:rPr>
+        <w:t xml:space="preserve"> cumsum / denom</w:t>
+      </w:r>
+    </w:p>
+    <w:p/>
+    <w:p>
+      <w:pPr>
+        <w:rPr>
+          <w:i/>
+          <w:iCs/>
+        </w:rPr>
+      </w:pPr>
+      <w:r>
+        <w:t xml:space="preserve">For each position </w:t>
+      </w:r>
+      <m:oMath>
+        <m:r>
+          <w:rPr>
+            <w:rFonts w:ascii="Cambria Math" w:hAnsi="Cambria Math"/>
+          </w:rPr>
+          <m:t>t</m:t>
+        </m:r>
+      </m:oMath>
+      <w:r>
+        <w:t xml:space="preserve"> (1-based in the math) </w:t>
+      </w:r>
+      <w:r>
+        <w:t>, the context channel is the mean of all hidden states up to and including that position-</w:t>
+      </w:r>
+      <w:r>
+        <w:t xml:space="preserve"> no future t</w:t>
+      </w:r>
+      <w:r>
+        <w:rPr>
+          <w:i/>
+          <w:iCs/>
+        </w:rPr>
+        <w:t>o</w:t>
+      </w:r>
+      <w:r>
+        <w:t xml:space="preserve">kens </w:t>
+      </w:r>
+      <w:r>
+        <w:t>enter the context channel which is required for causal response</w:t>
+      </w:r>
+    </w:p>
+    <w:p/>
+    <w:p>
+      <w:pPr>
+        <w:rPr>
+          <w:rFonts w:eastAsiaTheme="minorEastAsia"/>
+        </w:rPr>
+      </w:pPr>
+      <m:oMath>
+        <m:sSub>
+          <m:sSubPr>
+            <m:ctrlPr>
+              <w:rPr>
+                <w:rFonts w:ascii="Cambria Math" w:hAnsi="Cambria Math"/>
+                <w:i/>
+              </w:rPr>
+            </m:ctrlPr>
+          </m:sSubPr>
+          <m:e>
+            <m:r>
+              <w:rPr>
+                <w:rFonts w:ascii="Cambria Math" w:hAnsi="Cambria Math"/>
+              </w:rPr>
+              <m:t>ξ</m:t>
+            </m:r>
+          </m:e>
+          <m:sub>
+            <m:r>
+              <w:rPr>
+                <w:rFonts w:ascii="Cambria Math" w:hAnsi="Cambria Math"/>
+              </w:rPr>
+              <m:t>t</m:t>
+            </m:r>
+          </m:sub>
+        </m:sSub>
+        <m:r>
+          <w:rPr>
+            <w:rFonts w:ascii="Cambria Math" w:hAnsi="Cambria Math"/>
+          </w:rPr>
+          <m:t>=</m:t>
+        </m:r>
+        <m:f>
+          <m:fPr>
+            <m:ctrlPr>
+              <w:rPr>
+                <w:rFonts w:ascii="Cambria Math" w:hAnsi="Cambria Math"/>
+                <w:i/>
+              </w:rPr>
+            </m:ctrlPr>
+          </m:fPr>
+          <m:num>
+            <m:r>
+              <w:rPr>
+                <w:rFonts w:ascii="Cambria Math" w:hAnsi="Cambria Math"/>
+              </w:rPr>
+              <m:t>1</m:t>
+            </m:r>
+          </m:num>
+          <m:den>
+            <m:r>
+              <w:rPr>
+                <w:rFonts w:ascii="Cambria Math" w:hAnsi="Cambria Math"/>
+              </w:rPr>
+              <m:t>t</m:t>
+            </m:r>
+          </m:den>
+        </m:f>
+        <m:nary>
+          <m:naryPr>
+            <m:chr m:val="∑"/>
+            <m:limLoc m:val="undOvr"/>
+            <m:ctrlPr>
+              <w:rPr>
+                <w:rFonts w:ascii="Cambria Math" w:hAnsi="Cambria Math"/>
+                <w:i/>
+              </w:rPr>
+            </m:ctrlPr>
+          </m:naryPr>
+          <m:sub>
+            <m:r>
+              <w:rPr>
+                <w:rFonts w:ascii="Cambria Math" w:hAnsi="Cambria Math"/>
+              </w:rPr>
+              <m:t>s=1</m:t>
+            </m:r>
+          </m:sub>
+          <m:sup>
+            <m:r>
+              <w:rPr>
+                <w:rFonts w:ascii="Cambria Math" w:hAnsi="Cambria Math"/>
+              </w:rPr>
+              <m:t>t</m:t>
+            </m:r>
+          </m:sup>
+          <m:e>
+            <m:sSub>
+              <m:sSubPr>
+                <m:ctrlPr>
+                  <w:rPr>
+                    <w:rFonts w:ascii="Cambria Math" w:hAnsi="Cambria Math"/>
+                    <w:i/>
+                  </w:rPr>
+                </m:ctrlPr>
+              </m:sSubPr>
+              <m:e>
+                <m:r>
+                  <w:rPr>
+                    <w:rFonts w:ascii="Cambria Math" w:hAnsi="Cambria Math"/>
+                  </w:rPr>
+                  <m:t>h</m:t>
+                </m:r>
+              </m:e>
+              <m:sub>
+                <m:r>
+                  <w:rPr>
+                    <w:rFonts w:ascii="Cambria Math" w:hAnsi="Cambria Math"/>
+                  </w:rPr>
+                  <m:t>s</m:t>
+                </m:r>
+              </m:sub>
+            </m:sSub>
+          </m:e>
+        </m:nary>
+      </m:oMath>
+      <w:r>
+        <w:rPr>
+          <w:rFonts w:eastAsiaTheme="minorEastAsia"/>
+        </w:rPr>
+        <w:t xml:space="preserve"> </w:t>
+      </w:r>
+    </w:p>
+    <w:p>
+      <w:pPr>
+        <w:rPr>
+          <w:rFonts w:eastAsiaTheme="minorEastAsia"/>
+        </w:rPr>
+      </w:pPr>
+    </w:p>
+    <w:p>
+      <w:pPr>
+        <w:rPr>
+          <w:rFonts w:eastAsiaTheme="minorEastAsia"/>
+        </w:rPr>
+      </w:pPr>
+    </w:p>
+    <w:p>
+      <w:pPr>
+        <w:rPr>
+          <w:szCs w:val="19"/>
+        </w:rPr>
+      </w:pPr>
+      <w:r>
+        <w:rPr>
+          <w:rFonts w:ascii="Consolas" w:hAnsi="Consolas" w:cs="Consolas"/>
+          <w:sz w:val="17"/>
+          <w:szCs w:val="17"/>
+        </w:rPr>
+        <w:t>causal_cumulative_mean</w:t>
+      </w:r>
+      <w:r>
+        <w:rPr>
+          <w:rFonts w:cs="Consolas"/>
+          <w:szCs w:val="19"/>
+        </w:rPr>
+        <w:t xml:space="preserve"> shown above takes hidden states </w:t>
+      </w:r>
+      <w:r>
+        <w:rPr>
+          <w:rFonts w:ascii="Consolas" w:hAnsi="Consolas" w:cs="Consolas"/>
+          <w:sz w:val="17"/>
+          <w:szCs w:val="17"/>
+        </w:rPr>
+        <w:t>h</w:t>
+      </w:r>
+      <w:r>
+        <w:rPr>
+          <w:rFonts w:cs="Consolas"/>
+          <w:szCs w:val="19"/>
+        </w:rPr>
+        <w:t xml:space="preserve"> of shape (B, T, d) </w:t>
+      </w:r>
+    </w:p>
+    <w:p/>
+    <w:p/>
+    <w:p>
+      <w:r>
+        <w:rPr>
+          <w:noProof/>
+        </w:rPr>
+        <w:lastRenderedPageBreak/>
+        <w:drawing>
+          <wp:inline distT="0" distB="0" distL="0" distR="0" wp14:anchorId="20033EE8" wp14:editId="3E152E1E">
+            <wp:extent cx="5943600" cy="5400675"/>
+            <wp:effectExtent l="0" t="0" r="0" b="0"/>
+            <wp:docPr id="766389706" name="Picture 1" descr="A screenshot of a computer program&#10;&#10;Description automatically generated"/>
+            <wp:cNvGraphicFramePr>
+              <a:graphicFrameLocks xmlns:a="http://schemas.openxmlformats.org/drawingml/2006/main" noChangeAspect="1"/>
+            </wp:cNvGraphicFramePr>
+            <a:graphic xmlns:a="http://schemas.openxmlformats.org/drawingml/2006/main">
+              <a:graphicData uri="http://schemas.openxmlformats.org/drawingml/2006/picture">
+                <pic:pic xmlns:pic="http://schemas.openxmlformats.org/drawingml/2006/picture">
+                  <pic:nvPicPr>
+                    <pic:cNvPr id="766389706" name="Picture 1" descr="A screenshot of a computer program&#10;&#10;Description automatically generated"/>
+                    <pic:cNvPicPr/>
+                  </pic:nvPicPr>
+                  <pic:blipFill>
+                    <a:blip r:embed="rId5">
+                      <a:extLst>
+                        <a:ext uri="{28A0092B-C50C-407E-A947-70E740481C1C}">
+                          <a14:useLocalDpi xmlns:a14="http://schemas.microsoft.com/office/drawing/2010/main" val="0"/>
+                        </a:ext>
+                      </a:extLst>
+                    </a:blip>
+                    <a:stretch>
+                      <a:fillRect/>
+                    </a:stretch>
+                  </pic:blipFill>
+                  <pic:spPr>
+                    <a:xfrm>
+                      <a:off x="0" y="0"/>
+                      <a:ext cx="5943600" cy="5400675"/>
+                    </a:xfrm>
+                    <a:prstGeom prst="rect">
+                      <a:avLst/>
+                    </a:prstGeom>
+                  </pic:spPr>
+                </pic:pic>
+              </a:graphicData>
+            </a:graphic>
+          </wp:inline>
+        </w:drawing>
+      </w:r>
+      <w:r>
+        <w:rPr>
+          <w:noProof/>
+        </w:rPr>
+        <w:lastRenderedPageBreak/>
+        <w:drawing>
+          <wp:inline distT="0" distB="0" distL="0" distR="0" wp14:anchorId="28B97951" wp14:editId="64F39AA4">
+            <wp:extent cx="5943600" cy="3669665"/>
+            <wp:effectExtent l="0" t="0" r="0" b="635"/>
+            <wp:docPr id="1318015966" name="Picture 2" descr="A screenshot of a computer&#10;&#10;Description automatically generated"/>
+            <wp:cNvGraphicFramePr>
+              <a:graphicFrameLocks xmlns:a="http://schemas.openxmlformats.org/drawingml/2006/main" noChangeAspect="1"/>
+            </wp:cNvGraphicFramePr>
+            <a:graphic xmlns:a="http://schemas.openxmlformats.org/drawingml/2006/main">
+              <a:graphicData uri="http://schemas.openxmlformats.org/drawingml/2006/picture">
+                <pic:pic xmlns:pic="http://schemas.openxmlformats.org/drawingml/2006/picture">
+                  <pic:nvPicPr>
+                    <pic:cNvPr id="1318015966" name="Picture 2" descr="A screenshot of a computer&#10;&#10;Description automatically generated"/>
+                    <pic:cNvPicPr/>
+                  </pic:nvPicPr>
+                  <pic:blipFill>
+                    <a:blip r:embed="rId6">
+                      <a:extLst>
+                        <a:ext uri="{28A0092B-C50C-407E-A947-70E740481C1C}">
+                          <a14:useLocalDpi xmlns:a14="http://schemas.microsoft.com/office/drawing/2010/main" val="0"/>
+                        </a:ext>
+                      </a:extLst>
+                    </a:blip>
+                    <a:stretch>
+                      <a:fillRect/>
+                    </a:stretch>
+                  </pic:blipFill>
+                  <pic:spPr>
+                    <a:xfrm>
+                      <a:off x="0" y="0"/>
+                      <a:ext cx="5943600" cy="3669665"/>
+                    </a:xfrm>
+                    <a:prstGeom prst="rect">
+                      <a:avLst/>
+                    </a:prstGeom>
+                  </pic:spPr>
+                </pic:pic>
+              </a:graphicData>
+            </a:graphic>
+          </wp:inline>
+        </w:drawing>
+      </w:r>
+    </w:p>
+    <w:p/>
+    <w:p>
+      <w:pPr>
+        <w:pStyle w:val="Heading2"/>
+      </w:pPr>
+      <w:r>
+        <w:t>Module model_sarf_mass.py</w:t>
+      </w:r>
+    </w:p>
+    <w:p/>
+    <w:p>
+      <w:r>
+        <w:t xml:space="preserve">folder: </w:t>
+      </w:r>
+      <w:hyperlink r:id="rId7" w:history="1">
+        <w:r>
+          <w:rPr>
+            <w:rStyle w:val="Hyperlink"/>
+          </w:rPr>
+          <w:t>notebooks/conservative_arch/sarf_mass_variant</w:t>
+        </w:r>
+      </w:hyperlink>
+    </w:p>
+    <w:p/>
+    <w:p/>
+    <w:p/>
+    <w:p>
+      <w:pPr>
+        <w:pStyle w:val="Heading2"/>
+      </w:pPr>
+      <w:r>
+        <w:t>Module model_multixi.py</w:t>
+      </w:r>
+    </w:p>
+    <w:p/>
+    <w:p>
+      <w:pPr>
+        <w:rPr>
+          <w:rFonts w:ascii="Consolas" w:hAnsi="Consolas" w:cs="Consolas"/>
+          <w:color w:val="538135" w:themeColor="accent6" w:themeShade="BF"/>
+          <w:sz w:val="17"/>
+          <w:szCs w:val="17"/>
+        </w:rPr>
+      </w:pPr>
+      <w:r>
+        <w:rPr>
+          <w:rFonts w:ascii="Consolas" w:hAnsi="Consolas" w:cs="Consolas"/>
+          <w:color w:val="538135" w:themeColor="accent6" w:themeShade="BF"/>
+          <w:sz w:val="17"/>
+          <w:szCs w:val="17"/>
+        </w:rPr>
+        <w:t>"""</w:t>
+      </w:r>
+    </w:p>
+    <w:p>
+      <w:pPr>
+        <w:rPr>
+          <w:rFonts w:ascii="Consolas" w:hAnsi="Consolas" w:cs="Consolas"/>
+          <w:color w:val="538135" w:themeColor="accent6" w:themeShade="BF"/>
+          <w:sz w:val="17"/>
+          <w:szCs w:val="17"/>
+        </w:rPr>
+      </w:pPr>
+      <w:r>
+        <w:rPr>
+          <w:rFonts w:ascii="Consolas" w:hAnsi="Consolas" w:cs="Consolas"/>
+          <w:color w:val="538135" w:themeColor="accent6" w:themeShade="BF"/>
+          <w:sz w:val="17"/>
+          <w:szCs w:val="17"/>
+        </w:rPr>
+        <w:t>Multi-channel ξ extension of the SARF-faithful SPLM with LN-after-step.</w:t>
+      </w:r>
+    </w:p>
+    <w:p>
+      <w:pPr>
+        <w:rPr>
+          <w:rFonts w:ascii="Consolas" w:hAnsi="Consolas" w:cs="Consolas"/>
+          <w:color w:val="538135" w:themeColor="accent6" w:themeShade="BF"/>
+          <w:sz w:val="17"/>
+          <w:szCs w:val="17"/>
+        </w:rPr>
+      </w:pPr>
+    </w:p>
+    <w:p>
+      <w:pPr>
+        <w:rPr>
+          <w:rFonts w:ascii="Consolas" w:hAnsi="Consolas" w:cs="Consolas"/>
+          <w:color w:val="538135" w:themeColor="accent6" w:themeShade="BF"/>
+          <w:sz w:val="17"/>
+          <w:szCs w:val="17"/>
+        </w:rPr>
+      </w:pPr>
+      <w:r>
+        <w:rPr>
+          <w:rFonts w:ascii="Consolas" w:hAnsi="Consolas" w:cs="Consolas"/>
+          <w:color w:val="538135" w:themeColor="accent6" w:themeShade="BF"/>
+          <w:sz w:val="17"/>
+          <w:szCs w:val="17"/>
+        </w:rPr>
+        <w:t>Architectural change vs `energetic_minima/model_ln.py`</w:t>
+      </w:r>
+    </w:p>
+    <w:p>
+      <w:pPr>
+        <w:rPr>
+          <w:rFonts w:ascii="Consolas" w:hAnsi="Consolas" w:cs="Consolas"/>
+          <w:color w:val="538135" w:themeColor="accent6" w:themeShade="BF"/>
+          <w:sz w:val="17"/>
+          <w:szCs w:val="17"/>
+        </w:rPr>
+      </w:pPr>
+      <w:r>
+        <w:rPr>
+          <w:rFonts w:ascii="Consolas" w:hAnsi="Consolas" w:cs="Consolas"/>
+          <w:color w:val="538135" w:themeColor="accent6" w:themeShade="BF"/>
+          <w:sz w:val="17"/>
+          <w:szCs w:val="17"/>
+        </w:rPr>
+        <w:t>------------------------------------------------------</w:t>
+      </w:r>
+    </w:p>
+    <w:p>
+      <w:pPr>
+        <w:rPr>
+          <w:rFonts w:ascii="Consolas" w:hAnsi="Consolas" w:cs="Consolas"/>
+          <w:color w:val="538135" w:themeColor="accent6" w:themeShade="BF"/>
+          <w:sz w:val="17"/>
+          <w:szCs w:val="17"/>
+        </w:rPr>
+      </w:pPr>
+      <w:r>
+        <w:rPr>
+          <w:rFonts w:ascii="Consolas" w:hAnsi="Consolas" w:cs="Consolas"/>
+          <w:color w:val="538135" w:themeColor="accent6" w:themeShade="BF"/>
+          <w:sz w:val="17"/>
+          <w:szCs w:val="17"/>
+        </w:rPr>
+        <w:t>The baseline SPLM (E9) computes a single causal cumulative-mean context</w:t>
+      </w:r>
+    </w:p>
+    <w:p>
+      <w:pPr>
+        <w:rPr>
+          <w:rFonts w:ascii="Consolas" w:hAnsi="Consolas" w:cs="Consolas"/>
+          <w:color w:val="538135" w:themeColor="accent6" w:themeShade="BF"/>
+          <w:sz w:val="17"/>
+          <w:szCs w:val="17"/>
+        </w:rPr>
+      </w:pPr>
+    </w:p>
+    <w:p>
+      <w:pPr>
+        <w:rPr>
+          <w:rFonts w:ascii="Consolas" w:hAnsi="Consolas" w:cs="Consolas"/>
+          <w:color w:val="538135" w:themeColor="accent6" w:themeShade="BF"/>
+          <w:sz w:val="17"/>
+          <w:szCs w:val="17"/>
+        </w:rPr>
+      </w:pPr>
+      <w:r>
+        <w:rPr>
+          <w:rFonts w:ascii="Consolas" w:hAnsi="Consolas" w:cs="Consolas"/>
+          <w:color w:val="538135" w:themeColor="accent6" w:themeShade="BF"/>
+          <w:sz w:val="17"/>
+          <w:szCs w:val="17"/>
+        </w:rPr>
+        <w:t xml:space="preserve">    ξ_t = (h_1 + h_2 + ... + h_t) / t                               (baseline)</w:t>
+      </w:r>
+    </w:p>
+    <w:p>
+      <w:pPr>
+        <w:rPr>
+          <w:rFonts w:ascii="Consolas" w:hAnsi="Consolas" w:cs="Consolas"/>
+          <w:color w:val="538135" w:themeColor="accent6" w:themeShade="BF"/>
+          <w:sz w:val="17"/>
+          <w:szCs w:val="17"/>
+        </w:rPr>
+      </w:pPr>
+    </w:p>
+    <w:p>
+      <w:pPr>
+        <w:rPr>
+          <w:rFonts w:ascii="Consolas" w:hAnsi="Consolas" w:cs="Consolas"/>
+          <w:color w:val="538135" w:themeColor="accent6" w:themeShade="BF"/>
+          <w:sz w:val="17"/>
+          <w:szCs w:val="17"/>
+        </w:rPr>
+      </w:pPr>
+      <w:r>
+        <w:rPr>
+          <w:rFonts w:ascii="Consolas" w:hAnsi="Consolas" w:cs="Consolas"/>
+          <w:color w:val="538135" w:themeColor="accent6" w:themeShade="BF"/>
+          <w:sz w:val="17"/>
+          <w:szCs w:val="17"/>
+        </w:rPr>
+        <w:t>at every integration step and feeds (ξ_t, h_t) into a shared scalar</w:t>
+      </w:r>
+    </w:p>
+    <w:p>
+      <w:pPr>
+        <w:rPr>
+          <w:rFonts w:ascii="Consolas" w:hAnsi="Consolas" w:cs="Consolas"/>
+          <w:color w:val="538135" w:themeColor="accent6" w:themeShade="BF"/>
+          <w:sz w:val="17"/>
+          <w:szCs w:val="17"/>
+        </w:rPr>
+      </w:pPr>
+      <w:r>
+        <w:rPr>
+          <w:rFonts w:ascii="Consolas" w:hAnsi="Consolas" w:cs="Consolas"/>
+          <w:color w:val="538135" w:themeColor="accent6" w:themeShade="BF"/>
+          <w:sz w:val="17"/>
+          <w:szCs w:val="17"/>
+        </w:rPr>
+        <w:t>potential V_θ.  This gives the energy potential a *rank-1 summary of the</w:t>
+      </w:r>
+    </w:p>
+    <w:p>
+      <w:pPr>
+        <w:rPr>
+          <w:rFonts w:ascii="Consolas" w:hAnsi="Consolas" w:cs="Consolas"/>
+          <w:color w:val="538135" w:themeColor="accent6" w:themeShade="BF"/>
+          <w:sz w:val="17"/>
+          <w:szCs w:val="17"/>
+        </w:rPr>
+      </w:pPr>
+      <w:r>
+        <w:rPr>
+          <w:rFonts w:ascii="Consolas" w:hAnsi="Consolas" w:cs="Consolas"/>
+          <w:color w:val="538135" w:themeColor="accent6" w:themeShade="BF"/>
+          <w:sz w:val="17"/>
+          <w:szCs w:val="17"/>
+        </w:rPr>
+        <w:t>past*: any two prefixes with the same arithmetic mean are</w:t>
+      </w:r>
+    </w:p>
+    <w:p>
+      <w:pPr>
+        <w:rPr>
+          <w:rFonts w:ascii="Consolas" w:hAnsi="Consolas" w:cs="Consolas"/>
+          <w:color w:val="538135" w:themeColor="accent6" w:themeShade="BF"/>
+          <w:sz w:val="17"/>
+          <w:szCs w:val="17"/>
+        </w:rPr>
+      </w:pPr>
+      <w:r>
+        <w:rPr>
+          <w:rFonts w:ascii="Consolas" w:hAnsi="Consolas" w:cs="Consolas"/>
+          <w:color w:val="538135" w:themeColor="accent6" w:themeShade="BF"/>
+          <w:sz w:val="17"/>
+          <w:szCs w:val="17"/>
+        </w:rPr>
+        <w:t>indistinguishable to V_θ.  Comparing E9 to a matched-attention baseline at</w:t>
+      </w:r>
+    </w:p>
+    <w:p>
+      <w:pPr>
+        <w:rPr>
+          <w:rFonts w:ascii="Consolas" w:hAnsi="Consolas" w:cs="Consolas"/>
+          <w:color w:val="538135" w:themeColor="accent6" w:themeShade="BF"/>
+          <w:sz w:val="17"/>
+          <w:szCs w:val="17"/>
+        </w:rPr>
+      </w:pPr>
+      <w:r>
+        <w:rPr>
+          <w:rFonts w:ascii="Consolas" w:hAnsi="Consolas" w:cs="Consolas"/>
+          <w:color w:val="538135" w:themeColor="accent6" w:themeShade="BF"/>
+          <w:sz w:val="17"/>
+          <w:szCs w:val="17"/>
+        </w:rPr>
+        <w:t>the TinyStories scale-up produced a Δ ≈ −1.04 PPL gap; the dominant</w:t>
+      </w:r>
+    </w:p>
+    <w:p>
+      <w:pPr>
+        <w:rPr>
+          <w:rFonts w:ascii="Consolas" w:hAnsi="Consolas" w:cs="Consolas"/>
+          <w:color w:val="538135" w:themeColor="accent6" w:themeShade="BF"/>
+          <w:sz w:val="17"/>
+          <w:szCs w:val="17"/>
+        </w:rPr>
+      </w:pPr>
+      <w:r>
+        <w:rPr>
+          <w:rFonts w:ascii="Consolas" w:hAnsi="Consolas" w:cs="Consolas"/>
+          <w:color w:val="538135" w:themeColor="accent6" w:themeShade="BF"/>
+          <w:sz w:val="17"/>
+          <w:szCs w:val="17"/>
+        </w:rPr>
+        <w:t>candidate explanation is that this rank-1 summary is the structural</w:t>
+      </w:r>
+    </w:p>
+    <w:p>
+      <w:pPr>
+        <w:rPr>
+          <w:rFonts w:ascii="Consolas" w:hAnsi="Consolas" w:cs="Consolas"/>
+          <w:color w:val="538135" w:themeColor="accent6" w:themeShade="BF"/>
+          <w:sz w:val="17"/>
+          <w:szCs w:val="17"/>
+        </w:rPr>
+      </w:pPr>
+      <w:r>
+        <w:rPr>
+          <w:rFonts w:ascii="Consolas" w:hAnsi="Consolas" w:cs="Consolas"/>
+          <w:color w:val="538135" w:themeColor="accent6" w:themeShade="BF"/>
+          <w:sz w:val="17"/>
+          <w:szCs w:val="17"/>
+        </w:rPr>
+        <w:t>information bottleneck.</w:t>
+      </w:r>
+    </w:p>
+    <w:p>
+      <w:pPr>
+        <w:rPr>
+          <w:rFonts w:ascii="Consolas" w:hAnsi="Consolas" w:cs="Consolas"/>
+          <w:color w:val="538135" w:themeColor="accent6" w:themeShade="BF"/>
+          <w:sz w:val="17"/>
+          <w:szCs w:val="17"/>
+        </w:rPr>
+      </w:pPr>
+    </w:p>
+    <w:p>
+      <w:pPr>
+        <w:rPr>
+          <w:rFonts w:ascii="Consolas" w:hAnsi="Consolas" w:cs="Consolas"/>
+          <w:color w:val="538135" w:themeColor="accent6" w:themeShade="BF"/>
+          <w:sz w:val="17"/>
+          <w:szCs w:val="17"/>
+        </w:rPr>
+      </w:pPr>
+      <w:r>
+        <w:rPr>
+          <w:rFonts w:ascii="Consolas" w:hAnsi="Consolas" w:cs="Consolas"/>
+          <w:color w:val="538135" w:themeColor="accent6" w:themeShade="BF"/>
+          <w:sz w:val="17"/>
+          <w:szCs w:val="17"/>
+        </w:rPr>
+        <w:t>This module replaces the single ξ with **K causal weighted EMAs at</w:t>
+      </w:r>
+    </w:p>
+    <w:p>
+      <w:pPr>
+        <w:rPr>
+          <w:rFonts w:ascii="Consolas" w:hAnsi="Consolas" w:cs="Consolas"/>
+          <w:color w:val="538135" w:themeColor="accent6" w:themeShade="BF"/>
+          <w:sz w:val="17"/>
+          <w:szCs w:val="17"/>
+        </w:rPr>
+      </w:pPr>
+      <w:r>
+        <w:rPr>
+          <w:rFonts w:ascii="Consolas" w:hAnsi="Consolas" w:cs="Consolas"/>
+          <w:color w:val="538135" w:themeColor="accent6" w:themeShade="BF"/>
+          <w:sz w:val="17"/>
+          <w:szCs w:val="17"/>
+        </w:rPr>
+        <w:t xml:space="preserve">multiple decay scales**, parameterised by α₁, …, α_K </w:t>
+      </w:r>
+      <w:r>
+        <w:rPr>
+          <w:rFonts w:ascii="Cambria Math" w:hAnsi="Cambria Math" w:cs="Cambria Math"/>
+          <w:color w:val="538135" w:themeColor="accent6" w:themeShade="BF"/>
+          <w:sz w:val="17"/>
+          <w:szCs w:val="17"/>
+        </w:rPr>
+        <w:t>∈</w:t>
+      </w:r>
+      <w:r>
+        <w:rPr>
+          <w:rFonts w:ascii="Consolas" w:hAnsi="Consolas" w:cs="Consolas"/>
+          <w:color w:val="538135" w:themeColor="accent6" w:themeShade="BF"/>
+          <w:sz w:val="17"/>
+          <w:szCs w:val="17"/>
+        </w:rPr>
+        <w:t xml:space="preserve"> (0, 1):</w:t>
+      </w:r>
+    </w:p>
+    <w:p>
+      <w:pPr>
+        <w:rPr>
+          <w:rFonts w:ascii="Consolas" w:hAnsi="Consolas" w:cs="Consolas"/>
+          <w:color w:val="538135" w:themeColor="accent6" w:themeShade="BF"/>
+          <w:sz w:val="17"/>
+          <w:szCs w:val="17"/>
+        </w:rPr>
+      </w:pPr>
+    </w:p>
+    <w:p>
+      <w:pPr>
+        <w:rPr>
+          <w:rFonts w:ascii="Consolas" w:hAnsi="Consolas" w:cs="Consolas"/>
+          <w:color w:val="538135" w:themeColor="accent6" w:themeShade="BF"/>
+          <w:sz w:val="17"/>
+          <w:szCs w:val="17"/>
+        </w:rPr>
+      </w:pPr>
+      <w:r>
+        <w:rPr>
+          <w:rFonts w:ascii="Consolas" w:hAnsi="Consolas" w:cs="Consolas"/>
+          <w:color w:val="538135" w:themeColor="accent6" w:themeShade="BF"/>
+          <w:sz w:val="17"/>
+          <w:szCs w:val="17"/>
+        </w:rPr>
+        <w:t xml:space="preserve">    ξ^{(k)}_t  =  Σ_{s ≤ t} W_k[t, s] · h_s</w:t>
+      </w:r>
+    </w:p>
+    <w:p>
+      <w:pPr>
+        <w:rPr>
+          <w:rFonts w:ascii="Consolas" w:hAnsi="Consolas" w:cs="Consolas"/>
+          <w:color w:val="538135" w:themeColor="accent6" w:themeShade="BF"/>
+          <w:sz w:val="17"/>
+          <w:szCs w:val="17"/>
+        </w:rPr>
+      </w:pPr>
+    </w:p>
+    <w:p>
+      <w:pPr>
+        <w:rPr>
+          <w:rFonts w:ascii="Consolas" w:hAnsi="Consolas" w:cs="Consolas"/>
+          <w:color w:val="538135" w:themeColor="accent6" w:themeShade="BF"/>
+          <w:sz w:val="17"/>
+          <w:szCs w:val="17"/>
+        </w:rPr>
+      </w:pPr>
+      <w:r>
+        <w:rPr>
+          <w:rFonts w:ascii="Consolas" w:hAnsi="Consolas" w:cs="Consolas"/>
+          <w:color w:val="538135" w:themeColor="accent6" w:themeShade="BF"/>
+          <w:sz w:val="17"/>
+          <w:szCs w:val="17"/>
+        </w:rPr>
+        <w:t>where the weights are the *normalised* causal exponential kernel</w:t>
+      </w:r>
+    </w:p>
+    <w:p>
+      <w:pPr>
+        <w:rPr>
+          <w:rFonts w:ascii="Consolas" w:hAnsi="Consolas" w:cs="Consolas"/>
+          <w:color w:val="538135" w:themeColor="accent6" w:themeShade="BF"/>
+          <w:sz w:val="17"/>
+          <w:szCs w:val="17"/>
+        </w:rPr>
+      </w:pPr>
+    </w:p>
+    <w:p>
+      <w:pPr>
+        <w:rPr>
+          <w:rFonts w:ascii="Consolas" w:hAnsi="Consolas" w:cs="Consolas"/>
+          <w:color w:val="538135" w:themeColor="accent6" w:themeShade="BF"/>
+          <w:sz w:val="17"/>
+          <w:szCs w:val="17"/>
+        </w:rPr>
+      </w:pPr>
+      <w:r>
+        <w:rPr>
+          <w:rFonts w:ascii="Consolas" w:hAnsi="Consolas" w:cs="Consolas"/>
+          <w:color w:val="538135" w:themeColor="accent6" w:themeShade="BF"/>
+          <w:sz w:val="17"/>
+          <w:szCs w:val="17"/>
+        </w:rPr>
+        <w:lastRenderedPageBreak/>
+        <w:t xml:space="preserve">    W_k[t, s]  =  α_k^{(t-s)}  /  Σ_{r ≤ t} α_k^{(t-r)}        for s ≤ t.</w:t>
+      </w:r>
+    </w:p>
+    <w:p>
+      <w:pPr>
+        <w:rPr>
+          <w:rFonts w:ascii="Consolas" w:hAnsi="Consolas" w:cs="Consolas"/>
+          <w:color w:val="538135" w:themeColor="accent6" w:themeShade="BF"/>
+          <w:sz w:val="17"/>
+          <w:szCs w:val="17"/>
+        </w:rPr>
+      </w:pPr>
+    </w:p>
+    <w:p>
+      <w:pPr>
+        <w:rPr>
+          <w:rFonts w:ascii="Consolas" w:hAnsi="Consolas" w:cs="Consolas"/>
+          <w:color w:val="538135" w:themeColor="accent6" w:themeShade="BF"/>
+          <w:sz w:val="17"/>
+          <w:szCs w:val="17"/>
+        </w:rPr>
+      </w:pPr>
+      <w:r>
+        <w:rPr>
+          <w:rFonts w:ascii="Consolas" w:hAnsi="Consolas" w:cs="Consolas"/>
+          <w:color w:val="538135" w:themeColor="accent6" w:themeShade="BF"/>
+          <w:sz w:val="17"/>
+          <w:szCs w:val="17"/>
+        </w:rPr>
+        <w:t>With this normalisation:</w:t>
+      </w:r>
+    </w:p>
+    <w:p>
+      <w:pPr>
+        <w:rPr>
+          <w:rFonts w:ascii="Consolas" w:hAnsi="Consolas" w:cs="Consolas"/>
+          <w:color w:val="538135" w:themeColor="accent6" w:themeShade="BF"/>
+          <w:sz w:val="17"/>
+          <w:szCs w:val="17"/>
+        </w:rPr>
+      </w:pPr>
+      <w:r>
+        <w:rPr>
+          <w:rFonts w:ascii="Consolas" w:hAnsi="Consolas" w:cs="Consolas"/>
+          <w:color w:val="538135" w:themeColor="accent6" w:themeShade="BF"/>
+          <w:sz w:val="17"/>
+          <w:szCs w:val="17"/>
+        </w:rPr>
+        <w:t xml:space="preserve">  - α_k → 0   </w:t>
+      </w:r>
+      <w:r>
+        <w:rPr>
+          <w:rFonts w:ascii="Cambria Math" w:hAnsi="Cambria Math" w:cs="Cambria Math"/>
+          <w:color w:val="538135" w:themeColor="accent6" w:themeShade="BF"/>
+          <w:sz w:val="17"/>
+          <w:szCs w:val="17"/>
+        </w:rPr>
+        <w:t>⇒</w:t>
+      </w:r>
+      <w:r>
+        <w:rPr>
+          <w:rFonts w:ascii="Consolas" w:hAnsi="Consolas" w:cs="Consolas"/>
+          <w:color w:val="538135" w:themeColor="accent6" w:themeShade="BF"/>
+          <w:sz w:val="17"/>
+          <w:szCs w:val="17"/>
+        </w:rPr>
+        <w:t xml:space="preserve">   ξ^{(k)}_t = h_t                       (instant, no past)</w:t>
+      </w:r>
+    </w:p>
+    <w:p>
+      <w:pPr>
+        <w:rPr>
+          <w:rFonts w:ascii="Consolas" w:hAnsi="Consolas" w:cs="Consolas"/>
+          <w:color w:val="538135" w:themeColor="accent6" w:themeShade="BF"/>
+          <w:sz w:val="17"/>
+          <w:szCs w:val="17"/>
+        </w:rPr>
+      </w:pPr>
+      <w:r>
+        <w:rPr>
+          <w:rFonts w:ascii="Consolas" w:hAnsi="Consolas" w:cs="Consolas"/>
+          <w:color w:val="538135" w:themeColor="accent6" w:themeShade="BF"/>
+          <w:sz w:val="17"/>
+          <w:szCs w:val="17"/>
+        </w:rPr>
+        <w:t xml:space="preserve">  - α_k → 1   </w:t>
+      </w:r>
+      <w:r>
+        <w:rPr>
+          <w:rFonts w:ascii="Cambria Math" w:hAnsi="Cambria Math" w:cs="Cambria Math"/>
+          <w:color w:val="538135" w:themeColor="accent6" w:themeShade="BF"/>
+          <w:sz w:val="17"/>
+          <w:szCs w:val="17"/>
+        </w:rPr>
+        <w:t>⇒</w:t>
+      </w:r>
+      <w:r>
+        <w:rPr>
+          <w:rFonts w:ascii="Consolas" w:hAnsi="Consolas" w:cs="Consolas"/>
+          <w:color w:val="538135" w:themeColor="accent6" w:themeShade="BF"/>
+          <w:sz w:val="17"/>
+          <w:szCs w:val="17"/>
+        </w:rPr>
+        <w:t xml:space="preserve">   ξ^{(k)}_t = (h_1 + ... + h_t) / t     (causal cumulative mean — recovers baseline)</w:t>
+      </w:r>
+    </w:p>
+    <w:p>
+      <w:pPr>
+        <w:rPr>
+          <w:rFonts w:ascii="Consolas" w:hAnsi="Consolas" w:cs="Consolas"/>
+          <w:color w:val="538135" w:themeColor="accent6" w:themeShade="BF"/>
+          <w:sz w:val="17"/>
+          <w:szCs w:val="17"/>
+        </w:rPr>
+      </w:pPr>
+      <w:r>
+        <w:rPr>
+          <w:rFonts w:ascii="Consolas" w:hAnsi="Consolas" w:cs="Consolas"/>
+          <w:color w:val="538135" w:themeColor="accent6" w:themeShade="BF"/>
+          <w:sz w:val="17"/>
+          <w:szCs w:val="17"/>
+        </w:rPr>
+        <w:t xml:space="preserve">  - in between </w:t>
+      </w:r>
+      <w:r>
+        <w:rPr>
+          <w:rFonts w:ascii="Cambria Math" w:hAnsi="Cambria Math" w:cs="Cambria Math"/>
+          <w:color w:val="538135" w:themeColor="accent6" w:themeShade="BF"/>
+          <w:sz w:val="17"/>
+          <w:szCs w:val="17"/>
+        </w:rPr>
+        <w:t>⇒</w:t>
+      </w:r>
+      <w:r>
+        <w:rPr>
+          <w:rFonts w:ascii="Consolas" w:hAnsi="Consolas" w:cs="Consolas"/>
+          <w:color w:val="538135" w:themeColor="accent6" w:themeShade="BF"/>
+          <w:sz w:val="17"/>
+          <w:szCs w:val="17"/>
+        </w:rPr>
+        <w:t xml:space="preserve">   weighted causal mean with effective horizon ~ 1/(1-α_k).</w:t>
+      </w:r>
+    </w:p>
+    <w:p>
+      <w:pPr>
+        <w:rPr>
+          <w:rFonts w:ascii="Consolas" w:hAnsi="Consolas" w:cs="Consolas"/>
+          <w:color w:val="538135" w:themeColor="accent6" w:themeShade="BF"/>
+          <w:sz w:val="17"/>
+          <w:szCs w:val="17"/>
+        </w:rPr>
+      </w:pPr>
+    </w:p>
+    <w:p>
+      <w:pPr>
+        <w:rPr>
+          <w:rFonts w:ascii="Consolas" w:hAnsi="Consolas" w:cs="Consolas"/>
+          <w:color w:val="538135" w:themeColor="accent6" w:themeShade="BF"/>
+          <w:sz w:val="17"/>
+          <w:szCs w:val="17"/>
+        </w:rPr>
+      </w:pPr>
+      <w:r>
+        <w:rPr>
+          <w:rFonts w:ascii="Consolas" w:hAnsi="Consolas" w:cs="Consolas"/>
+          <w:color w:val="538135" w:themeColor="accent6" w:themeShade="BF"/>
+          <w:sz w:val="17"/>
+          <w:szCs w:val="17"/>
+        </w:rPr>
+        <w:t>The K resulting ξ-channels (each of shape (B, T, d)) are concatenated</w:t>
+      </w:r>
+    </w:p>
+    <w:p>
+      <w:pPr>
+        <w:rPr>
+          <w:rFonts w:ascii="Consolas" w:hAnsi="Consolas" w:cs="Consolas"/>
+          <w:color w:val="538135" w:themeColor="accent6" w:themeShade="BF"/>
+          <w:sz w:val="17"/>
+          <w:szCs w:val="17"/>
+        </w:rPr>
+      </w:pPr>
+      <w:r>
+        <w:rPr>
+          <w:rFonts w:ascii="Consolas" w:hAnsi="Consolas" w:cs="Consolas"/>
+          <w:color w:val="538135" w:themeColor="accent6" w:themeShade="BF"/>
+          <w:sz w:val="17"/>
+          <w:szCs w:val="17"/>
+        </w:rPr>
+        <w:t>with h and fed into a wider V_θ:</w:t>
+      </w:r>
+    </w:p>
+    <w:p>
+      <w:pPr>
+        <w:rPr>
+          <w:rFonts w:ascii="Consolas" w:hAnsi="Consolas" w:cs="Consolas"/>
+          <w:color w:val="538135" w:themeColor="accent6" w:themeShade="BF"/>
+          <w:sz w:val="17"/>
+          <w:szCs w:val="17"/>
+        </w:rPr>
+      </w:pPr>
+    </w:p>
+    <w:p>
+      <w:pPr>
+        <w:rPr>
+          <w:rFonts w:ascii="Consolas" w:hAnsi="Consolas" w:cs="Consolas"/>
+          <w:color w:val="538135" w:themeColor="accent6" w:themeShade="BF"/>
+          <w:sz w:val="17"/>
+          <w:szCs w:val="17"/>
+        </w:rPr>
+      </w:pPr>
+      <w:r>
+        <w:rPr>
+          <w:rFonts w:ascii="Consolas" w:hAnsi="Consolas" w:cs="Consolas"/>
+          <w:color w:val="538135" w:themeColor="accent6" w:themeShade="BF"/>
+          <w:sz w:val="17"/>
+          <w:szCs w:val="17"/>
+        </w:rPr>
+        <w:t xml:space="preserve">    V_θ : </w:t>
+      </w:r>
+      <w:r>
+        <w:rPr>
+          <w:rFonts w:ascii="Cambria Math" w:hAnsi="Cambria Math" w:cs="Cambria Math"/>
+          <w:color w:val="538135" w:themeColor="accent6" w:themeShade="BF"/>
+          <w:sz w:val="17"/>
+          <w:szCs w:val="17"/>
+        </w:rPr>
+        <w:t>ℝ</w:t>
+      </w:r>
+      <w:r>
+        <w:rPr>
+          <w:rFonts w:ascii="Consolas" w:hAnsi="Consolas" w:cs="Consolas"/>
+          <w:color w:val="538135" w:themeColor="accent6" w:themeShade="BF"/>
+          <w:sz w:val="17"/>
+          <w:szCs w:val="17"/>
+        </w:rPr>
+        <w:t xml:space="preserve">^{(K+1)·d} → </w:t>
+      </w:r>
+      <w:r>
+        <w:rPr>
+          <w:rFonts w:ascii="Cambria Math" w:hAnsi="Cambria Math" w:cs="Cambria Math"/>
+          <w:color w:val="538135" w:themeColor="accent6" w:themeShade="BF"/>
+          <w:sz w:val="17"/>
+          <w:szCs w:val="17"/>
+        </w:rPr>
+        <w:t>ℝ</w:t>
+      </w:r>
+      <w:r>
+        <w:rPr>
+          <w:rFonts w:ascii="Consolas" w:hAnsi="Consolas" w:cs="Consolas"/>
+          <w:color w:val="538135" w:themeColor="accent6" w:themeShade="BF"/>
+          <w:sz w:val="17"/>
+          <w:szCs w:val="17"/>
+        </w:rPr>
+        <w:t>.</w:t>
+      </w:r>
+    </w:p>
+    <w:p>
+      <w:pPr>
+        <w:rPr>
+          <w:rFonts w:ascii="Consolas" w:hAnsi="Consolas" w:cs="Consolas"/>
+          <w:color w:val="538135" w:themeColor="accent6" w:themeShade="BF"/>
+          <w:sz w:val="17"/>
+          <w:szCs w:val="17"/>
+        </w:rPr>
+      </w:pPr>
+    </w:p>
+    <w:p>
+      <w:pPr>
+        <w:rPr>
+          <w:rFonts w:ascii="Consolas" w:hAnsi="Consolas" w:cs="Consolas"/>
+          <w:color w:val="538135" w:themeColor="accent6" w:themeShade="BF"/>
+          <w:sz w:val="17"/>
+          <w:szCs w:val="17"/>
+        </w:rPr>
+      </w:pPr>
+      <w:r>
+        <w:rPr>
+          <w:rFonts w:ascii="Consolas" w:hAnsi="Consolas" w:cs="Consolas"/>
+          <w:color w:val="538135" w:themeColor="accent6" w:themeShade="BF"/>
+          <w:sz w:val="17"/>
+          <w:szCs w:val="17"/>
+        </w:rPr>
+        <w:t>All other components (per-token logfreq mass, fixed γ, semi-implicit</w:t>
+      </w:r>
+    </w:p>
+    <w:p>
+      <w:pPr>
+        <w:rPr>
+          <w:rFonts w:ascii="Consolas" w:hAnsi="Consolas" w:cs="Consolas"/>
+          <w:color w:val="538135" w:themeColor="accent6" w:themeShade="BF"/>
+          <w:sz w:val="17"/>
+          <w:szCs w:val="17"/>
+        </w:rPr>
+      </w:pPr>
+      <w:r>
+        <w:rPr>
+          <w:rFonts w:ascii="Consolas" w:hAnsi="Consolas" w:cs="Consolas"/>
+          <w:color w:val="538135" w:themeColor="accent6" w:themeShade="BF"/>
+          <w:sz w:val="17"/>
+          <w:szCs w:val="17"/>
+        </w:rPr>
+        <w:t>damped Euler, LN-after-step) are unchanged.</w:t>
+      </w:r>
+    </w:p>
+    <w:p>
+      <w:pPr>
+        <w:rPr>
+          <w:rFonts w:ascii="Consolas" w:hAnsi="Consolas" w:cs="Consolas"/>
+          <w:color w:val="538135" w:themeColor="accent6" w:themeShade="BF"/>
+          <w:sz w:val="17"/>
+          <w:szCs w:val="17"/>
+        </w:rPr>
+      </w:pPr>
+    </w:p>
+    <w:p>
+      <w:pPr>
+        <w:rPr>
+          <w:rFonts w:ascii="Consolas" w:hAnsi="Consolas" w:cs="Consolas"/>
+          <w:color w:val="538135" w:themeColor="accent6" w:themeShade="BF"/>
+          <w:sz w:val="17"/>
+          <w:szCs w:val="17"/>
+        </w:rPr>
+      </w:pPr>
+      <w:r>
+        <w:rPr>
+          <w:rFonts w:ascii="Consolas" w:hAnsi="Consolas" w:cs="Consolas"/>
+          <w:color w:val="538135" w:themeColor="accent6" w:themeShade="BF"/>
+          <w:sz w:val="17"/>
+          <w:szCs w:val="17"/>
+        </w:rPr>
+        <w:t>Parameter cost</w:t>
+      </w:r>
+    </w:p>
+    <w:p>
+      <w:pPr>
+        <w:rPr>
+          <w:rFonts w:ascii="Consolas" w:hAnsi="Consolas" w:cs="Consolas"/>
+          <w:color w:val="538135" w:themeColor="accent6" w:themeShade="BF"/>
+          <w:sz w:val="17"/>
+          <w:szCs w:val="17"/>
+        </w:rPr>
+      </w:pPr>
+      <w:r>
+        <w:rPr>
+          <w:rFonts w:ascii="Consolas" w:hAnsi="Consolas" w:cs="Consolas"/>
+          <w:color w:val="538135" w:themeColor="accent6" w:themeShade="BF"/>
+          <w:sz w:val="17"/>
+          <w:szCs w:val="17"/>
+        </w:rPr>
+        <w:t>--------------</w:t>
+      </w:r>
+    </w:p>
+    <w:p>
+      <w:pPr>
+        <w:rPr>
+          <w:rFonts w:ascii="Consolas" w:hAnsi="Consolas" w:cs="Consolas"/>
+          <w:color w:val="538135" w:themeColor="accent6" w:themeShade="BF"/>
+          <w:sz w:val="17"/>
+          <w:szCs w:val="17"/>
+        </w:rPr>
+      </w:pPr>
+      <w:r>
+        <w:rPr>
+          <w:rFonts w:ascii="Consolas" w:hAnsi="Consolas" w:cs="Consolas"/>
+          <w:color w:val="538135" w:themeColor="accent6" w:themeShade="BF"/>
+          <w:sz w:val="17"/>
+          <w:szCs w:val="17"/>
+        </w:rPr>
+        <w:t xml:space="preserve">  - V_θ first layer: (K+1)·d → v_hidden   instead of   2·d → v_hidden</w:t>
+      </w:r>
+    </w:p>
+    <w:p>
+      <w:pPr>
+        <w:rPr>
+          <w:rFonts w:ascii="Consolas" w:hAnsi="Consolas" w:cs="Consolas"/>
+          <w:color w:val="538135" w:themeColor="accent6" w:themeShade="BF"/>
+          <w:sz w:val="17"/>
+          <w:szCs w:val="17"/>
+        </w:rPr>
+      </w:pPr>
+      <w:r>
+        <w:rPr>
+          <w:rFonts w:ascii="Consolas" w:hAnsi="Consolas" w:cs="Consolas"/>
+          <w:color w:val="538135" w:themeColor="accent6" w:themeShade="BF"/>
+          <w:sz w:val="17"/>
+          <w:szCs w:val="17"/>
+        </w:rPr>
+        <w:t xml:space="preserve">    (K=4, d=256, v_hidden=1024 </w:t>
+      </w:r>
+      <w:r>
+        <w:rPr>
+          <w:rFonts w:ascii="Cambria Math" w:hAnsi="Cambria Math" w:cs="Cambria Math"/>
+          <w:color w:val="538135" w:themeColor="accent6" w:themeShade="BF"/>
+          <w:sz w:val="17"/>
+          <w:szCs w:val="17"/>
+        </w:rPr>
+        <w:t>⇒</w:t>
+      </w:r>
+      <w:r>
+        <w:rPr>
+          <w:rFonts w:ascii="Consolas" w:hAnsi="Consolas" w:cs="Consolas"/>
+          <w:color w:val="538135" w:themeColor="accent6" w:themeShade="BF"/>
+          <w:sz w:val="17"/>
+          <w:szCs w:val="17"/>
+        </w:rPr>
+        <w:t xml:space="preserve">  +0.79 M params for the standard config)</w:t>
+      </w:r>
+    </w:p>
+    <w:p>
+      <w:pPr>
+        <w:rPr>
+          <w:rFonts w:ascii="Consolas" w:hAnsi="Consolas" w:cs="Consolas"/>
+          <w:color w:val="538135" w:themeColor="accent6" w:themeShade="BF"/>
+          <w:sz w:val="17"/>
+          <w:szCs w:val="17"/>
+        </w:rPr>
+      </w:pPr>
+      <w:r>
+        <w:rPr>
+          <w:rFonts w:ascii="Consolas" w:hAnsi="Consolas" w:cs="Consolas"/>
+          <w:color w:val="538135" w:themeColor="accent6" w:themeShade="BF"/>
+          <w:sz w:val="17"/>
+          <w:szCs w:val="17"/>
+        </w:rPr>
+        <w:t xml:space="preserve">  - α₁,…,α_K: K scalars (negligible)</w:t>
+      </w:r>
+    </w:p>
+    <w:p>
+      <w:pPr>
+        <w:rPr>
+          <w:rFonts w:ascii="Consolas" w:hAnsi="Consolas" w:cs="Consolas"/>
+          <w:color w:val="538135" w:themeColor="accent6" w:themeShade="BF"/>
+          <w:sz w:val="17"/>
+          <w:szCs w:val="17"/>
+        </w:rPr>
+      </w:pPr>
+      <w:r>
+        <w:rPr>
+          <w:rFonts w:ascii="Consolas" w:hAnsi="Consolas" w:cs="Consolas"/>
+          <w:color w:val="538135" w:themeColor="accent6" w:themeShade="BF"/>
+          <w:sz w:val="17"/>
+          <w:szCs w:val="17"/>
+        </w:rPr>
+        <w:t xml:space="preserve">  - Total: ~ +0.8 M params on top of the 15.75 M E9 SPLM </w:t>
+      </w:r>
+      <w:r>
+        <w:rPr>
+          <w:rFonts w:ascii="Cambria Math" w:hAnsi="Cambria Math" w:cs="Cambria Math"/>
+          <w:color w:val="538135" w:themeColor="accent6" w:themeShade="BF"/>
+          <w:sz w:val="17"/>
+          <w:szCs w:val="17"/>
+        </w:rPr>
+        <w:t>⇒</w:t>
+      </w:r>
+      <w:r>
+        <w:rPr>
+          <w:rFonts w:ascii="Consolas" w:hAnsi="Consolas" w:cs="Consolas"/>
+          <w:color w:val="538135" w:themeColor="accent6" w:themeShade="BF"/>
+          <w:sz w:val="17"/>
+          <w:szCs w:val="17"/>
+        </w:rPr>
+        <w:t xml:space="preserve"> ~16.55 M.</w:t>
+      </w:r>
+    </w:p>
+    <w:p>
+      <w:pPr>
+        <w:rPr>
+          <w:rFonts w:ascii="Consolas" w:hAnsi="Consolas" w:cs="Consolas"/>
+          <w:color w:val="538135" w:themeColor="accent6" w:themeShade="BF"/>
+          <w:sz w:val="17"/>
+          <w:szCs w:val="17"/>
+        </w:rPr>
+      </w:pPr>
+      <w:r>
+        <w:rPr>
+          <w:rFonts w:ascii="Consolas" w:hAnsi="Consolas" w:cs="Consolas"/>
+          <w:color w:val="538135" w:themeColor="accent6" w:themeShade="BF"/>
+          <w:sz w:val="17"/>
+          <w:szCs w:val="17"/>
+        </w:rPr>
+        <w:t xml:space="preserve">    Still below MatchedGPT's 19.45 M.</w:t>
+      </w:r>
+    </w:p>
+    <w:p>
+      <w:pPr>
+        <w:rPr>
+          <w:rFonts w:ascii="Consolas" w:hAnsi="Consolas" w:cs="Consolas"/>
+          <w:color w:val="538135" w:themeColor="accent6" w:themeShade="BF"/>
+          <w:sz w:val="17"/>
+          <w:szCs w:val="17"/>
+        </w:rPr>
+      </w:pPr>
+    </w:p>
+    <w:p>
+      <w:pPr>
+        <w:rPr>
+          <w:rFonts w:ascii="Consolas" w:hAnsi="Consolas" w:cs="Consolas"/>
+          <w:color w:val="538135" w:themeColor="accent6" w:themeShade="BF"/>
+          <w:sz w:val="17"/>
+          <w:szCs w:val="17"/>
+        </w:rPr>
+      </w:pPr>
+      <w:r>
+        <w:rPr>
+          <w:rFonts w:ascii="Consolas" w:hAnsi="Consolas" w:cs="Consolas"/>
+          <w:color w:val="538135" w:themeColor="accent6" w:themeShade="BF"/>
+          <w:sz w:val="17"/>
+          <w:szCs w:val="17"/>
+        </w:rPr>
+        <w:t>Numerical stability</w:t>
+      </w:r>
+    </w:p>
+    <w:p>
+      <w:pPr>
+        <w:rPr>
+          <w:rFonts w:ascii="Consolas" w:hAnsi="Consolas" w:cs="Consolas"/>
+          <w:color w:val="538135" w:themeColor="accent6" w:themeShade="BF"/>
+          <w:sz w:val="17"/>
+          <w:szCs w:val="17"/>
+        </w:rPr>
+      </w:pPr>
+      <w:r>
+        <w:rPr>
+          <w:rFonts w:ascii="Consolas" w:hAnsi="Consolas" w:cs="Consolas"/>
+          <w:color w:val="538135" w:themeColor="accent6" w:themeShade="BF"/>
+          <w:sz w:val="17"/>
+          <w:szCs w:val="17"/>
+        </w:rPr>
+        <w:t>-------------------</w:t>
+      </w:r>
+    </w:p>
+    <w:p>
+      <w:pPr>
+        <w:rPr>
+          <w:rFonts w:ascii="Consolas" w:hAnsi="Consolas" w:cs="Consolas"/>
+          <w:color w:val="538135" w:themeColor="accent6" w:themeShade="BF"/>
+          <w:sz w:val="17"/>
+          <w:szCs w:val="17"/>
+        </w:rPr>
+      </w:pPr>
+      <w:r>
+        <w:rPr>
+          <w:rFonts w:ascii="Consolas" w:hAnsi="Consolas" w:cs="Consolas"/>
+          <w:color w:val="538135" w:themeColor="accent6" w:themeShade="BF"/>
+          <w:sz w:val="17"/>
+          <w:szCs w:val="17"/>
+        </w:rPr>
+        <w:t>Weights are constructed in log-space and normalised via logsumexp per</w:t>
+      </w:r>
+    </w:p>
+    <w:p>
+      <w:pPr>
+        <w:rPr>
+          <w:rFonts w:ascii="Consolas" w:hAnsi="Consolas" w:cs="Consolas"/>
+          <w:color w:val="538135" w:themeColor="accent6" w:themeShade="BF"/>
+          <w:sz w:val="17"/>
+          <w:szCs w:val="17"/>
+        </w:rPr>
+      </w:pPr>
+      <w:r>
+        <w:rPr>
+          <w:rFonts w:ascii="Consolas" w:hAnsi="Consolas" w:cs="Consolas"/>
+          <w:color w:val="538135" w:themeColor="accent6" w:themeShade="BF"/>
+          <w:sz w:val="17"/>
+          <w:szCs w:val="17"/>
+        </w:rPr>
+        <w:t>row, then exponentiated.  This handles α near 0 and near 1 cleanly and</w:t>
+      </w:r>
+    </w:p>
+    <w:p>
+      <w:pPr>
+        <w:rPr>
+          <w:rFonts w:ascii="Consolas" w:hAnsi="Consolas" w:cs="Consolas"/>
+          <w:color w:val="538135" w:themeColor="accent6" w:themeShade="BF"/>
+          <w:sz w:val="17"/>
+          <w:szCs w:val="17"/>
+        </w:rPr>
+      </w:pPr>
+      <w:r>
+        <w:rPr>
+          <w:rFonts w:ascii="Consolas" w:hAnsi="Consolas" w:cs="Consolas"/>
+          <w:color w:val="538135" w:themeColor="accent6" w:themeShade="BF"/>
+          <w:sz w:val="17"/>
+          <w:szCs w:val="17"/>
+        </w:rPr>
+        <w:t>avoids the α^{-T} blow-up of the naïve cumsum trick.</w:t>
+      </w:r>
+    </w:p>
+    <w:p>
+      <w:pPr>
+        <w:rPr>
+          <w:rFonts w:ascii="Consolas" w:hAnsi="Consolas" w:cs="Consolas"/>
+          <w:color w:val="538135" w:themeColor="accent6" w:themeShade="BF"/>
+          <w:sz w:val="17"/>
+          <w:szCs w:val="17"/>
+        </w:rPr>
+      </w:pPr>
+    </w:p>
+    <w:p>
+      <w:pPr>
+        <w:rPr>
+          <w:rFonts w:ascii="Consolas" w:hAnsi="Consolas" w:cs="Consolas"/>
+          <w:color w:val="538135" w:themeColor="accent6" w:themeShade="BF"/>
+          <w:sz w:val="17"/>
+          <w:szCs w:val="17"/>
+        </w:rPr>
+      </w:pPr>
+      <w:r>
+        <w:rPr>
+          <w:rFonts w:ascii="Consolas" w:hAnsi="Consolas" w:cs="Consolas"/>
+          <w:color w:val="538135" w:themeColor="accent6" w:themeShade="BF"/>
+          <w:sz w:val="17"/>
+          <w:szCs w:val="17"/>
+        </w:rPr>
+        <w:t>Backward compatibility</w:t>
+      </w:r>
+    </w:p>
+    <w:p>
+      <w:pPr>
+        <w:rPr>
+          <w:rFonts w:ascii="Consolas" w:hAnsi="Consolas" w:cs="Consolas"/>
+          <w:color w:val="538135" w:themeColor="accent6" w:themeShade="BF"/>
+          <w:sz w:val="17"/>
+          <w:szCs w:val="17"/>
+        </w:rPr>
+      </w:pPr>
+      <w:r>
+        <w:rPr>
+          <w:rFonts w:ascii="Consolas" w:hAnsi="Consolas" w:cs="Consolas"/>
+          <w:color w:val="538135" w:themeColor="accent6" w:themeShade="BF"/>
+          <w:sz w:val="17"/>
+          <w:szCs w:val="17"/>
+        </w:rPr>
+        <w:t>----------------------</w:t>
+      </w:r>
+    </w:p>
+    <w:p>
+      <w:pPr>
+        <w:rPr>
+          <w:rFonts w:ascii="Consolas" w:hAnsi="Consolas" w:cs="Consolas"/>
+          <w:color w:val="538135" w:themeColor="accent6" w:themeShade="BF"/>
+          <w:sz w:val="17"/>
+          <w:szCs w:val="17"/>
+        </w:rPr>
+      </w:pPr>
+      <w:r>
+        <w:rPr>
+          <w:rFonts w:ascii="Consolas" w:hAnsi="Consolas" w:cs="Consolas"/>
+          <w:color w:val="538135" w:themeColor="accent6" w:themeShade="BF"/>
+          <w:sz w:val="17"/>
+          <w:szCs w:val="17"/>
+        </w:rPr>
+        <w:t>This is a *new* model class.  The locked E9 model class</w:t>
+      </w:r>
+    </w:p>
+    <w:p>
+      <w:pPr>
+        <w:rPr>
+          <w:rFonts w:ascii="Consolas" w:hAnsi="Consolas" w:cs="Consolas"/>
+          <w:color w:val="538135" w:themeColor="accent6" w:themeShade="BF"/>
+          <w:sz w:val="17"/>
+          <w:szCs w:val="17"/>
+        </w:rPr>
+      </w:pPr>
+      <w:r>
+        <w:rPr>
+          <w:rFonts w:ascii="Consolas" w:hAnsi="Consolas" w:cs="Consolas"/>
+          <w:color w:val="538135" w:themeColor="accent6" w:themeShade="BF"/>
+          <w:sz w:val="17"/>
+          <w:szCs w:val="17"/>
+        </w:rPr>
+        <w:t>`ScalarPotentialLMSARFMassLN` is untouched; old checkpoints continue to</w:t>
+      </w:r>
+    </w:p>
+    <w:p>
+      <w:pPr>
+        <w:rPr>
+          <w:rFonts w:ascii="Consolas" w:hAnsi="Consolas" w:cs="Consolas"/>
+          <w:color w:val="538135" w:themeColor="accent6" w:themeShade="BF"/>
+          <w:sz w:val="17"/>
+          <w:szCs w:val="17"/>
+        </w:rPr>
+      </w:pPr>
+      <w:r>
+        <w:rPr>
+          <w:rFonts w:ascii="Consolas" w:hAnsi="Consolas" w:cs="Consolas"/>
+          <w:color w:val="538135" w:themeColor="accent6" w:themeShade="BF"/>
+          <w:sz w:val="17"/>
+          <w:szCs w:val="17"/>
+        </w:rPr>
+        <w:t>load with the old class.</w:t>
+      </w:r>
+    </w:p>
+    <w:p>
+      <w:pPr>
+        <w:rPr>
+          <w:rFonts w:ascii="Consolas" w:hAnsi="Consolas" w:cs="Consolas"/>
+          <w:color w:val="538135" w:themeColor="accent6" w:themeShade="BF"/>
+          <w:sz w:val="17"/>
+          <w:szCs w:val="17"/>
+        </w:rPr>
+      </w:pPr>
+    </w:p>
+    <w:p>
+      <w:pPr>
+        <w:rPr>
+          <w:rFonts w:ascii="Consolas" w:hAnsi="Consolas" w:cs="Consolas"/>
+          <w:color w:val="538135" w:themeColor="accent6" w:themeShade="BF"/>
+          <w:sz w:val="17"/>
+          <w:szCs w:val="17"/>
+        </w:rPr>
+      </w:pPr>
+      <w:r>
+        <w:rPr>
+          <w:rFonts w:ascii="Consolas" w:hAnsi="Consolas" w:cs="Consolas"/>
+          <w:color w:val="538135" w:themeColor="accent6" w:themeShade="BF"/>
+          <w:sz w:val="17"/>
+          <w:szCs w:val="17"/>
+        </w:rPr>
+        <w:t>Pre-registration</w:t>
+      </w:r>
+    </w:p>
+    <w:p>
+      <w:pPr>
+        <w:rPr>
+          <w:rFonts w:ascii="Consolas" w:hAnsi="Consolas" w:cs="Consolas"/>
+          <w:color w:val="538135" w:themeColor="accent6" w:themeShade="BF"/>
+          <w:sz w:val="17"/>
+          <w:szCs w:val="17"/>
+        </w:rPr>
+      </w:pPr>
+      <w:r>
+        <w:rPr>
+          <w:rFonts w:ascii="Consolas" w:hAnsi="Consolas" w:cs="Consolas"/>
+          <w:color w:val="538135" w:themeColor="accent6" w:themeShade="BF"/>
+          <w:sz w:val="17"/>
+          <w:szCs w:val="17"/>
+        </w:rPr>
+        <w:t>----------------</w:t>
+      </w:r>
+    </w:p>
+    <w:p>
+      <w:pPr>
+        <w:rPr>
+          <w:rFonts w:ascii="Consolas" w:hAnsi="Consolas" w:cs="Consolas"/>
+          <w:color w:val="538135" w:themeColor="accent6" w:themeShade="BF"/>
+          <w:sz w:val="17"/>
+          <w:szCs w:val="17"/>
+        </w:rPr>
+      </w:pPr>
+      <w:r>
+        <w:rPr>
+          <w:rFonts w:ascii="Consolas" w:hAnsi="Consolas" w:cs="Consolas"/>
+          <w:color w:val="538135" w:themeColor="accent6" w:themeShade="BF"/>
+          <w:sz w:val="17"/>
+          <w:szCs w:val="17"/>
+        </w:rPr>
+        <w:t>Companion protocol: `docs/SPLM_multichannel_xi_pre-registered_protocol.md`</w:t>
+      </w:r>
+    </w:p>
+    <w:p>
+      <w:pPr>
+        <w:rPr>
+          <w:rFonts w:ascii="Consolas" w:hAnsi="Consolas" w:cs="Consolas"/>
+          <w:color w:val="538135" w:themeColor="accent6" w:themeShade="BF"/>
+          <w:sz w:val="17"/>
+          <w:szCs w:val="17"/>
+        </w:rPr>
+      </w:pPr>
+      <w:r>
+        <w:rPr>
+          <w:rFonts w:ascii="Consolas" w:hAnsi="Consolas" w:cs="Consolas"/>
+          <w:color w:val="538135" w:themeColor="accent6" w:themeShade="BF"/>
+          <w:sz w:val="17"/>
+          <w:szCs w:val="17"/>
+        </w:rPr>
+        <w:t>(experiment E11).  Pre-registration commit will be recorded there.</w:t>
+      </w:r>
+    </w:p>
+    <w:p>
+      <w:pPr>
+        <w:rPr>
+          <w:rFonts w:ascii="Consolas" w:hAnsi="Consolas" w:cs="Consolas"/>
+          <w:color w:val="538135" w:themeColor="accent6" w:themeShade="BF"/>
+          <w:sz w:val="17"/>
+          <w:szCs w:val="17"/>
+        </w:rPr>
+      </w:pPr>
+      <w:r>
+        <w:rPr>
+          <w:rFonts w:ascii="Consolas" w:hAnsi="Consolas" w:cs="Consolas"/>
+          <w:color w:val="538135" w:themeColor="accent6" w:themeShade="BF"/>
+          <w:sz w:val="17"/>
+          <w:szCs w:val="17"/>
+        </w:rPr>
+        <w:t>"""</w:t>
+      </w:r>
+    </w:p>
+    <w:p/>
+    <w:p/>
+    <w:p>
+      <w:pPr>
+        <w:pStyle w:val="Heading2"/>
+      </w:pPr>
+      <w:r>
         <w:t>Module model_parf_multixi.py</w:t>
       </w:r>
     </w:p>
@@ -1597,6 +2913,7 @@
           <w:sz w:val="17"/>
           <w:szCs w:val="17"/>
         </w:rPr>
+        <w:lastRenderedPageBreak/>
         <w:t xml:space="preserve">    V_θ       :  </w:t>
       </w:r>
       <w:r>
@@ -2156,7 +3473,6 @@
           <w:sz w:val="17"/>
           <w:szCs w:val="17"/>
         </w:rPr>
-        <w:lastRenderedPageBreak/>
         <w:t xml:space="preserve">    MultiChannelXi,</w:t>
       </w:r>
     </w:p>
@@ -2360,7 +3676,7 @@
       <w:r>
         <w:t xml:space="preserve">] </w:t>
       </w:r>
-      <w:hyperlink r:id="rId4" w:history="1">
+      <w:hyperlink r:id="rId8" w:history="1">
         <w:r>
           <w:rPr>
             <w:rStyle w:val="Hyperlink"/>
@@ -2373,7 +3689,7 @@
       <w:r>
         <w:t xml:space="preserve">[2] </w:t>
       </w:r>
-      <w:hyperlink r:id="rId5" w:history="1">
+      <w:hyperlink r:id="rId9" w:history="1">
         <w:r>
           <w:rPr>
             <w:rStyle w:val="Hyperlink"/>
@@ -2386,7 +3702,7 @@
       <w:r>
         <w:t xml:space="preserve">[3] </w:t>
       </w:r>
-      <w:hyperlink r:id="rId6" w:history="1">
+      <w:hyperlink r:id="rId10" w:history="1">
         <w:r>
           <w:rPr>
             <w:rStyle w:val="Hyperlink"/>
@@ -2399,7 +3715,7 @@
       <w:r>
         <w:t xml:space="preserve">[4] </w:t>
       </w:r>
-      <w:hyperlink r:id="rId7" w:history="1">
+      <w:hyperlink r:id="rId11" w:history="1">
         <w:r>
           <w:rPr>
             <w:rStyle w:val="Hyperlink"/>
@@ -2412,7 +3728,7 @@
       <w:r>
         <w:t xml:space="preserve">[5] </w:t>
       </w:r>
-      <w:hyperlink r:id="rId8" w:history="1">
+      <w:hyperlink r:id="rId12" w:history="1">
         <w:r>
           <w:rPr>
             <w:rStyle w:val="Hyperlink"/>
@@ -2421,14 +3737,43 @@
         </w:r>
       </w:hyperlink>
     </w:p>
+    <w:p>
+      <w:r>
+        <w:t xml:space="preserve">[6] </w:t>
+      </w:r>
+      <w:hyperlink r:id="rId13" w:history="1">
+        <w:r>
+          <w:rPr>
+            <w:rStyle w:val="Hyperlink"/>
+          </w:rPr>
+          <w:t>https://github.com/dimitarpg13/semsimula-paper/blob/main/notebooks/conservative_arch/sarf_mass_variant/model_sarf_mass.py</w:t>
+        </w:r>
+      </w:hyperlink>
+    </w:p>
+    <w:p>
+      <w:r>
+        <w:t xml:space="preserve">[7] </w:t>
+      </w:r>
+      <w:hyperlink r:id="rId14" w:history="1">
+        <w:r>
+          <w:rPr>
+            <w:rStyle w:val="Hyperlink"/>
+          </w:rPr>
+          <w:t>https://github.com/dimitarpg13/semsimula-paper/blob/main/notebooks/conservative_arch/sarf_variant/model_sarf.py</w:t>
+        </w:r>
+      </w:hyperlink>
+    </w:p>
     <w:p/>
     <w:p/>
     <w:p/>
+    <w:p/>
+    <w:p/>
     <w:p>
       <w:pPr>
         <w:pStyle w:val="Heading1"/>
       </w:pPr>
       <w:r>
+        <w:lastRenderedPageBreak/>
         <w:t>Appendix</w:t>
       </w:r>
     </w:p>

--- a/docs/parflm/Deep_Dive_into_the_PARFLM_Codebase.docx
+++ b/docs/parflm/Deep_Dive_into_the_PARFLM_Codebase.docx
@@ -36,20 +36,115 @@
         <w:t>Notation</w:t>
       </w:r>
     </w:p>
+    <w:p>
+      <w:pPr>
+        <w:pStyle w:val="Heading3"/>
+      </w:pPr>
+      <w:bookmarkStart w:id="0" w:name="_Toc231120045"/>
+      <w:r>
+        <w:t>Architecture Hyperparameters</w:t>
+      </w:r>
+      <w:bookmarkEnd w:id="0"/>
+    </w:p>
+    <w:p>
+      <w:r>
+        <w:t>The architecture hyperparameters are set at constructions and not learned. Here is a complete list of these hyperparameters</w:t>
+      </w:r>
+    </w:p>
+    <w:p/>
     <w:p>
       <m:oMath>
         <m:r>
           <w:rPr>
             <w:rFonts w:ascii="Cambria Math" w:hAnsi="Cambria Math"/>
           </w:rPr>
-          <m:t>B</m:t>
+          <m:t>V</m:t>
         </m:r>
       </m:oMath>
       <w:r>
-        <w:t xml:space="preserve"> – batch size</w:t>
-      </w:r>
-    </w:p>
-    <w:p>
+        <w:t xml:space="preserve"> – vocabulary size ; in code: </w:t>
+      </w:r>
+      <w:r>
+        <w:rPr>
+          <w:rFonts w:ascii="Consolas" w:hAnsi="Consolas" w:cs="Consolas"/>
+          <w:color w:val="C00000"/>
+          <w:sz w:val="17"/>
+          <w:szCs w:val="17"/>
+        </w:rPr>
+        <w:t>cfg.vocab_size</w:t>
+      </w:r>
+      <w:r>
+        <w:t xml:space="preserve">. vocabulary produced for example by the GPT-2 BPE Tokenizer) </w:t>
+      </w:r>
+    </w:p>
+    <w:p>
+      <m:oMath>
+        <m:r>
+          <w:rPr>
+            <w:rFonts w:ascii="Cambria Math" w:hAnsi="Cambria Math"/>
+          </w:rPr>
+          <m:t>d</m:t>
+        </m:r>
+      </m:oMath>
+      <w:r>
+        <w:t xml:space="preserve"> – embedding/hidden state dimension ; in code – </w:t>
+      </w:r>
+      <w:r>
+        <w:rPr>
+          <w:rFonts w:ascii="Consolas" w:hAnsi="Consolas" w:cs="Consolas"/>
+          <w:color w:val="C00000"/>
+          <w:sz w:val="17"/>
+          <w:szCs w:val="17"/>
+        </w:rPr>
+        <w:t>cfg.d</w:t>
+      </w:r>
+      <w:r>
+        <w:t xml:space="preserve">. Every tensor in SPLM lives in </w:t>
+      </w:r>
+      <m:oMath>
+        <m:sSup>
+          <m:sSupPr>
+            <m:ctrlPr>
+              <w:rPr>
+                <w:rFonts w:ascii="Cambria Math" w:hAnsi="Cambria Math"/>
+                <w:i/>
+              </w:rPr>
+            </m:ctrlPr>
+          </m:sSupPr>
+          <m:e>
+            <m:r>
+              <m:rPr>
+                <m:scr m:val="double-struck"/>
+              </m:rPr>
+              <w:rPr>
+                <w:rFonts w:ascii="Cambria Math" w:hAnsi="Cambria Math"/>
+              </w:rPr>
+              <m:t>R</m:t>
+            </m:r>
+          </m:e>
+          <m:sup>
+            <m:r>
+              <w:rPr>
+                <w:rFonts w:ascii="Cambria Math" w:hAnsi="Cambria Math"/>
+              </w:rPr>
+              <m:t>d</m:t>
+            </m:r>
+          </m:sup>
+        </m:sSup>
+      </m:oMath>
+      <w:r>
+        <w:rPr>
+          <w:rFonts w:eastAsiaTheme="minorEastAsia"/>
+        </w:rPr>
+        <w:t xml:space="preserve"> or products of it thereof.</w:t>
+      </w:r>
+    </w:p>
+    <w:p>
+      <w:pPr>
+        <w:rPr>
+          <w:rFonts w:eastAsiaTheme="minorEastAsia"/>
+        </w:rPr>
+      </w:pPr>
       <m:oMath>
         <m:r>
           <w:rPr>
@@ -59,21 +154,1265 @@
         </m:r>
       </m:oMath>
       <w:r>
-        <w:t xml:space="preserve"> – sequence length</w:t>
-      </w:r>
-    </w:p>
-    <w:p>
+        <w:t xml:space="preserve"> – maximum sequence length (context window); in code </w:t>
+      </w:r>
+      <w:r>
+        <w:rPr>
+          <w:rFonts w:ascii="Consolas" w:hAnsi="Consolas" w:cs="Consolas"/>
+          <w:color w:val="C00000"/>
+          <w:sz w:val="17"/>
+          <w:szCs w:val="17"/>
+        </w:rPr>
+        <w:t>cfg.max_len</w:t>
+      </w:r>
+      <w:r>
+        <w:t xml:space="preserve">, example values: </w:t>
+      </w:r>
       <m:oMath>
         <m:r>
           <w:rPr>
             <w:rFonts w:ascii="Cambria Math" w:hAnsi="Cambria Math"/>
           </w:rPr>
-          <m:t>d</m:t>
+          <m:t>128</m:t>
         </m:r>
       </m:oMath>
       <w:r>
-        <w:t xml:space="preserve"> – hidden dimensions</w:t>
-      </w:r>
+        <w:t xml:space="preserve">, </w:t>
+      </w:r>
+      <m:oMath>
+        <m:r>
+          <w:rPr>
+            <w:rFonts w:ascii="Cambria Math" w:hAnsi="Cambria Math"/>
+          </w:rPr>
+          <m:t>256</m:t>
+        </m:r>
+      </m:oMath>
+      <w:r>
+        <w:t xml:space="preserve">, </w:t>
+      </w:r>
+      <m:oMath>
+        <m:r>
+          <w:rPr>
+            <w:rFonts w:ascii="Cambria Math" w:hAnsi="Cambria Math"/>
+          </w:rPr>
+          <m:t>512</m:t>
+        </m:r>
+      </m:oMath>
+      <w:r>
+        <w:t>. Positional embeddings</w:t>
+      </w:r>
+      <w:r>
+        <w:rPr>
+          <w:rStyle w:val="FootnoteReference"/>
+        </w:rPr>
+        <w:footnoteReference w:id="1"/>
+      </w:r>
+      <w:r>
+        <w:t xml:space="preserve"> are indexed for the positions </w:t>
+      </w:r>
+      <m:oMath>
+        <m:r>
+          <w:rPr>
+            <w:rFonts w:ascii="Cambria Math" w:hAnsi="Cambria Math"/>
+          </w:rPr>
+          <m:t>0,…,T-1</m:t>
+        </m:r>
+      </m:oMath>
+      <w:r>
+        <w:rPr>
+          <w:rFonts w:eastAsiaTheme="minorEastAsia"/>
+        </w:rPr>
+        <w:t>.</w:t>
+      </w:r>
+    </w:p>
+    <w:p>
+      <m:oMath>
+        <m:r>
+          <w:rPr>
+            <w:rFonts w:ascii="Cambria Math" w:eastAsiaTheme="minorEastAsia" w:hAnsi="Cambria Math"/>
+          </w:rPr>
+          <m:t>L</m:t>
+        </m:r>
+      </m:oMath>
+      <w:r>
+        <w:rPr>
+          <w:rFonts w:eastAsiaTheme="minorEastAsia"/>
+        </w:rPr>
+        <w:t xml:space="preserve"> – number of integration steps (shared-weight depth). Each step applies the same </w:t>
+      </w:r>
+      <m:oMath>
+        <m:sSub>
+          <m:sSubPr>
+            <m:ctrlPr>
+              <w:rPr>
+                <w:rFonts w:ascii="Cambria Math" w:eastAsiaTheme="minorEastAsia" w:hAnsi="Cambria Math"/>
+                <w:i/>
+              </w:rPr>
+            </m:ctrlPr>
+          </m:sSubPr>
+          <m:e>
+            <m:r>
+              <w:rPr>
+                <w:rFonts w:ascii="Cambria Math" w:eastAsiaTheme="minorEastAsia" w:hAnsi="Cambria Math"/>
+              </w:rPr>
+              <m:t>V</m:t>
+            </m:r>
+          </m:e>
+          <m:sub>
+            <m:r>
+              <w:rPr>
+                <w:rFonts w:ascii="Cambria Math" w:eastAsiaTheme="minorEastAsia" w:hAnsi="Cambria Math"/>
+              </w:rPr>
+              <m:t>θ</m:t>
+            </m:r>
+          </m:sub>
+        </m:sSub>
+        <m:r>
+          <m:rPr>
+            <m:scr m:val="fraktur"/>
+          </m:rPr>
+          <w:rPr>
+            <w:rFonts w:ascii="Cambria Math" w:eastAsiaTheme="minorEastAsia" w:hAnsi="Cambria Math"/>
+          </w:rPr>
+          <m:t xml:space="preserve">, m, </m:t>
+        </m:r>
+        <m:r>
+          <w:rPr>
+            <w:rFonts w:ascii="Cambria Math" w:eastAsiaTheme="minorEastAsia" w:hAnsi="Cambria Math"/>
+          </w:rPr>
+          <m:t>γ</m:t>
+        </m:r>
+      </m:oMath>
+      <w:r>
+        <w:rPr>
+          <w:rFonts w:eastAsiaTheme="minorEastAsia"/>
+        </w:rPr>
+        <w:t xml:space="preserve">; in code </w:t>
+      </w:r>
+      <w:r>
+        <w:rPr>
+          <w:rFonts w:ascii="Consolas" w:eastAsiaTheme="minorEastAsia" w:hAnsi="Consolas" w:cs="Consolas"/>
+          <w:color w:val="C00000"/>
+          <w:sz w:val="17"/>
+          <w:szCs w:val="17"/>
+        </w:rPr>
+        <w:t>cfg.L</w:t>
+      </w:r>
+      <w:r>
+        <w:rPr>
+          <w:rFonts w:eastAsiaTheme="minorEastAsia"/>
+        </w:rPr>
+        <w:t>.</w:t>
+      </w:r>
+    </w:p>
+    <w:p>
+      <m:oMath>
+        <m:r>
+          <w:rPr>
+            <w:rFonts w:ascii="Cambria Math" w:hAnsi="Cambria Math"/>
+          </w:rPr>
+          <m:t>∆t</m:t>
+        </m:r>
+      </m:oMath>
+      <w:r>
+        <w:rPr>
+          <w:rFonts w:eastAsiaTheme="minorEastAsia"/>
+        </w:rPr>
+        <w:t xml:space="preserve"> – integration time step for the damped Velocity-Verlet integrator; in code </w:t>
+      </w:r>
+      <w:r>
+        <w:rPr>
+          <w:rFonts w:ascii="Consolas" w:eastAsiaTheme="minorEastAsia" w:hAnsi="Consolas" w:cs="Consolas"/>
+          <w:color w:val="C00000"/>
+          <w:sz w:val="17"/>
+          <w:szCs w:val="17"/>
+        </w:rPr>
+        <w:t>cfg.dt</w:t>
+      </w:r>
+      <w:r>
+        <w:rPr>
+          <w:rFonts w:eastAsiaTheme="minorEastAsia"/>
+        </w:rPr>
+        <w:t xml:space="preserve">; </w:t>
+      </w:r>
+      <m:oMath>
+        <m:r>
+          <w:rPr>
+            <w:rFonts w:ascii="Cambria Math" w:hAnsi="Cambria Math"/>
+          </w:rPr>
+          <m:t>∆t</m:t>
+        </m:r>
+      </m:oMath>
+      <w:r>
+        <w:rPr>
+          <w:rFonts w:eastAsiaTheme="minorEastAsia"/>
+        </w:rPr>
+        <w:t xml:space="preserve"> is fixed to 1.0</w:t>
+      </w:r>
+    </w:p>
+    <w:p>
+      <w:pPr>
+        <w:rPr>
+          <w:rFonts w:eastAsiaTheme="minorEastAsia"/>
+        </w:rPr>
+      </w:pPr>
+      <m:oMath>
+        <m:sSub>
+          <m:sSubPr>
+            <m:ctrlPr>
+              <w:rPr>
+                <w:rFonts w:ascii="Cambria Math" w:hAnsi="Cambria Math"/>
+                <w:i/>
+              </w:rPr>
+            </m:ctrlPr>
+          </m:sSubPr>
+          <m:e>
+            <m:r>
+              <w:rPr>
+                <w:rFonts w:ascii="Cambria Math" w:hAnsi="Cambria Math"/>
+              </w:rPr>
+              <m:t>d</m:t>
+            </m:r>
+          </m:e>
+          <m:sub>
+            <m:r>
+              <w:rPr>
+                <w:rFonts w:ascii="Cambria Math" w:hAnsi="Cambria Math"/>
+              </w:rPr>
+              <m:t>V</m:t>
+            </m:r>
+          </m:sub>
+        </m:sSub>
+      </m:oMath>
+      <w:r>
+        <w:rPr>
+          <w:rFonts w:eastAsiaTheme="minorEastAsia"/>
+        </w:rPr>
+        <w:t xml:space="preserve"> – hidden width of the </w:t>
+      </w:r>
+      <m:oMath>
+        <m:sSub>
+          <m:sSubPr>
+            <m:ctrlPr>
+              <w:rPr>
+                <w:rFonts w:ascii="Cambria Math" w:eastAsiaTheme="minorEastAsia" w:hAnsi="Cambria Math"/>
+                <w:i/>
+              </w:rPr>
+            </m:ctrlPr>
+          </m:sSubPr>
+          <m:e>
+            <m:r>
+              <w:rPr>
+                <w:rFonts w:ascii="Cambria Math" w:eastAsiaTheme="minorEastAsia" w:hAnsi="Cambria Math"/>
+              </w:rPr>
+              <m:t>V</m:t>
+            </m:r>
+          </m:e>
+          <m:sub>
+            <m:r>
+              <w:rPr>
+                <w:rFonts w:ascii="Cambria Math" w:eastAsiaTheme="minorEastAsia" w:hAnsi="Cambria Math"/>
+              </w:rPr>
+              <m:t>θ</m:t>
+            </m:r>
+          </m:sub>
+        </m:sSub>
+      </m:oMath>
+      <w:r>
+        <w:rPr>
+          <w:rFonts w:eastAsiaTheme="minorEastAsia"/>
+        </w:rPr>
+        <w:t xml:space="preserve"> MLP; in code </w:t>
+      </w:r>
+      <w:r>
+        <w:rPr>
+          <w:rFonts w:ascii="Consolas" w:eastAsiaTheme="minorEastAsia" w:hAnsi="Consolas" w:cs="Consolas"/>
+          <w:color w:val="C00000"/>
+          <w:sz w:val="17"/>
+          <w:szCs w:val="17"/>
+        </w:rPr>
+        <w:t>cfg.v_hidden</w:t>
+      </w:r>
+      <w:r>
+        <w:rPr>
+          <w:rFonts w:eastAsiaTheme="minorEastAsia"/>
+        </w:rPr>
+        <w:t xml:space="preserve">; </w:t>
+      </w:r>
+      <m:oMath>
+        <m:sSub>
+          <m:sSubPr>
+            <m:ctrlPr>
+              <w:rPr>
+                <w:rFonts w:ascii="Cambria Math" w:hAnsi="Cambria Math"/>
+                <w:i/>
+              </w:rPr>
+            </m:ctrlPr>
+          </m:sSubPr>
+          <m:e>
+            <m:r>
+              <w:rPr>
+                <w:rFonts w:ascii="Cambria Math" w:hAnsi="Cambria Math"/>
+              </w:rPr>
+              <m:t>d</m:t>
+            </m:r>
+          </m:e>
+          <m:sub>
+            <m:r>
+              <w:rPr>
+                <w:rFonts w:ascii="Cambria Math" w:hAnsi="Cambria Math"/>
+              </w:rPr>
+              <m:t>V</m:t>
+            </m:r>
+          </m:sub>
+        </m:sSub>
+        <m:r>
+          <w:rPr>
+            <w:rFonts w:ascii="Cambria Math" w:hAnsi="Cambria Math"/>
+          </w:rPr>
+          <m:t>=128</m:t>
+        </m:r>
+      </m:oMath>
+      <w:r>
+        <w:rPr>
+          <w:rFonts w:eastAsiaTheme="minorEastAsia"/>
+        </w:rPr>
+        <w:t xml:space="preserve"> in smoke test code, 512 with TinyShakespeare dataset, 768 with TinyStories dataset.</w:t>
+      </w:r>
+    </w:p>
+    <w:p>
+      <w:pPr>
+        <w:rPr>
+          <w:rFonts w:eastAsiaTheme="minorEastAsia"/>
+        </w:rPr>
+      </w:pPr>
+      <m:oMath>
+        <m:sSub>
+          <m:sSubPr>
+            <m:ctrlPr>
+              <w:rPr>
+                <w:rFonts w:ascii="Cambria Math" w:hAnsi="Cambria Math"/>
+                <w:i/>
+              </w:rPr>
+            </m:ctrlPr>
+          </m:sSubPr>
+          <m:e>
+            <m:r>
+              <w:rPr>
+                <w:rFonts w:ascii="Cambria Math" w:hAnsi="Cambria Math"/>
+              </w:rPr>
+              <m:t>n</m:t>
+            </m:r>
+          </m:e>
+          <m:sub>
+            <m:r>
+              <m:rPr>
+                <m:sty m:val="p"/>
+              </m:rPr>
+              <w:rPr>
+                <w:rFonts w:ascii="Cambria Math" w:hAnsi="Cambria Math"/>
+              </w:rPr>
+              <m:t>V</m:t>
+            </m:r>
+          </m:sub>
+        </m:sSub>
+      </m:oMath>
+      <w:r>
+        <w:rPr>
+          <w:rFonts w:eastAsiaTheme="minorEastAsia"/>
+        </w:rPr>
+        <w:t xml:space="preserve"> – number of hidden layers in the  </w:t>
+      </w:r>
+      <m:oMath>
+        <m:sSub>
+          <m:sSubPr>
+            <m:ctrlPr>
+              <w:rPr>
+                <w:rFonts w:ascii="Cambria Math" w:eastAsiaTheme="minorEastAsia" w:hAnsi="Cambria Math"/>
+                <w:i/>
+              </w:rPr>
+            </m:ctrlPr>
+          </m:sSubPr>
+          <m:e>
+            <m:r>
+              <w:rPr>
+                <w:rFonts w:ascii="Cambria Math" w:eastAsiaTheme="minorEastAsia" w:hAnsi="Cambria Math"/>
+              </w:rPr>
+              <m:t>V</m:t>
+            </m:r>
+          </m:e>
+          <m:sub>
+            <m:r>
+              <w:rPr>
+                <w:rFonts w:ascii="Cambria Math" w:eastAsiaTheme="minorEastAsia" w:hAnsi="Cambria Math"/>
+              </w:rPr>
+              <m:t>θ</m:t>
+            </m:r>
+          </m:sub>
+        </m:sSub>
+      </m:oMath>
+      <w:r>
+        <w:rPr>
+          <w:rFonts w:eastAsiaTheme="minorEastAsia"/>
+        </w:rPr>
+        <w:t xml:space="preserve"> MLP (before the final scalar head); in code </w:t>
+      </w:r>
+      <w:r>
+        <w:rPr>
+          <w:rFonts w:ascii="Consolas" w:eastAsiaTheme="minorEastAsia" w:hAnsi="Consolas" w:cs="Consolas"/>
+          <w:color w:val="C00000"/>
+          <w:sz w:val="17"/>
+          <w:szCs w:val="17"/>
+        </w:rPr>
+        <w:t>cfg.v_dept</w:t>
+      </w:r>
+      <w:r>
+        <w:rPr>
+          <w:rFonts w:eastAsiaTheme="minorEastAsia"/>
+        </w:rPr>
+        <w:t xml:space="preserve">. </w:t>
+      </w:r>
+      <m:oMath>
+        <m:sSub>
+          <m:sSubPr>
+            <m:ctrlPr>
+              <w:rPr>
+                <w:rFonts w:ascii="Cambria Math" w:hAnsi="Cambria Math"/>
+                <w:i/>
+              </w:rPr>
+            </m:ctrlPr>
+          </m:sSubPr>
+          <m:e>
+            <m:r>
+              <w:rPr>
+                <w:rFonts w:ascii="Cambria Math" w:hAnsi="Cambria Math"/>
+              </w:rPr>
+              <m:t>n</m:t>
+            </m:r>
+          </m:e>
+          <m:sub>
+            <m:r>
+              <m:rPr>
+                <m:sty m:val="p"/>
+              </m:rPr>
+              <w:rPr>
+                <w:rFonts w:ascii="Cambria Math" w:hAnsi="Cambria Math"/>
+              </w:rPr>
+              <m:t>V</m:t>
+            </m:r>
+          </m:sub>
+        </m:sSub>
+        <m:r>
+          <w:rPr>
+            <w:rFonts w:ascii="Cambria Math" w:hAnsi="Cambria Math"/>
+          </w:rPr>
+          <m:t>=2</m:t>
+        </m:r>
+      </m:oMath>
+      <w:r>
+        <w:rPr>
+          <w:rFonts w:eastAsiaTheme="minorEastAsia"/>
+        </w:rPr>
+        <w:t xml:space="preserve"> in the smoke test code and is </w:t>
+      </w:r>
+      <m:oMath>
+        <m:r>
+          <w:rPr>
+            <w:rFonts w:ascii="Cambria Math" w:eastAsiaTheme="minorEastAsia" w:hAnsi="Cambria Math"/>
+          </w:rPr>
+          <m:t>3</m:t>
+        </m:r>
+      </m:oMath>
+      <w:r>
+        <w:rPr>
+          <w:rFonts w:eastAsiaTheme="minorEastAsia"/>
+        </w:rPr>
+        <w:t xml:space="preserve"> otherwise.</w:t>
+      </w:r>
+    </w:p>
+    <w:p/>
+    <w:p>
+      <w:pPr>
+        <w:pStyle w:val="Heading3"/>
+      </w:pPr>
+      <w:bookmarkStart w:id="1" w:name="_Toc231120046"/>
+      <w:r>
+        <w:t>State Variables</w:t>
+      </w:r>
+      <w:bookmarkEnd w:id="1"/>
+    </w:p>
+    <w:p>
+      <w:r>
+        <w:t>State variables are computed during the forward pass</w:t>
+      </w:r>
+    </w:p>
+    <w:p>
+      <w:pPr>
+        <w:rPr>
+          <w:rFonts w:eastAsiaTheme="minorEastAsia"/>
+        </w:rPr>
+      </w:pPr>
+      <m:oMath>
+        <m:r>
+          <w:rPr>
+            <w:rFonts w:ascii="Cambria Math" w:hAnsi="Cambria Math"/>
+          </w:rPr>
+          <m:t>x</m:t>
+        </m:r>
+      </m:oMath>
+      <w:r>
+        <w:rPr>
+          <w:rFonts w:eastAsiaTheme="minorEastAsia"/>
+        </w:rPr>
+        <w:t xml:space="preserve"> – input token-id tensor; in code – </w:t>
+      </w:r>
+      <w:r>
+        <w:rPr>
+          <w:rFonts w:ascii="Consolas" w:eastAsiaTheme="minorEastAsia" w:hAnsi="Consolas" w:cs="Consolas"/>
+          <w:color w:val="C00000"/>
+        </w:rPr>
+        <w:t>x</w:t>
+      </w:r>
+      <w:r>
+        <w:rPr>
+          <w:rFonts w:eastAsiaTheme="minorEastAsia"/>
+        </w:rPr>
+        <w:t xml:space="preserve">. Shape: </w:t>
+      </w:r>
+      <m:oMath>
+        <m:d>
+          <m:dPr>
+            <m:ctrlPr>
+              <w:rPr>
+                <w:rFonts w:ascii="Cambria Math" w:eastAsiaTheme="minorEastAsia" w:hAnsi="Cambria Math"/>
+                <w:i/>
+              </w:rPr>
+            </m:ctrlPr>
+          </m:dPr>
+          <m:e>
+            <m:r>
+              <w:rPr>
+                <w:rFonts w:ascii="Cambria Math" w:eastAsiaTheme="minorEastAsia" w:hAnsi="Cambria Math"/>
+              </w:rPr>
+              <m:t>B,T</m:t>
+            </m:r>
+          </m:e>
+        </m:d>
+      </m:oMath>
+      <w:r>
+        <w:rPr>
+          <w:rFonts w:eastAsiaTheme="minorEastAsia"/>
+        </w:rPr>
+        <w:t xml:space="preserve">; </w:t>
+      </w:r>
+      <m:oMath>
+        <m:sSub>
+          <m:sSubPr>
+            <m:ctrlPr>
+              <w:rPr>
+                <w:rFonts w:ascii="Cambria Math" w:eastAsiaTheme="minorEastAsia" w:hAnsi="Cambria Math"/>
+                <w:i/>
+              </w:rPr>
+            </m:ctrlPr>
+          </m:sSubPr>
+          <m:e>
+            <m:r>
+              <w:rPr>
+                <w:rFonts w:ascii="Cambria Math" w:eastAsiaTheme="minorEastAsia" w:hAnsi="Cambria Math"/>
+              </w:rPr>
+              <m:t>x</m:t>
+            </m:r>
+          </m:e>
+          <m:sub>
+            <m:r>
+              <w:rPr>
+                <w:rFonts w:ascii="Cambria Math" w:eastAsiaTheme="minorEastAsia" w:hAnsi="Cambria Math"/>
+              </w:rPr>
+              <m:t>b,t</m:t>
+            </m:r>
+          </m:sub>
+        </m:sSub>
+        <m:r>
+          <w:rPr>
+            <w:rFonts w:ascii="Cambria Math" w:eastAsiaTheme="minorEastAsia" w:hAnsi="Cambria Math"/>
+          </w:rPr>
+          <m:t>∈0,…,V-1</m:t>
+        </m:r>
+      </m:oMath>
+    </w:p>
+    <w:p>
+      <w:pPr>
+        <w:rPr>
+          <w:rFonts w:eastAsiaTheme="minorEastAsia"/>
+        </w:rPr>
+      </w:pPr>
+      <m:oMath>
+        <m:sSubSup>
+          <m:sSubSupPr>
+            <m:ctrlPr>
+              <w:rPr>
+                <w:rFonts w:ascii="Cambria Math" w:eastAsiaTheme="minorEastAsia" w:hAnsi="Cambria Math"/>
+                <w:i/>
+              </w:rPr>
+            </m:ctrlPr>
+          </m:sSubSupPr>
+          <m:e>
+            <m:r>
+              <w:rPr>
+                <w:rFonts w:ascii="Cambria Math" w:eastAsiaTheme="minorEastAsia" w:hAnsi="Cambria Math"/>
+              </w:rPr>
+              <m:t>h</m:t>
+            </m:r>
+          </m:e>
+          <m:sub>
+            <m:r>
+              <w:rPr>
+                <w:rFonts w:ascii="Cambria Math" w:eastAsiaTheme="minorEastAsia" w:hAnsi="Cambria Math"/>
+              </w:rPr>
+              <m:t>t</m:t>
+            </m:r>
+          </m:sub>
+          <m:sup>
+            <m:d>
+              <m:dPr>
+                <m:ctrlPr>
+                  <w:rPr>
+                    <w:rFonts w:ascii="Cambria Math" w:eastAsiaTheme="minorEastAsia" w:hAnsi="Cambria Math"/>
+                    <w:i/>
+                  </w:rPr>
+                </m:ctrlPr>
+              </m:dPr>
+              <m:e>
+                <m:r>
+                  <w:rPr>
+                    <w:rFonts w:ascii="Cambria Math" w:eastAsiaTheme="minorEastAsia" w:hAnsi="Cambria Math"/>
+                  </w:rPr>
+                  <m:t>0</m:t>
+                </m:r>
+              </m:e>
+            </m:d>
+          </m:sup>
+        </m:sSubSup>
+      </m:oMath>
+      <w:r>
+        <w:rPr>
+          <w:rFonts w:eastAsiaTheme="minorEastAsia"/>
+        </w:rPr>
+        <w:t xml:space="preserve"> – decontextualized initial embedding; we have </w:t>
+      </w:r>
+      <m:oMath>
+        <m:sSubSup>
+          <m:sSubSupPr>
+            <m:ctrlPr>
+              <w:rPr>
+                <w:rFonts w:ascii="Cambria Math" w:eastAsiaTheme="minorEastAsia" w:hAnsi="Cambria Math"/>
+                <w:i/>
+              </w:rPr>
+            </m:ctrlPr>
+          </m:sSubSupPr>
+          <m:e>
+            <m:r>
+              <w:rPr>
+                <w:rFonts w:ascii="Cambria Math" w:eastAsiaTheme="minorEastAsia" w:hAnsi="Cambria Math"/>
+              </w:rPr>
+              <m:t>h</m:t>
+            </m:r>
+          </m:e>
+          <m:sub>
+            <m:r>
+              <w:rPr>
+                <w:rFonts w:ascii="Cambria Math" w:eastAsiaTheme="minorEastAsia" w:hAnsi="Cambria Math"/>
+              </w:rPr>
+              <m:t>t</m:t>
+            </m:r>
+          </m:sub>
+          <m:sup>
+            <m:d>
+              <m:dPr>
+                <m:ctrlPr>
+                  <w:rPr>
+                    <w:rFonts w:ascii="Cambria Math" w:eastAsiaTheme="minorEastAsia" w:hAnsi="Cambria Math"/>
+                    <w:i/>
+                  </w:rPr>
+                </m:ctrlPr>
+              </m:dPr>
+              <m:e>
+                <m:r>
+                  <w:rPr>
+                    <w:rFonts w:ascii="Cambria Math" w:eastAsiaTheme="minorEastAsia" w:hAnsi="Cambria Math"/>
+                  </w:rPr>
+                  <m:t>0</m:t>
+                </m:r>
+              </m:e>
+            </m:d>
+          </m:sup>
+        </m:sSubSup>
+        <m:r>
+          <w:rPr>
+            <w:rFonts w:ascii="Cambria Math" w:eastAsiaTheme="minorEastAsia" w:hAnsi="Cambria Math"/>
+          </w:rPr>
+          <m:t>=TE</m:t>
+        </m:r>
+        <m:d>
+          <m:dPr>
+            <m:ctrlPr>
+              <w:rPr>
+                <w:rFonts w:ascii="Cambria Math" w:eastAsiaTheme="minorEastAsia" w:hAnsi="Cambria Math"/>
+                <w:i/>
+              </w:rPr>
+            </m:ctrlPr>
+          </m:dPr>
+          <m:e>
+            <m:sSub>
+              <m:sSubPr>
+                <m:ctrlPr>
+                  <w:rPr>
+                    <w:rFonts w:ascii="Cambria Math" w:eastAsiaTheme="minorEastAsia" w:hAnsi="Cambria Math"/>
+                    <w:i/>
+                  </w:rPr>
+                </m:ctrlPr>
+              </m:sSubPr>
+              <m:e>
+                <m:r>
+                  <w:rPr>
+                    <w:rFonts w:ascii="Cambria Math" w:eastAsiaTheme="minorEastAsia" w:hAnsi="Cambria Math"/>
+                  </w:rPr>
+                  <m:t>x</m:t>
+                </m:r>
+              </m:e>
+              <m:sub>
+                <m:r>
+                  <w:rPr>
+                    <w:rFonts w:ascii="Cambria Math" w:eastAsiaTheme="minorEastAsia" w:hAnsi="Cambria Math"/>
+                  </w:rPr>
+                  <m:t>t</m:t>
+                </m:r>
+              </m:sub>
+            </m:sSub>
+          </m:e>
+        </m:d>
+        <m:r>
+          <w:rPr>
+            <w:rFonts w:ascii="Cambria Math" w:eastAsiaTheme="minorEastAsia" w:hAnsi="Cambria Math"/>
+          </w:rPr>
+          <m:t>+PE</m:t>
+        </m:r>
+        <m:d>
+          <m:dPr>
+            <m:ctrlPr>
+              <w:rPr>
+                <w:rFonts w:ascii="Cambria Math" w:eastAsiaTheme="minorEastAsia" w:hAnsi="Cambria Math"/>
+                <w:i/>
+              </w:rPr>
+            </m:ctrlPr>
+          </m:dPr>
+          <m:e>
+            <m:r>
+              <w:rPr>
+                <w:rFonts w:ascii="Cambria Math" w:eastAsiaTheme="minorEastAsia" w:hAnsi="Cambria Math"/>
+              </w:rPr>
+              <m:t>t</m:t>
+            </m:r>
+          </m:e>
+        </m:d>
+        <m:r>
+          <w:rPr>
+            <w:rStyle w:val="FootnoteReference"/>
+            <w:rFonts w:ascii="Cambria Math" w:eastAsiaTheme="minorEastAsia" w:hAnsi="Cambria Math"/>
+            <w:i/>
+          </w:rPr>
+          <w:footnoteReference w:id="2"/>
+        </m:r>
+      </m:oMath>
+      <w:r>
+        <w:rPr>
+          <w:rFonts w:eastAsiaTheme="minorEastAsia"/>
+        </w:rPr>
+        <w:t xml:space="preserve">; in code – </w:t>
+      </w:r>
+      <w:r>
+        <w:rPr>
+          <w:rFonts w:ascii="Consolas" w:eastAsiaTheme="minorEastAsia" w:hAnsi="Consolas" w:cs="Consolas"/>
+          <w:color w:val="C00000"/>
+          <w:sz w:val="17"/>
+          <w:szCs w:val="17"/>
+        </w:rPr>
+        <w:t>emb</w:t>
+      </w:r>
+      <w:r>
+        <w:rPr>
+          <w:rFonts w:eastAsiaTheme="minorEastAsia"/>
+        </w:rPr>
+        <w:t xml:space="preserve">. Shape: </w:t>
+      </w:r>
+      <m:oMath>
+        <m:d>
+          <m:dPr>
+            <m:ctrlPr>
+              <w:rPr>
+                <w:rFonts w:ascii="Cambria Math" w:eastAsiaTheme="minorEastAsia" w:hAnsi="Cambria Math"/>
+                <w:i/>
+              </w:rPr>
+            </m:ctrlPr>
+          </m:dPr>
+          <m:e>
+            <m:r>
+              <w:rPr>
+                <w:rFonts w:ascii="Cambria Math" w:eastAsiaTheme="minorEastAsia" w:hAnsi="Cambria Math"/>
+              </w:rPr>
+              <m:t>B,T,d</m:t>
+            </m:r>
+          </m:e>
+        </m:d>
+      </m:oMath>
+    </w:p>
+    <w:p>
+      <m:oMath>
+        <m:sSubSup>
+          <m:sSubSupPr>
+            <m:ctrlPr>
+              <w:rPr>
+                <w:rFonts w:ascii="Cambria Math" w:eastAsiaTheme="minorEastAsia" w:hAnsi="Cambria Math"/>
+                <w:i/>
+              </w:rPr>
+            </m:ctrlPr>
+          </m:sSubSupPr>
+          <m:e>
+            <m:r>
+              <w:rPr>
+                <w:rFonts w:ascii="Cambria Math" w:eastAsiaTheme="minorEastAsia" w:hAnsi="Cambria Math"/>
+              </w:rPr>
+              <m:t>h</m:t>
+            </m:r>
+          </m:e>
+          <m:sub>
+            <m:r>
+              <w:rPr>
+                <w:rFonts w:ascii="Cambria Math" w:eastAsiaTheme="minorEastAsia" w:hAnsi="Cambria Math"/>
+              </w:rPr>
+              <m:t>t</m:t>
+            </m:r>
+          </m:sub>
+          <m:sup>
+            <m:d>
+              <m:dPr>
+                <m:ctrlPr>
+                  <w:rPr>
+                    <w:rFonts w:ascii="Cambria Math" w:eastAsiaTheme="minorEastAsia" w:hAnsi="Cambria Math"/>
+                    <w:i/>
+                  </w:rPr>
+                </m:ctrlPr>
+              </m:dPr>
+              <m:e>
+                <m:r>
+                  <m:rPr>
+                    <m:scr m:val="script"/>
+                  </m:rPr>
+                  <w:rPr>
+                    <w:rFonts w:ascii="Cambria Math" w:eastAsiaTheme="minorEastAsia" w:hAnsi="Cambria Math"/>
+                  </w:rPr>
+                  <m:t>l</m:t>
+                </m:r>
+              </m:e>
+            </m:d>
+          </m:sup>
+        </m:sSubSup>
+      </m:oMath>
+      <w:r>
+        <w:rPr>
+          <w:rFonts w:eastAsiaTheme="minorEastAsia"/>
+        </w:rPr>
+        <w:t xml:space="preserve"> - hidden state at integration step </w:t>
+      </w:r>
+      <m:oMath>
+        <m:r>
+          <m:rPr>
+            <m:scr m:val="script"/>
+          </m:rPr>
+          <w:rPr>
+            <w:rFonts w:ascii="Cambria Math" w:eastAsiaTheme="minorEastAsia" w:hAnsi="Cambria Math"/>
+          </w:rPr>
+          <m:t>l∈</m:t>
+        </m:r>
+        <m:r>
+          <w:rPr>
+            <w:rFonts w:ascii="Cambria Math" w:eastAsiaTheme="minorEastAsia" w:hAnsi="Cambria Math"/>
+          </w:rPr>
+          <m:t>0,…,L</m:t>
+        </m:r>
+      </m:oMath>
+      <w:r>
+        <w:rPr>
+          <w:rFonts w:eastAsiaTheme="minorEastAsia"/>
+        </w:rPr>
+        <w:t xml:space="preserve">. Sometimes we drop the subscript </w:t>
+      </w:r>
+      <m:oMath>
+        <m:r>
+          <w:rPr>
+            <w:rFonts w:ascii="Cambria Math" w:eastAsiaTheme="minorEastAsia" w:hAnsi="Cambria Math"/>
+          </w:rPr>
+          <m:t>t</m:t>
+        </m:r>
+      </m:oMath>
+      <w:r>
+        <w:rPr>
+          <w:rFonts w:eastAsiaTheme="minorEastAsia"/>
+        </w:rPr>
+        <w:t xml:space="preserve"> - </w:t>
+      </w:r>
+      <m:oMath>
+        <m:sSub>
+          <m:sSubPr>
+            <m:ctrlPr>
+              <w:rPr>
+                <w:rFonts w:ascii="Cambria Math" w:eastAsiaTheme="minorEastAsia" w:hAnsi="Cambria Math"/>
+                <w:i/>
+              </w:rPr>
+            </m:ctrlPr>
+          </m:sSubPr>
+          <m:e>
+            <m:r>
+              <w:rPr>
+                <w:rFonts w:ascii="Cambria Math" w:eastAsiaTheme="minorEastAsia" w:hAnsi="Cambria Math"/>
+              </w:rPr>
+              <m:t>h</m:t>
+            </m:r>
+          </m:e>
+          <m:sub>
+            <m:r>
+              <m:rPr>
+                <m:scr m:val="script"/>
+              </m:rPr>
+              <w:rPr>
+                <w:rFonts w:ascii="Cambria Math" w:eastAsiaTheme="minorEastAsia" w:hAnsi="Cambria Math"/>
+              </w:rPr>
+              <m:t>l</m:t>
+            </m:r>
+          </m:sub>
+        </m:sSub>
+      </m:oMath>
+      <w:r>
+        <w:rPr>
+          <w:rFonts w:eastAsiaTheme="minorEastAsia"/>
+        </w:rPr>
+        <w:t xml:space="preserve">. Each </w:t>
+      </w:r>
+      <m:oMath>
+        <m:sSub>
+          <m:sSubPr>
+            <m:ctrlPr>
+              <w:rPr>
+                <w:rFonts w:ascii="Cambria Math" w:eastAsiaTheme="minorEastAsia" w:hAnsi="Cambria Math"/>
+                <w:i/>
+              </w:rPr>
+            </m:ctrlPr>
+          </m:sSubPr>
+          <m:e>
+            <m:r>
+              <w:rPr>
+                <w:rFonts w:ascii="Cambria Math" w:eastAsiaTheme="minorEastAsia" w:hAnsi="Cambria Math"/>
+              </w:rPr>
+              <m:t>h</m:t>
+            </m:r>
+          </m:e>
+          <m:sub>
+            <m:r>
+              <m:rPr>
+                <m:scr m:val="script"/>
+              </m:rPr>
+              <w:rPr>
+                <w:rFonts w:ascii="Cambria Math" w:eastAsiaTheme="minorEastAsia" w:hAnsi="Cambria Math"/>
+              </w:rPr>
+              <m:t>l</m:t>
+            </m:r>
+          </m:sub>
+        </m:sSub>
+      </m:oMath>
+      <w:r>
+        <w:rPr>
+          <w:rFonts w:eastAsiaTheme="minorEastAsia"/>
+        </w:rPr>
+        <w:t xml:space="preserve"> is a position in semantic space (</w:t>
+      </w:r>
+      <m:oMath>
+        <m:sSup>
+          <m:sSupPr>
+            <m:ctrlPr>
+              <w:rPr>
+                <w:rFonts w:ascii="Cambria Math" w:eastAsiaTheme="minorEastAsia" w:hAnsi="Cambria Math"/>
+                <w:i/>
+              </w:rPr>
+            </m:ctrlPr>
+          </m:sSupPr>
+          <m:e>
+            <m:r>
+              <m:rPr>
+                <m:scr m:val="double-struck"/>
+              </m:rPr>
+              <w:rPr>
+                <w:rFonts w:ascii="Cambria Math" w:eastAsiaTheme="minorEastAsia" w:hAnsi="Cambria Math"/>
+              </w:rPr>
+              <m:t>R</m:t>
+            </m:r>
+          </m:e>
+          <m:sup>
+            <m:r>
+              <w:rPr>
+                <w:rFonts w:ascii="Cambria Math" w:eastAsiaTheme="minorEastAsia" w:hAnsi="Cambria Math"/>
+              </w:rPr>
+              <m:t>d</m:t>
+            </m:r>
+          </m:sup>
+        </m:sSup>
+      </m:oMath>
+      <w:r>
+        <w:rPr>
+          <w:rFonts w:eastAsiaTheme="minorEastAsia"/>
+        </w:rPr>
+        <w:t xml:space="preserve">). In code – </w:t>
+      </w:r>
+      <w:r>
+        <w:rPr>
+          <w:rFonts w:ascii="Consolas" w:eastAsiaTheme="minorEastAsia" w:hAnsi="Consolas" w:cs="Consolas"/>
+          <w:color w:val="C00000"/>
+        </w:rPr>
+        <w:t>h</w:t>
+      </w:r>
+      <w:r>
+        <w:rPr>
+          <w:rFonts w:eastAsiaTheme="minorEastAsia"/>
+        </w:rPr>
+        <w:t xml:space="preserve">. Shape: </w:t>
+      </w:r>
+      <m:oMath>
+        <m:d>
+          <m:dPr>
+            <m:ctrlPr>
+              <w:rPr>
+                <w:rFonts w:ascii="Cambria Math" w:eastAsiaTheme="minorEastAsia" w:hAnsi="Cambria Math"/>
+                <w:i/>
+              </w:rPr>
+            </m:ctrlPr>
+          </m:dPr>
+          <m:e>
+            <m:r>
+              <w:rPr>
+                <w:rFonts w:ascii="Cambria Math" w:eastAsiaTheme="minorEastAsia" w:hAnsi="Cambria Math"/>
+              </w:rPr>
+              <m:t>B,T,d</m:t>
+            </m:r>
+          </m:e>
+        </m:d>
+      </m:oMath>
+    </w:p>
+    <w:p>
+      <m:oMath>
+        <m:sSub>
+          <m:sSubPr>
+            <m:ctrlPr>
+              <w:rPr>
+                <w:rFonts w:ascii="Cambria Math" w:eastAsiaTheme="minorEastAsia" w:hAnsi="Cambria Math"/>
+                <w:i/>
+              </w:rPr>
+            </m:ctrlPr>
+          </m:sSubPr>
+          <m:e>
+            <m:r>
+              <w:rPr>
+                <w:rFonts w:ascii="Cambria Math" w:eastAsiaTheme="minorEastAsia" w:hAnsi="Cambria Math"/>
+              </w:rPr>
+              <m:t>v</m:t>
+            </m:r>
+          </m:e>
+          <m:sub>
+            <m:r>
+              <m:rPr>
+                <m:scr m:val="script"/>
+              </m:rPr>
+              <w:rPr>
+                <w:rFonts w:ascii="Cambria Math" w:eastAsiaTheme="minorEastAsia" w:hAnsi="Cambria Math"/>
+              </w:rPr>
+              <m:t>l</m:t>
+            </m:r>
+          </m:sub>
+        </m:sSub>
+      </m:oMath>
+      <w:r>
+        <w:rPr>
+          <w:rFonts w:eastAsiaTheme="minorEastAsia"/>
+        </w:rPr>
+        <w:t xml:space="preserve"> - velocity at integration step </w:t>
+      </w:r>
+      <m:oMath>
+        <m:r>
+          <m:rPr>
+            <m:scr m:val="script"/>
+          </m:rPr>
+          <w:rPr>
+            <w:rFonts w:ascii="Cambria Math" w:eastAsiaTheme="minorEastAsia" w:hAnsi="Cambria Math"/>
+          </w:rPr>
+          <m:t>l∈</m:t>
+        </m:r>
+        <m:r>
+          <w:rPr>
+            <w:rFonts w:ascii="Cambria Math" w:eastAsiaTheme="minorEastAsia" w:hAnsi="Cambria Math"/>
+          </w:rPr>
+          <m:t>0,…,L</m:t>
+        </m:r>
+      </m:oMath>
+      <w:r>
+        <w:rPr>
+          <w:rFonts w:eastAsiaTheme="minorEastAsia"/>
+        </w:rPr>
+        <w:t xml:space="preserve">. </w:t>
+      </w:r>
+      <m:oMath>
+        <m:sSub>
+          <m:sSubPr>
+            <m:ctrlPr>
+              <w:rPr>
+                <w:rFonts w:ascii="Cambria Math" w:eastAsiaTheme="minorEastAsia" w:hAnsi="Cambria Math"/>
+                <w:i/>
+              </w:rPr>
+            </m:ctrlPr>
+          </m:sSubPr>
+          <m:e>
+            <m:r>
+              <w:rPr>
+                <w:rFonts w:ascii="Cambria Math" w:eastAsiaTheme="minorEastAsia" w:hAnsi="Cambria Math"/>
+              </w:rPr>
+              <m:t>v</m:t>
+            </m:r>
+          </m:e>
+          <m:sub>
+            <m:r>
+              <m:rPr>
+                <m:scr m:val="script"/>
+              </m:rPr>
+              <w:rPr>
+                <w:rFonts w:ascii="Cambria Math" w:eastAsiaTheme="minorEastAsia" w:hAnsi="Cambria Math"/>
+              </w:rPr>
+              <m:t>l</m:t>
+            </m:r>
+          </m:sub>
+        </m:sSub>
+        <m:r>
+          <w:rPr>
+            <w:rFonts w:ascii="Cambria Math" w:eastAsiaTheme="minorEastAsia" w:hAnsi="Cambria Math"/>
+          </w:rPr>
+          <m:t>≔</m:t>
+        </m:r>
+        <m:sSub>
+          <m:sSubPr>
+            <m:ctrlPr>
+              <w:rPr>
+                <w:rFonts w:ascii="Cambria Math" w:eastAsiaTheme="minorEastAsia" w:hAnsi="Cambria Math"/>
+                <w:i/>
+              </w:rPr>
+            </m:ctrlPr>
+          </m:sSubPr>
+          <m:e>
+            <m:r>
+              <w:rPr>
+                <w:rFonts w:ascii="Cambria Math" w:eastAsiaTheme="minorEastAsia" w:hAnsi="Cambria Math"/>
+              </w:rPr>
+              <m:t>h</m:t>
+            </m:r>
+          </m:e>
+          <m:sub>
+            <m:r>
+              <m:rPr>
+                <m:scr m:val="script"/>
+              </m:rPr>
+              <w:rPr>
+                <w:rFonts w:ascii="Cambria Math" w:eastAsiaTheme="minorEastAsia" w:hAnsi="Cambria Math"/>
+              </w:rPr>
+              <m:t>l</m:t>
+            </m:r>
+          </m:sub>
+        </m:sSub>
+        <m:r>
+          <w:rPr>
+            <w:rFonts w:ascii="Cambria Math" w:eastAsiaTheme="minorEastAsia" w:hAnsi="Cambria Math"/>
+          </w:rPr>
+          <m:t>-</m:t>
+        </m:r>
+        <m:sSub>
+          <m:sSubPr>
+            <m:ctrlPr>
+              <w:rPr>
+                <w:rFonts w:ascii="Cambria Math" w:eastAsiaTheme="minorEastAsia" w:hAnsi="Cambria Math"/>
+                <w:i/>
+              </w:rPr>
+            </m:ctrlPr>
+          </m:sSubPr>
+          <m:e>
+            <m:r>
+              <w:rPr>
+                <w:rFonts w:ascii="Cambria Math" w:eastAsiaTheme="minorEastAsia" w:hAnsi="Cambria Math"/>
+              </w:rPr>
+              <m:t>h</m:t>
+            </m:r>
+          </m:e>
+          <m:sub>
+            <m:r>
+              <m:rPr>
+                <m:scr m:val="script"/>
+              </m:rPr>
+              <w:rPr>
+                <w:rFonts w:ascii="Cambria Math" w:eastAsiaTheme="minorEastAsia" w:hAnsi="Cambria Math"/>
+              </w:rPr>
+              <m:t>l-</m:t>
+            </m:r>
+            <m:r>
+              <w:rPr>
+                <w:rFonts w:ascii="Cambria Math" w:eastAsiaTheme="minorEastAsia" w:hAnsi="Cambria Math"/>
+              </w:rPr>
+              <m:t>1</m:t>
+            </m:r>
+          </m:sub>
+        </m:sSub>
+      </m:oMath>
+      <w:r>
+        <w:rPr>
+          <w:rFonts w:eastAsiaTheme="minorEastAsia"/>
+        </w:rPr>
+        <w:t xml:space="preserve">; in code – </w:t>
+      </w:r>
+      <w:r>
+        <w:rPr>
+          <w:rFonts w:ascii="Consolas" w:eastAsiaTheme="minorEastAsia" w:hAnsi="Consolas" w:cs="Consolas"/>
+          <w:color w:val="C00000"/>
+        </w:rPr>
+        <w:t>v</w:t>
+      </w:r>
+      <w:r>
+        <w:rPr>
+          <w:rFonts w:eastAsiaTheme="minorEastAsia"/>
+        </w:rPr>
+        <w:t xml:space="preserve">. Shape:  </w:t>
+      </w:r>
+      <m:oMath>
+        <m:d>
+          <m:dPr>
+            <m:ctrlPr>
+              <w:rPr>
+                <w:rFonts w:ascii="Cambria Math" w:eastAsiaTheme="minorEastAsia" w:hAnsi="Cambria Math"/>
+                <w:i/>
+              </w:rPr>
+            </m:ctrlPr>
+          </m:dPr>
+          <m:e>
+            <m:r>
+              <w:rPr>
+                <w:rFonts w:ascii="Cambria Math" w:eastAsiaTheme="minorEastAsia" w:hAnsi="Cambria Math"/>
+              </w:rPr>
+              <m:t>B,T,d</m:t>
+            </m:r>
+          </m:e>
+        </m:d>
+      </m:oMath>
     </w:p>
     <w:p/>
     <w:p/>
@@ -99,7 +1438,7 @@
       <w:r>
         <w:t xml:space="preserve">folder: </w:t>
       </w:r>
-      <w:hyperlink r:id="rId4" w:history="1">
+      <w:hyperlink r:id="rId6" w:history="1">
         <w:r>
           <w:rPr>
             <w:rStyle w:val="Hyperlink"/>
@@ -1254,7 +2593,7 @@
                     <pic:cNvPicPr/>
                   </pic:nvPicPr>
                   <pic:blipFill>
-                    <a:blip r:embed="rId5">
+                    <a:blip r:embed="rId7">
                       <a:extLst>
                         <a:ext uri="{28A0092B-C50C-407E-A947-70E740481C1C}">
                           <a14:useLocalDpi xmlns:a14="http://schemas.microsoft.com/office/drawing/2010/main" val="0"/>
@@ -1301,7 +2640,7 @@
                     <pic:cNvPicPr/>
                   </pic:nvPicPr>
                   <pic:blipFill>
-                    <a:blip r:embed="rId6">
+                    <a:blip r:embed="rId8">
                       <a:extLst>
                         <a:ext uri="{28A0092B-C50C-407E-A947-70E740481C1C}">
                           <a14:useLocalDpi xmlns:a14="http://schemas.microsoft.com/office/drawing/2010/main" val="0"/>
@@ -1342,7 +2681,7 @@
       <w:r>
         <w:t xml:space="preserve">folder: </w:t>
       </w:r>
-      <w:hyperlink r:id="rId7" w:history="1">
+      <w:hyperlink r:id="rId9" w:history="1">
         <w:r>
           <w:rPr>
             <w:rStyle w:val="Hyperlink"/>
@@ -3676,7 +5015,7 @@
       <w:r>
         <w:t xml:space="preserve">] </w:t>
       </w:r>
-      <w:hyperlink r:id="rId8" w:history="1">
+      <w:hyperlink r:id="rId10" w:history="1">
         <w:r>
           <w:rPr>
             <w:rStyle w:val="Hyperlink"/>
@@ -3689,7 +5028,7 @@
       <w:r>
         <w:t xml:space="preserve">[2] </w:t>
       </w:r>
-      <w:hyperlink r:id="rId9" w:history="1">
+      <w:hyperlink r:id="rId11" w:history="1">
         <w:r>
           <w:rPr>
             <w:rStyle w:val="Hyperlink"/>
@@ -3702,7 +5041,7 @@
       <w:r>
         <w:t xml:space="preserve">[3] </w:t>
       </w:r>
-      <w:hyperlink r:id="rId10" w:history="1">
+      <w:hyperlink r:id="rId12" w:history="1">
         <w:r>
           <w:rPr>
             <w:rStyle w:val="Hyperlink"/>
@@ -3715,7 +5054,7 @@
       <w:r>
         <w:t xml:space="preserve">[4] </w:t>
       </w:r>
-      <w:hyperlink r:id="rId11" w:history="1">
+      <w:hyperlink r:id="rId13" w:history="1">
         <w:r>
           <w:rPr>
             <w:rStyle w:val="Hyperlink"/>
@@ -3728,7 +5067,7 @@
       <w:r>
         <w:t xml:space="preserve">[5] </w:t>
       </w:r>
-      <w:hyperlink r:id="rId12" w:history="1">
+      <w:hyperlink r:id="rId14" w:history="1">
         <w:r>
           <w:rPr>
             <w:rStyle w:val="Hyperlink"/>
@@ -3741,7 +5080,7 @@
       <w:r>
         <w:t xml:space="preserve">[6] </w:t>
       </w:r>
-      <w:hyperlink r:id="rId13" w:history="1">
+      <w:hyperlink r:id="rId15" w:history="1">
         <w:r>
           <w:rPr>
             <w:rStyle w:val="Hyperlink"/>
@@ -3754,7 +5093,7 @@
       <w:r>
         <w:t xml:space="preserve">[7] </w:t>
       </w:r>
-      <w:hyperlink r:id="rId14" w:history="1">
+      <w:hyperlink r:id="rId16" w:history="1">
         <w:r>
           <w:rPr>
             <w:rStyle w:val="Hyperlink"/>
@@ -3787,6 +5126,473 @@
     </w:sectPr>
   </w:body>
 </w:document>
+</file>
+
+<file path=word/endnotes.xml><?xml version="1.0" encoding="utf-8"?>
+<w:endnotes xmlns:wpc="http://schemas.microsoft.com/office/word/2010/wordprocessingCanvas" xmlns:cx="http://schemas.microsoft.com/office/drawing/2014/chartex" xmlns:cx1="http://schemas.microsoft.com/office/drawing/2015/9/8/chartex" xmlns:cx2="http://schemas.microsoft.com/office/drawing/2015/10/21/chartex" xmlns:cx3="http://schemas.microsoft.com/office/drawing/2016/5/9/chartex" xmlns:cx4="http://schemas.microsoft.com/office/drawing/2016/5/10/chartex" xmlns:cx5="http://schemas.microsoft.com/office/drawing/2016/5/11/chartex" xmlns:cx6="http://schemas.microsoft.com/office/drawing/2016/5/12/chartex" xmlns:cx7="http://schemas.microsoft.com/office/drawing/2016/5/13/chartex" xmlns:cx8="http://schemas.microsoft.com/office/drawing/2016/5/14/chartex" xmlns:mc="http://schemas.openxmlformats.org/markup-compatibility/2006" xmlns:aink="http://schemas.microsoft.com/office/drawing/2016/ink" xmlns:am3d="http://schemas.microsoft.com/office/drawing/2017/model3d" xmlns:o="urn:schemas-microsoft-com:office:office" xmlns:oel="http://schemas.microsoft.com/office/2019/extlst" xmlns:r="http://schemas.openxmlformats.org/officeDocument/2006/relationships" xmlns:m="http://schemas.openxmlformats.org/officeDocument/2006/math" xmlns:v="urn:schemas-microsoft-com:vml" xmlns:wp14="http://schemas.microsoft.com/office/word/2010/wordprocessingDrawing" xmlns:wp="http://schemas.openxmlformats.org/drawingml/2006/wordprocessingDrawing" xmlns:w10="urn:schemas-microsoft-com:office:word" xmlns:w="http://schemas.openxmlformats.org/wordprocessingml/2006/main" xmlns:w14="http://schemas.microsoft.com/office/word/2010/wordml" xmlns:w15="http://schemas.microsoft.com/office/word/2012/wordml" xmlns:w16cex="http://schemas.microsoft.com/office/word/2018/wordml/cex" xmlns:w16cid="http://schemas.microsoft.com/office/word/2016/wordml/cid" xmlns:w16="http://schemas.microsoft.com/office/word/2018/wordml" xmlns:w16sdtdh="http://schemas.microsoft.com/office/word/2020/wordml/sdtdatahash" xmlns:w16se="http://schemas.microsoft.com/office/word/2015/wordml/symex" xmlns:wpg="http://schemas.microsoft.com/office/word/2010/wordprocessingGroup" xmlns:wpi="http://schemas.microsoft.com/office/word/2010/wordprocessingInk" xmlns:wne="http://schemas.microsoft.com/office/word/2006/wordml" xmlns:wps="http://schemas.microsoft.com/office/word/2010/wordprocessingShape" mc:Ignorable="w14 w15 w16se w16cid w16 w16cex w16sdtdh wp14">
+  <w:endnote w:type="separator" w:id="-1">
+    <w:p>
+      <w:r>
+        <w:separator/>
+      </w:r>
+    </w:p>
+  </w:endnote>
+  <w:endnote w:type="continuationSeparator" w:id="0">
+    <w:p>
+      <w:r>
+        <w:continuationSeparator/>
+      </w:r>
+    </w:p>
+  </w:endnote>
+</w:endnotes>
+</file>
+
+<file path=word/footnotes.xml><?xml version="1.0" encoding="utf-8"?>
+<w:footnotes xmlns:wpc="http://schemas.microsoft.com/office/word/2010/wordprocessingCanvas" xmlns:cx="http://schemas.microsoft.com/office/drawing/2014/chartex" xmlns:cx1="http://schemas.microsoft.com/office/drawing/2015/9/8/chartex" xmlns:cx2="http://schemas.microsoft.com/office/drawing/2015/10/21/chartex" xmlns:cx3="http://schemas.microsoft.com/office/drawing/2016/5/9/chartex" xmlns:cx4="http://schemas.microsoft.com/office/drawing/2016/5/10/chartex" xmlns:cx5="http://schemas.microsoft.com/office/drawing/2016/5/11/chartex" xmlns:cx6="http://schemas.microsoft.com/office/drawing/2016/5/12/chartex" xmlns:cx7="http://schemas.microsoft.com/office/drawing/2016/5/13/chartex" xmlns:cx8="http://schemas.microsoft.com/office/drawing/2016/5/14/chartex" xmlns:mc="http://schemas.openxmlformats.org/markup-compatibility/2006" xmlns:aink="http://schemas.microsoft.com/office/drawing/2016/ink" xmlns:am3d="http://schemas.microsoft.com/office/drawing/2017/model3d" xmlns:o="urn:schemas-microsoft-com:office:office" xmlns:oel="http://schemas.microsoft.com/office/2019/extlst" xmlns:r="http://schemas.openxmlformats.org/officeDocument/2006/relationships" xmlns:m="http://schemas.openxmlformats.org/officeDocument/2006/math" xmlns:v="urn:schemas-microsoft-com:vml" xmlns:wp14="http://schemas.microsoft.com/office/word/2010/wordprocessingDrawing" xmlns:wp="http://schemas.openxmlformats.org/drawingml/2006/wordprocessingDrawing" xmlns:w10="urn:schemas-microsoft-com:office:word" xmlns:w="http://schemas.openxmlformats.org/wordprocessingml/2006/main" xmlns:w14="http://schemas.microsoft.com/office/word/2010/wordml" xmlns:w15="http://schemas.microsoft.com/office/word/2012/wordml" xmlns:w16cex="http://schemas.microsoft.com/office/word/2018/wordml/cex" xmlns:w16cid="http://schemas.microsoft.com/office/word/2016/wordml/cid" xmlns:w16="http://schemas.microsoft.com/office/word/2018/wordml" xmlns:w16sdtdh="http://schemas.microsoft.com/office/word/2020/wordml/sdtdatahash" xmlns:w16se="http://schemas.microsoft.com/office/word/2015/wordml/symex" xmlns:wpg="http://schemas.microsoft.com/office/word/2010/wordprocessingGroup" xmlns:wpi="http://schemas.microsoft.com/office/word/2010/wordprocessingInk" xmlns:wne="http://schemas.microsoft.com/office/word/2006/wordml" xmlns:wps="http://schemas.microsoft.com/office/word/2010/wordprocessingShape" mc:Ignorable="w14 w15 w16se w16cid w16 w16cex w16sdtdh wp14">
+  <w:footnote w:type="separator" w:id="-1">
+    <w:p>
+      <w:r>
+        <w:separator/>
+      </w:r>
+    </w:p>
+  </w:footnote>
+  <w:footnote w:type="continuationSeparator" w:id="0">
+    <w:p>
+      <w:r>
+        <w:continuationSeparator/>
+      </w:r>
+    </w:p>
+  </w:footnote>
+  <w:footnote w:id="1">
+    <w:p>
+      <w:pPr>
+        <w:pStyle w:val="FootnoteText"/>
+      </w:pPr>
+      <w:r>
+        <w:rPr>
+          <w:rStyle w:val="FootnoteReference"/>
+        </w:rPr>
+        <w:footnoteRef/>
+      </w:r>
+      <w:r>
+        <w:t xml:space="preserve"> In the classic (GPT-2-style) transformer architectures we have two separate embedding/encoding tables – </w:t>
+      </w:r>
+      <w:r>
+        <w:rPr>
+          <w:b/>
+          <w:bCs/>
+        </w:rPr>
+        <w:t>a)</w:t>
+      </w:r>
+      <w:r>
+        <w:t xml:space="preserve"> </w:t>
+      </w:r>
+      <w:r>
+        <w:rPr>
+          <w:i/>
+          <w:iCs/>
+        </w:rPr>
+        <w:t>token embeddings</w:t>
+      </w:r>
+      <w:r>
+        <w:t xml:space="preserve"> (</w:t>
+      </w:r>
+      <m:oMath>
+        <m:r>
+          <w:rPr>
+            <w:rFonts w:ascii="Cambria Math" w:hAnsi="Cambria Math"/>
+          </w:rPr>
+          <m:t>TE</m:t>
+        </m:r>
+      </m:oMath>
+      <w:r>
+        <w:rPr>
+          <w:rFonts w:eastAsiaTheme="minorEastAsia"/>
+        </w:rPr>
+        <w:t>)</w:t>
+      </w:r>
+      <w:r>
+        <w:t xml:space="preserve"> with shape </w:t>
+      </w:r>
+      <m:oMath>
+        <m:d>
+          <m:dPr>
+            <m:ctrlPr>
+              <w:rPr>
+                <w:rFonts w:ascii="Cambria Math" w:hAnsi="Cambria Math"/>
+                <w:i/>
+              </w:rPr>
+            </m:ctrlPr>
+          </m:dPr>
+          <m:e>
+            <m:r>
+              <w:rPr>
+                <w:rFonts w:ascii="Cambria Math" w:hAnsi="Cambria Math"/>
+              </w:rPr>
+              <m:t>V,d</m:t>
+            </m:r>
+          </m:e>
+        </m:d>
+      </m:oMath>
+      <w:r>
+        <w:rPr>
+          <w:rFonts w:eastAsiaTheme="minorEastAsia"/>
+        </w:rPr>
+        <w:t>, indexed by token ID (</w:t>
+      </w:r>
+      <m:oMath>
+        <m:r>
+          <m:rPr>
+            <m:sty m:val="p"/>
+          </m:rPr>
+          <w:rPr>
+            <w:rFonts w:ascii="Cambria Math" w:eastAsiaTheme="minorEastAsia" w:hAnsi="Cambria Math"/>
+          </w:rPr>
+          <m:t>to</m:t>
+        </m:r>
+        <m:sSub>
+          <m:sSubPr>
+            <m:ctrlPr>
+              <w:rPr>
+                <w:rFonts w:ascii="Cambria Math" w:eastAsiaTheme="minorEastAsia" w:hAnsi="Cambria Math"/>
+                <w:iCs/>
+              </w:rPr>
+            </m:ctrlPr>
+          </m:sSubPr>
+          <m:e>
+            <m:r>
+              <m:rPr>
+                <m:sty m:val="p"/>
+              </m:rPr>
+              <w:rPr>
+                <w:rFonts w:ascii="Cambria Math" w:eastAsiaTheme="minorEastAsia" w:hAnsi="Cambria Math"/>
+              </w:rPr>
+              <m:t>k</m:t>
+            </m:r>
+          </m:e>
+          <m:sub>
+            <m:r>
+              <m:rPr>
+                <m:sty m:val="p"/>
+              </m:rPr>
+              <w:rPr>
+                <w:rFonts w:ascii="Cambria Math" w:eastAsiaTheme="minorEastAsia" w:hAnsi="Cambria Math"/>
+              </w:rPr>
+              <m:t>i</m:t>
+            </m:r>
+          </m:sub>
+        </m:sSub>
+      </m:oMath>
+      <w:r>
+        <w:rPr>
+          <w:rFonts w:eastAsiaTheme="minorEastAsia"/>
+        </w:rPr>
+        <w:t xml:space="preserve">) which encode </w:t>
+      </w:r>
+      <w:r>
+        <w:rPr>
+          <w:rFonts w:eastAsiaTheme="minorEastAsia"/>
+          <w:i/>
+          <w:iCs/>
+        </w:rPr>
+        <w:t>what</w:t>
+      </w:r>
+      <w:r>
+        <w:rPr>
+          <w:rFonts w:eastAsiaTheme="minorEastAsia"/>
+        </w:rPr>
+        <w:t xml:space="preserve"> the symbol is, </w:t>
+      </w:r>
+      <w:r>
+        <w:rPr>
+          <w:rFonts w:eastAsiaTheme="minorEastAsia"/>
+          <w:b/>
+          <w:bCs/>
+        </w:rPr>
+        <w:t>b)</w:t>
+      </w:r>
+      <w:r>
+        <w:rPr>
+          <w:rFonts w:eastAsiaTheme="minorEastAsia"/>
+        </w:rPr>
+        <w:t xml:space="preserve"> </w:t>
+      </w:r>
+      <w:r>
+        <w:rPr>
+          <w:rFonts w:eastAsiaTheme="minorEastAsia"/>
+          <w:i/>
+          <w:iCs/>
+        </w:rPr>
+        <w:t xml:space="preserve">positional </w:t>
+      </w:r>
+      <w:r>
+        <w:rPr>
+          <w:rFonts w:eastAsiaTheme="minorEastAsia"/>
+          <w:i/>
+          <w:iCs/>
+        </w:rPr>
+        <w:t>encoding</w:t>
+      </w:r>
+      <w:r>
+        <w:rPr>
+          <w:rFonts w:eastAsiaTheme="minorEastAsia"/>
+          <w:i/>
+          <w:iCs/>
+        </w:rPr>
+        <w:t>s</w:t>
+      </w:r>
+      <w:r>
+        <w:rPr>
+          <w:rFonts w:eastAsiaTheme="minorEastAsia"/>
+        </w:rPr>
+        <w:t xml:space="preserve"> (</w:t>
+      </w:r>
+      <m:oMath>
+        <m:r>
+          <w:rPr>
+            <w:rFonts w:ascii="Cambria Math" w:eastAsiaTheme="minorEastAsia" w:hAnsi="Cambria Math"/>
+          </w:rPr>
+          <m:t>PE</m:t>
+        </m:r>
+      </m:oMath>
+      <w:r>
+        <w:rPr>
+          <w:rFonts w:eastAsiaTheme="minorEastAsia"/>
+        </w:rPr>
+        <w:t xml:space="preserve">) with shape </w:t>
+      </w:r>
+      <m:oMath>
+        <m:d>
+          <m:dPr>
+            <m:ctrlPr>
+              <w:rPr>
+                <w:rFonts w:ascii="Cambria Math" w:hAnsi="Cambria Math"/>
+                <w:i/>
+              </w:rPr>
+            </m:ctrlPr>
+          </m:dPr>
+          <m:e>
+            <m:r>
+              <w:rPr>
+                <w:rFonts w:ascii="Cambria Math" w:hAnsi="Cambria Math"/>
+              </w:rPr>
+              <m:t>T,d</m:t>
+            </m:r>
+          </m:e>
+        </m:d>
+      </m:oMath>
+      <w:r>
+        <w:rPr>
+          <w:rFonts w:eastAsiaTheme="minorEastAsia"/>
+        </w:rPr>
+        <w:t xml:space="preserve">, indexed by position </w:t>
+      </w:r>
+      <m:oMath>
+        <m:r>
+          <w:rPr>
+            <w:rFonts w:ascii="Cambria Math" w:eastAsiaTheme="minorEastAsia" w:hAnsi="Cambria Math"/>
+          </w:rPr>
+          <m:t>0...T-1</m:t>
+        </m:r>
+      </m:oMath>
+      <w:r>
+        <w:rPr>
+          <w:rFonts w:eastAsiaTheme="minorEastAsia"/>
+        </w:rPr>
+        <w:t xml:space="preserve"> which encode </w:t>
+      </w:r>
+      <w:r>
+        <w:rPr>
+          <w:rFonts w:eastAsiaTheme="minorEastAsia"/>
+          <w:i/>
+          <w:iCs/>
+        </w:rPr>
+        <w:t>where</w:t>
+      </w:r>
+      <w:r>
+        <w:rPr>
+          <w:rFonts w:eastAsiaTheme="minorEastAsia"/>
+        </w:rPr>
+        <w:t xml:space="preserve"> in the sequence a slot sits. At the input layer </w:t>
+      </w:r>
+      <w:r>
+        <w:rPr>
+          <w:rFonts w:eastAsiaTheme="minorEastAsia"/>
+          <w:b/>
+          <w:bCs/>
+        </w:rPr>
+        <w:t>a)</w:t>
+      </w:r>
+      <w:r>
+        <w:rPr>
+          <w:rFonts w:eastAsiaTheme="minorEastAsia"/>
+        </w:rPr>
+        <w:t xml:space="preserve"> and </w:t>
+      </w:r>
+      <w:r>
+        <w:rPr>
+          <w:rFonts w:eastAsiaTheme="minorEastAsia"/>
+          <w:b/>
+          <w:bCs/>
+        </w:rPr>
+        <w:t>b)</w:t>
+      </w:r>
+      <w:r>
+        <w:rPr>
+          <w:rFonts w:eastAsiaTheme="minorEastAsia"/>
+        </w:rPr>
+        <w:t xml:space="preserve"> are combined additively: </w:t>
+      </w:r>
+      <m:oMath>
+        <m:sSub>
+          <m:sSubPr>
+            <m:ctrlPr>
+              <w:rPr>
+                <w:rFonts w:ascii="Cambria Math" w:eastAsiaTheme="minorEastAsia" w:hAnsi="Cambria Math"/>
+                <w:i/>
+              </w:rPr>
+            </m:ctrlPr>
+          </m:sSubPr>
+          <m:e>
+            <m:r>
+              <w:rPr>
+                <w:rFonts w:ascii="Cambria Math" w:eastAsiaTheme="minorEastAsia" w:hAnsi="Cambria Math"/>
+              </w:rPr>
+              <m:t>x</m:t>
+            </m:r>
+          </m:e>
+          <m:sub>
+            <m:r>
+              <w:rPr>
+                <w:rFonts w:ascii="Cambria Math" w:eastAsiaTheme="minorEastAsia" w:hAnsi="Cambria Math"/>
+              </w:rPr>
+              <m:t>i</m:t>
+            </m:r>
+          </m:sub>
+        </m:sSub>
+        <m:r>
+          <w:rPr>
+            <w:rFonts w:ascii="Cambria Math" w:eastAsiaTheme="minorEastAsia" w:hAnsi="Cambria Math"/>
+          </w:rPr>
+          <m:t>=TE</m:t>
+        </m:r>
+        <m:d>
+          <m:dPr>
+            <m:begChr m:val="["/>
+            <m:endChr m:val="]"/>
+            <m:ctrlPr>
+              <w:rPr>
+                <w:rFonts w:ascii="Cambria Math" w:eastAsiaTheme="minorEastAsia" w:hAnsi="Cambria Math"/>
+                <w:i/>
+              </w:rPr>
+            </m:ctrlPr>
+          </m:dPr>
+          <m:e>
+            <m:sSub>
+              <m:sSubPr>
+                <m:ctrlPr>
+                  <w:rPr>
+                    <w:rFonts w:ascii="Cambria Math" w:eastAsiaTheme="minorEastAsia" w:hAnsi="Cambria Math"/>
+                    <w:i/>
+                  </w:rPr>
+                </m:ctrlPr>
+              </m:sSubPr>
+              <m:e>
+                <m:r>
+                  <m:rPr>
+                    <m:sty m:val="p"/>
+                  </m:rPr>
+                  <w:rPr>
+                    <w:rFonts w:ascii="Cambria Math" w:eastAsiaTheme="minorEastAsia" w:hAnsi="Cambria Math"/>
+                  </w:rPr>
+                  <m:t>tok</m:t>
+                </m:r>
+              </m:e>
+              <m:sub>
+                <m:r>
+                  <w:rPr>
+                    <w:rFonts w:ascii="Cambria Math" w:eastAsiaTheme="minorEastAsia" w:hAnsi="Cambria Math"/>
+                  </w:rPr>
+                  <m:t>i</m:t>
+                </m:r>
+              </m:sub>
+            </m:sSub>
+          </m:e>
+        </m:d>
+        <m:r>
+          <w:rPr>
+            <w:rFonts w:ascii="Cambria Math" w:eastAsiaTheme="minorEastAsia" w:hAnsi="Cambria Math"/>
+          </w:rPr>
+          <m:t>+PE</m:t>
+        </m:r>
+        <m:d>
+          <m:dPr>
+            <m:begChr m:val="["/>
+            <m:endChr m:val="]"/>
+            <m:ctrlPr>
+              <w:rPr>
+                <w:rFonts w:ascii="Cambria Math" w:eastAsiaTheme="minorEastAsia" w:hAnsi="Cambria Math"/>
+                <w:i/>
+              </w:rPr>
+            </m:ctrlPr>
+          </m:dPr>
+          <m:e>
+            <m:r>
+              <w:rPr>
+                <w:rFonts w:ascii="Cambria Math" w:eastAsiaTheme="minorEastAsia" w:hAnsi="Cambria Math"/>
+              </w:rPr>
+              <m:t>i</m:t>
+            </m:r>
+          </m:e>
+        </m:d>
+        <m:r>
+          <w:rPr>
+            <w:rFonts w:ascii="Cambria Math" w:eastAsiaTheme="minorEastAsia" w:hAnsi="Cambria Math"/>
+          </w:rPr>
+          <m:t>, i=0,…,n-1, n≤T</m:t>
+        </m:r>
+      </m:oMath>
+    </w:p>
+  </w:footnote>
+  <w:footnote w:id="2">
+    <w:p>
+      <w:pPr>
+        <w:pStyle w:val="FootnoteText"/>
+      </w:pPr>
+      <w:r>
+        <w:rPr>
+          <w:rStyle w:val="FootnoteReference"/>
+        </w:rPr>
+        <w:footnoteRef/>
+      </w:r>
+      <w:r>
+        <w:t xml:space="preserve"> as with the previous footnote </w:t>
+      </w:r>
+      <m:oMath>
+        <m:r>
+          <w:rPr>
+            <w:rFonts w:ascii="Cambria Math" w:hAnsi="Cambria Math"/>
+          </w:rPr>
+          <m:t>TE</m:t>
+        </m:r>
+      </m:oMath>
+      <w:r>
+        <w:t xml:space="preserve"> denotes token embedding and </w:t>
+      </w:r>
+      <m:oMath>
+        <m:r>
+          <w:rPr>
+            <w:rFonts w:ascii="Cambria Math" w:hAnsi="Cambria Math"/>
+          </w:rPr>
+          <m:t>PE</m:t>
+        </m:r>
+      </m:oMath>
+      <w:r>
+        <w:t xml:space="preserve"> denotes positional encoding</w:t>
+      </w:r>
+    </w:p>
+  </w:footnote>
+</w:footnotes>
 </file>
 
 <file path=word/styles.xml><?xml version="1.0" encoding="utf-8"?>
@@ -4732,6 +6538,43 @@
       <w:color w:val="666666"/>
     </w:rPr>
   </w:style>
+  <w:style w:type="paragraph" w:styleId="FootnoteText">
+    <w:name w:val="footnote text"/>
+    <w:basedOn w:val="Normal"/>
+    <w:link w:val="FootnoteTextChar"/>
+    <w:uiPriority w:val="99"/>
+    <w:semiHidden/>
+    <w:unhideWhenUsed/>
+    <w:rsid w:val="0054380E"/>
+    <w:rPr>
+      <w:rFonts w:asciiTheme="minorHAnsi" w:hAnsiTheme="minorHAnsi"/>
+      <w:sz w:val="20"/>
+      <w:szCs w:val="20"/>
+    </w:rPr>
+  </w:style>
+  <w:style w:type="character" w:customStyle="1" w:styleId="FootnoteTextChar">
+    <w:name w:val="Footnote Text Char"/>
+    <w:basedOn w:val="DefaultParagraphFont"/>
+    <w:link w:val="FootnoteText"/>
+    <w:uiPriority w:val="99"/>
+    <w:semiHidden/>
+    <w:rsid w:val="0054380E"/>
+    <w:rPr>
+      <w:sz w:val="20"/>
+      <w:szCs w:val="20"/>
+    </w:rPr>
+  </w:style>
+  <w:style w:type="character" w:styleId="FootnoteReference">
+    <w:name w:val="footnote reference"/>
+    <w:basedOn w:val="DefaultParagraphFont"/>
+    <w:uiPriority w:val="99"/>
+    <w:semiHidden/>
+    <w:unhideWhenUsed/>
+    <w:rsid w:val="0054380E"/>
+    <w:rPr>
+      <w:vertAlign w:val="superscript"/>
+    </w:rPr>
+  </w:style>
 </w:styles>
 </file>
 
